--- a/lab02_classes/МАПЗ-ЛР-2-ВТ-23-2-Камінський.docx
+++ b/lab02_classes/МАПЗ-ЛР-2-ВТ-23-2-Камінський.docx
@@ -217,7 +217,7 @@
           <w:i w:val="0"/>
           <w:sz w:val="28"/>
         </w:rPr>
-        <w:t>Перевірив: ____________________</w:t>
+        <w:t>Перевірив: Власенко О.В.</w:t>
       </w:r>
     </w:p>
     <w:p>

--- a/lab02_classes/МАПЗ-ЛР-2-ВТ-23-2-Камінський.docx
+++ b/lab02_classes/МАПЗ-ЛР-2-ВТ-23-2-Камінський.docx
@@ -374,7 +374,7 @@
         <w:rPr>
           <w:sz w:val="28"/>
         </w:rPr>
-        <w:t xml:space="preserve">Предметна область спільна для всіх чотирьох лабораторних робіт курсу й для курсової роботи, і збігається з темою дипломної роботи. Межі моделі, прийняті в ЛР1, діють без змін: відеоплатформа розглядається одна — YouTube, а джерело субтитрів заховане за інтерфейсом </w:t>
+        <w:t xml:space="preserve">Предметна область спільна для всіх лабораторних робіт курсу й для курсової роботи, і збігається з темою дипломної роботи. Межі моделі, прийняті в ЛР1, діють без змін: відеоплатформа розглядається одна — YouTube, а джерело субтитрів заховане за інтерфейсом </w:t>
       </w:r>
       <w:r>
         <w:rPr>
@@ -3840,7 +3840,7 @@
         <w:rPr>
           <w:sz w:val="28"/>
         </w:rPr>
-        <w:t xml:space="preserve"> (по 3 атрибути й 2–3 методи), найповніші — </w:t>
+        <w:t xml:space="preserve"> (по 3 атрибути й 2–3 методи), найповніші за атрибутами — </w:t>
       </w:r>
       <w:r>
         <w:rPr>
@@ -3853,6 +3853,19 @@
         <w:rPr>
           <w:sz w:val="28"/>
         </w:rPr>
+        <w:t xml:space="preserve">, </w:t>
+      </w:r>
+      <w:r>
+        <w:rPr>
+          <w:rFonts w:ascii="Courier New" w:hAnsi="Courier New"/>
+          <w:sz w:val="22"/>
+        </w:rPr>
+        <w:t>Транскрипт</w:t>
+      </w:r>
+      <w:r>
+        <w:rPr>
+          <w:sz w:val="28"/>
+        </w:rPr>
         <w:t xml:space="preserve"> і </w:t>
       </w:r>
       <w:r>
@@ -3860,13 +3873,26 @@
           <w:rFonts w:ascii="Courier New" w:hAnsi="Courier New"/>
           <w:sz w:val="22"/>
         </w:rPr>
-        <w:t>Транскрипт</w:t>
+        <w:t>РоботаРозпізнавання</w:t>
       </w:r>
       <w:r>
         <w:rPr>
           <w:sz w:val="28"/>
         </w:rPr>
-        <w:t xml:space="preserve"> (по 7 атрибутів і 3 методи). Два інтерфейси атрибутів не мають за означенням — вони оголошують лише операції (6 і 4 відповідно).</w:t>
+        <w:t xml:space="preserve"> (по 7), найповніший за операціями — </w:t>
+      </w:r>
+      <w:r>
+        <w:rPr>
+          <w:rFonts w:ascii="Courier New" w:hAnsi="Courier New"/>
+          <w:sz w:val="22"/>
+        </w:rPr>
+        <w:t>ЗбереженеСлово</w:t>
+      </w:r>
+      <w:r>
+        <w:rPr>
+          <w:sz w:val="28"/>
+        </w:rPr>
+        <w:t xml:space="preserve"> (7 методів). Усього на діаграмі 106 атрибутів і 73 методи. Два інтерфейси атрибутів не мають за означенням — вони оголошують лише операції (6 і 4 відповідно).</w:t>
       </w:r>
     </w:p>
     <w:p>
@@ -4870,7 +4896,7 @@
                 <w:b w:val="0"/>
                 <w:sz w:val="22"/>
               </w:rPr>
-              <w:t>нова, вчиться, повторення, перевчається</w:t>
+              <w:t>нова, вчиться, повторення, перевчається, відкладена</w:t>
             </w:r>
           </w:p>
         </w:tc>
@@ -5132,6 +5158,62 @@
                 <w:b w:val="0"/>
                 <w:sz w:val="22"/>
               </w:rPr>
+              <w:t>`РезультатВправи`</w:t>
+            </w:r>
+          </w:p>
+        </w:tc>
+        <w:tc>
+          <w:tcPr>
+            <w:tcW w:type="dxa" w:w="3324"/>
+          </w:tcPr>
+          <w:p>
+            <w:pPr>
+              <w:jc w:val="center"/>
+            </w:pPr>
+            <w:r/>
+            <w:r>
+              <w:rPr>
+                <w:b w:val="0"/>
+                <w:sz w:val="22"/>
+              </w:rPr>
+              <w:t>успішний, невдалий</w:t>
+            </w:r>
+          </w:p>
+        </w:tc>
+        <w:tc>
+          <w:tcPr>
+            <w:tcW w:type="dxa" w:w="3324"/>
+          </w:tcPr>
+          <w:p>
+            <w:pPr>
+              <w:jc w:val="center"/>
+            </w:pPr>
+            <w:r/>
+            <w:r>
+              <w:rPr>
+                <w:b w:val="0"/>
+                <w:sz w:val="22"/>
+              </w:rPr>
+              <w:t>`СтанПовторення.застосуватиВідповідь()`</w:t>
+            </w:r>
+          </w:p>
+        </w:tc>
+      </w:tr>
+      <w:tr>
+        <w:tc>
+          <w:tcPr>
+            <w:tcW w:type="dxa" w:w="3324"/>
+          </w:tcPr>
+          <w:p>
+            <w:pPr>
+              <w:jc w:val="center"/>
+            </w:pPr>
+            <w:r/>
+            <w:r>
+              <w:rPr>
+                <w:b w:val="0"/>
+                <w:sz w:val="22"/>
+              </w:rPr>
               <w:t>`ФорматСубтитрівEnum`</w:t>
             </w:r>
           </w:p>
@@ -5250,53 +5332,169 @@
       </w:pPr>
       <w:r>
         <w:rPr>
+          <w:sz w:val="28"/>
+        </w:rPr>
+        <w:t xml:space="preserve">Два значення в таблиці виділено </w:t>
+      </w:r>
+      <w:r>
+        <w:rPr>
           <w:b/>
           <w:sz w:val="28"/>
         </w:rPr>
-        <w:t>Висновок:</w:t>
+        <w:t>напівжирним</w:t>
       </w:r>
       <w:r>
         <w:rPr>
           <w:sz w:val="28"/>
         </w:rPr>
-        <w:t xml:space="preserve"> усі 21 клас діаграми мають щонайменше 3 атрибути й 2 методи, видимість проставлено за трьома явними правилами, а єдиний захищений атрибут </w:t>
+        <w:t xml:space="preserve">: вони додані за результатами Лабораторних робіт №5 і №6 і в первісній редакції цієї роботи відсутні. Значення </w:t>
       </w:r>
       <w:r>
         <w:rPr>
           <w:rFonts w:ascii="Courier New" w:hAnsi="Courier New"/>
           <w:sz w:val="22"/>
         </w:rPr>
-        <w:t>Матеріал.id</w:t>
+        <w:t>відкладена</w:t>
       </w:r>
       <w:r>
         <w:rPr>
           <w:sz w:val="28"/>
         </w:rPr>
-        <w:t xml:space="preserve"> показує, навіщо модифікатор </w:t>
+        <w:t xml:space="preserve"> в </w:t>
       </w:r>
       <w:r>
         <w:rPr>
           <w:rFonts w:ascii="Courier New" w:hAnsi="Courier New"/>
           <w:sz w:val="22"/>
         </w:rPr>
-        <w:t>#</w:t>
+        <w:t>СтанEnum</w:t>
       </w:r>
       <w:r>
         <w:rPr>
           <w:sz w:val="28"/>
         </w:rPr>
-        <w:t xml:space="preserve"> взагалі існує.</w:t>
-      </w:r>
-    </w:p>
-    <w:p>
-      <w:pPr>
-        <w:spacing w:before="240" w:after="120"/>
+        <w:t xml:space="preserve"> знадобилося тому, що діаграма станів ЛР5 зробила відкладання картки окремим підстаном її життєвого циклу, а атрибут </w:t>
+      </w:r>
+      <w:r>
+        <w:rPr>
+          <w:rFonts w:ascii="Courier New" w:hAnsi="Courier New"/>
+          <w:sz w:val="22"/>
+        </w:rPr>
+        <w:t>СтанПовторення.стан</w:t>
+      </w:r>
+      <w:r>
+        <w:rPr>
+          <w:sz w:val="28"/>
+        </w:rPr>
+        <w:t xml:space="preserve"> мусить уміти зберігати й це значення. Перелічуваний тип </w:t>
+      </w:r>
+      <w:r>
+        <w:rPr>
+          <w:rFonts w:ascii="Courier New" w:hAnsi="Courier New"/>
+          <w:sz w:val="22"/>
+        </w:rPr>
+        <w:t>РезультатВправи</w:t>
+      </w:r>
+      <w:r>
+        <w:rPr>
+          <w:sz w:val="28"/>
+        </w:rPr>
+        <w:t xml:space="preserve"> у первісній редакції фігурував лише як тип параметра </w:t>
+      </w:r>
+      <w:r>
+        <w:rPr>
+          <w:rFonts w:ascii="Courier New" w:hAnsi="Courier New"/>
+          <w:sz w:val="22"/>
+        </w:rPr>
+        <w:t>застосуватиВідповідь(результат: РезультатВправи)</w:t>
+      </w:r>
+      <w:r>
+        <w:rPr>
+          <w:sz w:val="28"/>
+        </w:rPr>
+        <w:t xml:space="preserve">, і склад його значень не було розкрито; охоронні умови </w:t>
+      </w:r>
+      <w:r>
+        <w:rPr>
+          <w:rFonts w:ascii="Courier New" w:hAnsi="Courier New"/>
+          <w:sz w:val="22"/>
+        </w:rPr>
+        <w:t>[результат.успішний]</w:t>
+      </w:r>
+      <w:r>
+        <w:rPr>
+          <w:sz w:val="28"/>
+        </w:rPr>
+        <w:t xml:space="preserve"> і </w:t>
+      </w:r>
+      <w:r>
+        <w:rPr>
+          <w:rFonts w:ascii="Courier New" w:hAnsi="Courier New"/>
+          <w:sz w:val="22"/>
+        </w:rPr>
+        <w:t>[не результат.успішний]</w:t>
+      </w:r>
+      <w:r>
+        <w:rPr>
+          <w:sz w:val="28"/>
+        </w:rPr>
+        <w:t xml:space="preserve"> на восьми переходах ЛР5 читаються саме як порівняння з цими двома значеннями. Підстави обох доповнень зведено в Розділі 9.</w:t>
+      </w:r>
+    </w:p>
+    <w:p>
+      <w:pPr>
+        <w:spacing w:after="120"/>
+        <w:jc w:val="both"/>
       </w:pPr>
       <w:r>
         <w:rPr>
           <w:b/>
           <w:sz w:val="28"/>
         </w:rPr>
+        <w:t>Висновок:</w:t>
+      </w:r>
+      <w:r>
+        <w:rPr>
+          <w:sz w:val="28"/>
+        </w:rPr>
+        <w:t xml:space="preserve"> усі 21 клас діаграми мають щонайменше 3 атрибути й 2 методи, видимість проставлено за трьома явними правилами, а єдиний захищений атрибут </w:t>
+      </w:r>
+      <w:r>
+        <w:rPr>
+          <w:rFonts w:ascii="Courier New" w:hAnsi="Courier New"/>
+          <w:sz w:val="22"/>
+        </w:rPr>
+        <w:t>Матеріал.id</w:t>
+      </w:r>
+      <w:r>
+        <w:rPr>
+          <w:sz w:val="28"/>
+        </w:rPr>
+        <w:t xml:space="preserve"> показує, навіщо модифікатор </w:t>
+      </w:r>
+      <w:r>
+        <w:rPr>
+          <w:rFonts w:ascii="Courier New" w:hAnsi="Courier New"/>
+          <w:sz w:val="22"/>
+        </w:rPr>
+        <w:t>#</w:t>
+      </w:r>
+      <w:r>
+        <w:rPr>
+          <w:sz w:val="28"/>
+        </w:rPr>
+        <w:t xml:space="preserve"> взагалі існує.</w:t>
+      </w:r>
+    </w:p>
+    <w:p>
+      <w:pPr>
+        <w:spacing w:before="240" w:after="120"/>
+      </w:pPr>
+      <w:r>
+        <w:rPr>
+          <w:b/>
+          <w:sz w:val="28"/>
+        </w:rPr>
         <w:t>Розділ 4. Повна діаграма класів</w:t>
       </w:r>
     </w:p>
@@ -5347,7 +5545,7 @@
         <w:rPr>
           <w:sz w:val="28"/>
         </w:rPr>
-        <w:t xml:space="preserve"> із розділу 1.2 методички: 9 композицій, 2 агрегації, 7 асоціацій з явною множинністю, 2 узагальнення й 2 реалізації інтерфейсу, а також 3 залежності — разом 25 звʼязків.</w:t>
+        <w:t xml:space="preserve"> із розділу 1.2 методички: 9 композицій, 2 агрегації, 7 асоціацій з явною множинністю, 2 узагальнення й 2 реалізації інтерфейсу, а також 4 залежності — разом 26 звʼязків.</w:t>
       </w:r>
     </w:p>
     <w:p>
@@ -7063,7 +7261,7 @@
           <w:rFonts w:ascii="Courier New" w:hAnsi="Courier New"/>
           <w:sz w:val="17"/>
         </w:rPr>
-        <w:t xml:space="preserve">    + озвучити(акцент: АкцентEnum): Audio</w:t>
+        <w:t xml:space="preserve">    + {static} створити(слово: String, переклад: String, контекст: String, моваДжерела: КодМови, моваЦілі: КодМови): ЗбереженеСлово</w:t>
       </w:r>
     </w:p>
     <w:p>
@@ -7076,7 +7274,7 @@
           <w:rFonts w:ascii="Courier New" w:hAnsi="Courier New"/>
           <w:sz w:val="17"/>
         </w:rPr>
-        <w:t xml:space="preserve">    + схожіЗаЗмістом(n: Int): List&lt;ЗбереженеСлово&gt;</w:t>
+        <w:t xml:space="preserve">    + озвучити(акцент: АкцентEnum): Audio</w:t>
       </w:r>
     </w:p>
     <w:p>
@@ -7089,7 +7287,7 @@
           <w:rFonts w:ascii="Courier New" w:hAnsi="Courier New"/>
           <w:sz w:val="17"/>
         </w:rPr>
-        <w:t xml:space="preserve">    + прикріпитиДоТеми(тема: ТемаСловника): void</w:t>
+        <w:t xml:space="preserve">    + схожіЗаЗмістом(n: Int): List&lt;ЗбереженеСлово&gt;</w:t>
       </w:r>
     </w:p>
     <w:p>
@@ -7102,7 +7300,7 @@
           <w:rFonts w:ascii="Courier New" w:hAnsi="Courier New"/>
           <w:sz w:val="17"/>
         </w:rPr>
-        <w:t xml:space="preserve">  }</w:t>
+        <w:t xml:space="preserve">    + прикріпитиДоТеми(тема: ТемаСловника): void</w:t>
       </w:r>
     </w:p>
     <w:p>
@@ -7115,7 +7313,7 @@
           <w:rFonts w:ascii="Courier New" w:hAnsi="Courier New"/>
           <w:sz w:val="17"/>
         </w:rPr>
-        <w:t xml:space="preserve"> </w:t>
+        <w:t xml:space="preserve">    + зарахуватиДоЗнайомих(): ВідомеСлово</w:t>
       </w:r>
     </w:p>
     <w:p>
@@ -7128,7 +7326,7 @@
           <w:rFonts w:ascii="Courier New" w:hAnsi="Courier New"/>
           <w:sz w:val="17"/>
         </w:rPr>
-        <w:t xml:space="preserve">  class ТемаСловника {</w:t>
+        <w:t xml:space="preserve">    + позначитиВідомим(): ВідомеСлово</w:t>
       </w:r>
     </w:p>
     <w:p>
@@ -7141,7 +7339,7 @@
           <w:rFonts w:ascii="Courier New" w:hAnsi="Courier New"/>
           <w:sz w:val="17"/>
         </w:rPr>
-        <w:t xml:space="preserve">    - id: UUID</w:t>
+        <w:t xml:space="preserve">    + видалити(): void</w:t>
       </w:r>
     </w:p>
     <w:p>
@@ -7154,7 +7352,7 @@
           <w:rFonts w:ascii="Courier New" w:hAnsi="Courier New"/>
           <w:sz w:val="17"/>
         </w:rPr>
-        <w:t xml:space="preserve">    + назва: String</w:t>
+        <w:t xml:space="preserve">  }</w:t>
       </w:r>
     </w:p>
     <w:p>
@@ -7167,7 +7365,7 @@
           <w:rFonts w:ascii="Courier New" w:hAnsi="Courier New"/>
           <w:sz w:val="17"/>
         </w:rPr>
-        <w:t xml:space="preserve">    + піктограма: String</w:t>
+        <w:t xml:space="preserve"> </w:t>
       </w:r>
     </w:p>
     <w:p>
@@ -7180,7 +7378,7 @@
           <w:rFonts w:ascii="Courier New" w:hAnsi="Courier New"/>
           <w:sz w:val="17"/>
         </w:rPr>
-        <w:t xml:space="preserve">    + службова: Boolean</w:t>
+        <w:t xml:space="preserve">  class ТемаСловника {</w:t>
       </w:r>
     </w:p>
     <w:p>
@@ -7193,7 +7391,7 @@
           <w:rFonts w:ascii="Courier New" w:hAnsi="Courier New"/>
           <w:sz w:val="17"/>
         </w:rPr>
-        <w:t xml:space="preserve">    - відкрита: DateTime</w:t>
+        <w:t xml:space="preserve">    - id: UUID</w:t>
       </w:r>
     </w:p>
     <w:p>
@@ -7206,7 +7404,7 @@
           <w:rFonts w:ascii="Courier New" w:hAnsi="Courier New"/>
           <w:sz w:val="17"/>
         </w:rPr>
-        <w:t xml:space="preserve">    + прогрес(): Real</w:t>
+        <w:t xml:space="preserve">    + назва: String</w:t>
       </w:r>
     </w:p>
     <w:p>
@@ -7219,7 +7417,7 @@
           <w:rFonts w:ascii="Courier New" w:hAnsi="Courier New"/>
           <w:sz w:val="17"/>
         </w:rPr>
-        <w:t xml:space="preserve">    + нові(): Int</w:t>
+        <w:t xml:space="preserve">    + піктограма: String</w:t>
       </w:r>
     </w:p>
     <w:p>
@@ -7232,7 +7430,7 @@
           <w:rFonts w:ascii="Courier New" w:hAnsi="Courier New"/>
           <w:sz w:val="17"/>
         </w:rPr>
-        <w:t xml:space="preserve">    + перейменувати(назва: String): void</w:t>
+        <w:t xml:space="preserve">    + службова: Boolean</w:t>
       </w:r>
     </w:p>
     <w:p>
@@ -7245,7 +7443,7 @@
           <w:rFonts w:ascii="Courier New" w:hAnsi="Courier New"/>
           <w:sz w:val="17"/>
         </w:rPr>
-        <w:t xml:space="preserve">  }</w:t>
+        <w:t xml:space="preserve">    - відкрита: DateTime</w:t>
       </w:r>
     </w:p>
     <w:p>
@@ -7258,7 +7456,7 @@
           <w:rFonts w:ascii="Courier New" w:hAnsi="Courier New"/>
           <w:sz w:val="17"/>
         </w:rPr>
-        <w:t xml:space="preserve"> </w:t>
+        <w:t xml:space="preserve">    + прогрес(): Real</w:t>
       </w:r>
     </w:p>
     <w:p>
@@ -7271,7 +7469,7 @@
           <w:rFonts w:ascii="Courier New" w:hAnsi="Courier New"/>
           <w:sz w:val="17"/>
         </w:rPr>
-        <w:t xml:space="preserve">  class ВідомеСлово {</w:t>
+        <w:t xml:space="preserve">    + нові(): Int</w:t>
       </w:r>
     </w:p>
     <w:p>
@@ -7284,7 +7482,7 @@
           <w:rFonts w:ascii="Courier New" w:hAnsi="Courier New"/>
           <w:sz w:val="17"/>
         </w:rPr>
-        <w:t xml:space="preserve">    - id: UUID</w:t>
+        <w:t xml:space="preserve">    + перейменувати(назва: String): void</w:t>
       </w:r>
     </w:p>
     <w:p>
@@ -7297,7 +7495,7 @@
           <w:rFonts w:ascii="Courier New" w:hAnsi="Courier New"/>
           <w:sz w:val="17"/>
         </w:rPr>
-        <w:t xml:space="preserve">    + слово: String</w:t>
+        <w:t xml:space="preserve">  }</w:t>
       </w:r>
     </w:p>
     <w:p>
@@ -7310,7 +7508,7 @@
           <w:rFonts w:ascii="Courier New" w:hAnsi="Courier New"/>
           <w:sz w:val="17"/>
         </w:rPr>
-        <w:t xml:space="preserve">    + мова: КодМови</w:t>
+        <w:t xml:space="preserve"> </w:t>
       </w:r>
     </w:p>
     <w:p>
@@ -7323,7 +7521,7 @@
           <w:rFonts w:ascii="Courier New" w:hAnsi="Courier New"/>
           <w:sz w:val="17"/>
         </w:rPr>
-        <w:t xml:space="preserve">    + походження: ПоходженняEnum</w:t>
+        <w:t xml:space="preserve">  class ВідомеСлово {</w:t>
       </w:r>
     </w:p>
     <w:p>
@@ -7336,7 +7534,7 @@
           <w:rFonts w:ascii="Courier New" w:hAnsi="Courier New"/>
           <w:sz w:val="17"/>
         </w:rPr>
-        <w:t xml:space="preserve">    - додано: DateTime</w:t>
+        <w:t xml:space="preserve">    - id: UUID</w:t>
       </w:r>
     </w:p>
     <w:p>
@@ -7349,7 +7547,7 @@
           <w:rFonts w:ascii="Courier New" w:hAnsi="Courier New"/>
           <w:sz w:val="17"/>
         </w:rPr>
-        <w:t xml:space="preserve">    + скасувати(): void</w:t>
+        <w:t xml:space="preserve">    + слово: String</w:t>
       </w:r>
     </w:p>
     <w:p>
@@ -7362,7 +7560,7 @@
           <w:rFonts w:ascii="Courier New" w:hAnsi="Courier New"/>
           <w:sz w:val="17"/>
         </w:rPr>
-        <w:t xml:space="preserve">    + виведене(): Boolean</w:t>
+        <w:t xml:space="preserve">    + мова: КодМови</w:t>
       </w:r>
     </w:p>
     <w:p>
@@ -7375,7 +7573,7 @@
           <w:rFonts w:ascii="Courier New" w:hAnsi="Courier New"/>
           <w:sz w:val="17"/>
         </w:rPr>
-        <w:t xml:space="preserve">  }</w:t>
+        <w:t xml:space="preserve">    + походження: ПоходженняEnum</w:t>
       </w:r>
     </w:p>
     <w:p>
@@ -7388,7 +7586,7 @@
           <w:rFonts w:ascii="Courier New" w:hAnsi="Courier New"/>
           <w:sz w:val="17"/>
         </w:rPr>
-        <w:t xml:space="preserve"> </w:t>
+        <w:t xml:space="preserve">    - додано: DateTime</w:t>
       </w:r>
     </w:p>
     <w:p>
@@ -7401,7 +7599,7 @@
           <w:rFonts w:ascii="Courier New" w:hAnsi="Courier New"/>
           <w:sz w:val="17"/>
         </w:rPr>
-        <w:t xml:space="preserve">  class СтанПовторення {</w:t>
+        <w:t xml:space="preserve">    + скасувати(): void</w:t>
       </w:r>
     </w:p>
     <w:p>
@@ -7414,7 +7612,7 @@
           <w:rFonts w:ascii="Courier New" w:hAnsi="Courier New"/>
           <w:sz w:val="17"/>
         </w:rPr>
-        <w:t xml:space="preserve">    - id: UUID</w:t>
+        <w:t xml:space="preserve">    + виведене(): Boolean</w:t>
       </w:r>
     </w:p>
     <w:p>
@@ -7427,7 +7625,7 @@
           <w:rFonts w:ascii="Courier New" w:hAnsi="Courier New"/>
           <w:sz w:val="17"/>
         </w:rPr>
-        <w:t xml:space="preserve">    + наступне: DateTime</w:t>
+        <w:t xml:space="preserve">  }</w:t>
       </w:r>
     </w:p>
     <w:p>
@@ -7440,7 +7638,7 @@
           <w:rFonts w:ascii="Courier New" w:hAnsi="Courier New"/>
           <w:sz w:val="17"/>
         </w:rPr>
-        <w:t xml:space="preserve">    + стабільність: Real</w:t>
+        <w:t xml:space="preserve"> </w:t>
       </w:r>
     </w:p>
     <w:p>
@@ -7453,7 +7651,7 @@
           <w:rFonts w:ascii="Courier New" w:hAnsi="Courier New"/>
           <w:sz w:val="17"/>
         </w:rPr>
-        <w:t xml:space="preserve">    + складність: Real</w:t>
+        <w:t xml:space="preserve">  class СтанПовторення {</w:t>
       </w:r>
     </w:p>
     <w:p>
@@ -7466,7 +7664,7 @@
           <w:rFonts w:ascii="Courier New" w:hAnsi="Courier New"/>
           <w:sz w:val="17"/>
         </w:rPr>
-        <w:t xml:space="preserve">    + повторень: Int</w:t>
+        <w:t xml:space="preserve">    - id: UUID</w:t>
       </w:r>
     </w:p>
     <w:p>
@@ -7479,7 +7677,7 @@
           <w:rFonts w:ascii="Courier New" w:hAnsi="Courier New"/>
           <w:sz w:val="17"/>
         </w:rPr>
-        <w:t xml:space="preserve">    + стан: СтанEnum</w:t>
+        <w:t xml:space="preserve">    + наступне: DateTime</w:t>
       </w:r>
     </w:p>
     <w:p>
@@ -7492,7 +7690,7 @@
           <w:rFonts w:ascii="Courier New" w:hAnsi="Courier New"/>
           <w:sz w:val="17"/>
         </w:rPr>
-        <w:t xml:space="preserve">    + застосуватиВідповідь(результат: РезультатВправи): void</w:t>
+        <w:t xml:space="preserve">    + стабільність: Real</w:t>
       </w:r>
     </w:p>
     <w:p>
@@ -7505,7 +7703,7 @@
           <w:rFonts w:ascii="Courier New" w:hAnsi="Courier New"/>
           <w:sz w:val="17"/>
         </w:rPr>
-        <w:t xml:space="preserve">    + прострочене(): Boolean</w:t>
+        <w:t xml:space="preserve">    + складність: Real</w:t>
       </w:r>
     </w:p>
     <w:p>
@@ -7518,7 +7716,7 @@
           <w:rFonts w:ascii="Courier New" w:hAnsi="Courier New"/>
           <w:sz w:val="17"/>
         </w:rPr>
-        <w:t xml:space="preserve">    + наступнийІнтервал(): Duration</w:t>
+        <w:t xml:space="preserve">    + повторень: Int</w:t>
       </w:r>
     </w:p>
     <w:p>
@@ -7531,7 +7729,7 @@
           <w:rFonts w:ascii="Courier New" w:hAnsi="Courier New"/>
           <w:sz w:val="17"/>
         </w:rPr>
-        <w:t xml:space="preserve">  }</w:t>
+        <w:t xml:space="preserve">    + стан: СтанEnum</w:t>
       </w:r>
     </w:p>
     <w:p>
@@ -7544,7 +7742,7 @@
           <w:rFonts w:ascii="Courier New" w:hAnsi="Courier New"/>
           <w:sz w:val="17"/>
         </w:rPr>
-        <w:t xml:space="preserve"> </w:t>
+        <w:t xml:space="preserve">    + застосуватиВідповідь(результат: РезультатВправи): void</w:t>
       </w:r>
     </w:p>
     <w:p>
@@ -7557,7 +7755,7 @@
           <w:rFonts w:ascii="Courier New" w:hAnsi="Courier New"/>
           <w:sz w:val="17"/>
         </w:rPr>
-        <w:t xml:space="preserve">  class ОцінкаРівня {</w:t>
+        <w:t xml:space="preserve">    + прострочене(): Boolean</w:t>
       </w:r>
     </w:p>
     <w:p>
@@ -7570,7 +7768,7 @@
           <w:rFonts w:ascii="Courier New" w:hAnsi="Courier New"/>
           <w:sz w:val="17"/>
         </w:rPr>
-        <w:t xml:space="preserve">    - id: UUID</w:t>
+        <w:t xml:space="preserve">    + наступнийІнтервал(): Duration</w:t>
       </w:r>
     </w:p>
     <w:p>
@@ -7583,7 +7781,7 @@
           <w:rFonts w:ascii="Courier New" w:hAnsi="Courier New"/>
           <w:sz w:val="17"/>
         </w:rPr>
-        <w:t xml:space="preserve">    + мова: КодМови</w:t>
+        <w:t xml:space="preserve">    + короткийКрок(): Duration</w:t>
       </w:r>
     </w:p>
     <w:p>
@@ -7596,7 +7794,7 @@
           <w:rFonts w:ascii="Courier New" w:hAnsi="Courier New"/>
           <w:sz w:val="17"/>
         </w:rPr>
-        <w:t xml:space="preserve">    + обсягСловника: Int</w:t>
+        <w:t xml:space="preserve">    + відкласти(): void</w:t>
       </w:r>
     </w:p>
     <w:p>
@@ -7609,7 +7807,7 @@
           <w:rFonts w:ascii="Courier New" w:hAnsi="Courier New"/>
           <w:sz w:val="17"/>
         </w:rPr>
-        <w:t xml:space="preserve">    + cefr: String</w:t>
+        <w:t xml:space="preserve">    + продовжити(): void</w:t>
       </w:r>
     </w:p>
     <w:p>
@@ -7622,7 +7820,7 @@
           <w:rFonts w:ascii="Courier New" w:hAnsi="Courier New"/>
           <w:sz w:val="17"/>
         </w:rPr>
-        <w:t xml:space="preserve">    - пройдено: DateTime</w:t>
+        <w:t xml:space="preserve">  }</w:t>
       </w:r>
     </w:p>
     <w:p>
@@ -7635,7 +7833,7 @@
           <w:rFonts w:ascii="Courier New" w:hAnsi="Courier New"/>
           <w:sz w:val="17"/>
         </w:rPr>
-        <w:t xml:space="preserve">    + похибка(): Int</w:t>
+        <w:t xml:space="preserve"> </w:t>
       </w:r>
     </w:p>
     <w:p>
@@ -7648,7 +7846,7 @@
           <w:rFonts w:ascii="Courier New" w:hAnsi="Courier New"/>
           <w:sz w:val="17"/>
         </w:rPr>
-        <w:t xml:space="preserve">    + виведеніВідомі(корпус: ЧастотнийКорпус): List&lt;String&gt;</w:t>
+        <w:t xml:space="preserve">  class ОцінкаРівня {</w:t>
       </w:r>
     </w:p>
     <w:p>
@@ -7661,7 +7859,7 @@
           <w:rFonts w:ascii="Courier New" w:hAnsi="Courier New"/>
           <w:sz w:val="17"/>
         </w:rPr>
-        <w:t xml:space="preserve">    + динаміка(): Delta</w:t>
+        <w:t xml:space="preserve">    - id: UUID</w:t>
       </w:r>
     </w:p>
     <w:p>
@@ -7674,7 +7872,7 @@
           <w:rFonts w:ascii="Courier New" w:hAnsi="Courier New"/>
           <w:sz w:val="17"/>
         </w:rPr>
-        <w:t xml:space="preserve">  }</w:t>
+        <w:t xml:space="preserve">    + мова: КодМови</w:t>
       </w:r>
     </w:p>
     <w:p>
@@ -7687,7 +7885,7 @@
           <w:rFonts w:ascii="Courier New" w:hAnsi="Courier New"/>
           <w:sz w:val="17"/>
         </w:rPr>
-        <w:t>}</w:t>
+        <w:t xml:space="preserve">    + обсягСловника: Int</w:t>
       </w:r>
     </w:p>
     <w:p>
@@ -7700,7 +7898,7 @@
           <w:rFonts w:ascii="Courier New" w:hAnsi="Courier New"/>
           <w:sz w:val="17"/>
         </w:rPr>
-        <w:t xml:space="preserve"> </w:t>
+        <w:t xml:space="preserve">    + cefr: String</w:t>
       </w:r>
     </w:p>
     <w:p>
@@ -7713,7 +7911,7 @@
           <w:rFonts w:ascii="Courier New" w:hAnsi="Courier New"/>
           <w:sz w:val="17"/>
         </w:rPr>
-        <w:t>' =====================================================================</w:t>
+        <w:t xml:space="preserve">    - пройдено: DateTime</w:t>
       </w:r>
     </w:p>
     <w:p>
@@ -7726,7 +7924,7 @@
           <w:rFonts w:ascii="Courier New" w:hAnsi="Courier New"/>
           <w:sz w:val="17"/>
         </w:rPr>
-        <w:t>' ПАКЕТ 4. Спільні довідники без власника</w:t>
+        <w:t xml:space="preserve">    + похибка(): Int</w:t>
       </w:r>
     </w:p>
     <w:p>
@@ -7739,7 +7937,7 @@
           <w:rFonts w:ascii="Courier New" w:hAnsi="Courier New"/>
           <w:sz w:val="17"/>
         </w:rPr>
-        <w:t>' =====================================================================</w:t>
+        <w:t xml:space="preserve">    + виведеніВідомі(корпус: ЧастотнийКорпус): List&lt;String&gt;</w:t>
       </w:r>
     </w:p>
     <w:p>
@@ -7752,7 +7950,7 @@
           <w:rFonts w:ascii="Courier New" w:hAnsi="Courier New"/>
           <w:sz w:val="17"/>
         </w:rPr>
-        <w:t>package "Спільні довідники без власника" {</w:t>
+        <w:t xml:space="preserve">    + динаміка(): Delta</w:t>
       </w:r>
     </w:p>
     <w:p>
@@ -7765,7 +7963,7 @@
           <w:rFonts w:ascii="Courier New" w:hAnsi="Courier New"/>
           <w:sz w:val="17"/>
         </w:rPr>
-        <w:t xml:space="preserve"> </w:t>
+        <w:t xml:space="preserve">  }</w:t>
       </w:r>
     </w:p>
     <w:p>
@@ -7778,7 +7976,7 @@
           <w:rFonts w:ascii="Courier New" w:hAnsi="Courier New"/>
           <w:sz w:val="17"/>
         </w:rPr>
-        <w:t xml:space="preserve">  class Транскрипт {</w:t>
+        <w:t>}</w:t>
       </w:r>
     </w:p>
     <w:p>
@@ -7791,7 +7989,7 @@
           <w:rFonts w:ascii="Courier New" w:hAnsi="Courier New"/>
           <w:sz w:val="17"/>
         </w:rPr>
-        <w:t xml:space="preserve">    - id: UUID</w:t>
+        <w:t xml:space="preserve"> </w:t>
       </w:r>
     </w:p>
     <w:p>
@@ -7804,7 +8002,7 @@
           <w:rFonts w:ascii="Courier New" w:hAnsi="Courier New"/>
           <w:sz w:val="17"/>
         </w:rPr>
-        <w:t xml:space="preserve">    + платформа: ПлатформаEnum</w:t>
+        <w:t>' =====================================================================</w:t>
       </w:r>
     </w:p>
     <w:p>
@@ -7817,7 +8015,7 @@
           <w:rFonts w:ascii="Courier New" w:hAnsi="Courier New"/>
           <w:sz w:val="17"/>
         </w:rPr>
-        <w:t xml:space="preserve">    + відеоId: String</w:t>
+        <w:t>' ПАКЕТ 4. Спільні довідники без власника</w:t>
       </w:r>
     </w:p>
     <w:p>
@@ -7830,7 +8028,7 @@
           <w:rFonts w:ascii="Courier New" w:hAnsi="Courier New"/>
           <w:sz w:val="17"/>
         </w:rPr>
-        <w:t xml:space="preserve">    + мова: КодМови</w:t>
+        <w:t>' =====================================================================</w:t>
       </w:r>
     </w:p>
     <w:p>
@@ -7843,7 +8041,7 @@
           <w:rFonts w:ascii="Courier New" w:hAnsi="Courier New"/>
           <w:sz w:val="17"/>
         </w:rPr>
-        <w:t xml:space="preserve">    + реплики: Реплика[]</w:t>
+        <w:t>package "Спільні довідники без власника" {</w:t>
       </w:r>
     </w:p>
     <w:p>
@@ -7856,7 +8054,7 @@
           <w:rFonts w:ascii="Courier New" w:hAnsi="Courier New"/>
           <w:sz w:val="17"/>
         </w:rPr>
-        <w:t xml:space="preserve">    + кількістьРеплік: Int</w:t>
+        <w:t xml:space="preserve"> </w:t>
       </w:r>
     </w:p>
     <w:p>
@@ -7869,7 +8067,7 @@
           <w:rFonts w:ascii="Courier New" w:hAnsi="Courier New"/>
           <w:sz w:val="17"/>
         </w:rPr>
-        <w:t xml:space="preserve">    + постачальник: String</w:t>
+        <w:t xml:space="preserve">  class Транскрипт {</w:t>
       </w:r>
     </w:p>
     <w:p>
@@ -7882,7 +8080,7 @@
           <w:rFonts w:ascii="Courier New" w:hAnsi="Courier New"/>
           <w:sz w:val="17"/>
         </w:rPr>
-        <w:t xml:space="preserve">    + реплікаНаЧас(мс: Long): Реплика</w:t>
+        <w:t xml:space="preserve">    - id: UUID</w:t>
       </w:r>
     </w:p>
     <w:p>
@@ -7895,7 +8093,7 @@
           <w:rFonts w:ascii="Courier New" w:hAnsi="Courier New"/>
           <w:sz w:val="17"/>
         </w:rPr>
-        <w:t xml:space="preserve">    + відпечаток(): SHA256</w:t>
+        <w:t xml:space="preserve">    + платформа: ПлатформаEnum</w:t>
       </w:r>
     </w:p>
     <w:p>
@@ -7908,7 +8106,7 @@
           <w:rFonts w:ascii="Courier New" w:hAnsi="Courier New"/>
           <w:sz w:val="17"/>
         </w:rPr>
-        <w:t xml:space="preserve">    + перекласти(цільоваМова: КодМови): Транскрипт</w:t>
+        <w:t xml:space="preserve">    + відеоId: String</w:t>
       </w:r>
     </w:p>
     <w:p>
@@ -7921,7 +8119,7 @@
           <w:rFonts w:ascii="Courier New" w:hAnsi="Courier New"/>
           <w:sz w:val="17"/>
         </w:rPr>
-        <w:t xml:space="preserve">  }</w:t>
+        <w:t xml:space="preserve">    + мова: КодМови</w:t>
       </w:r>
     </w:p>
     <w:p>
@@ -7934,7 +8132,7 @@
           <w:rFonts w:ascii="Courier New" w:hAnsi="Courier New"/>
           <w:sz w:val="17"/>
         </w:rPr>
-        <w:t xml:space="preserve"> </w:t>
+        <w:t xml:space="preserve">    + реплики: Реплика[]</w:t>
       </w:r>
     </w:p>
     <w:p>
@@ -7947,7 +8145,7 @@
           <w:rFonts w:ascii="Courier New" w:hAnsi="Courier New"/>
           <w:sz w:val="17"/>
         </w:rPr>
-        <w:t xml:space="preserve">  class РоботаРозпізнавання {</w:t>
+        <w:t xml:space="preserve">    + кількістьРеплік: Int</w:t>
       </w:r>
     </w:p>
     <w:p>
@@ -7960,7 +8158,7 @@
           <w:rFonts w:ascii="Courier New" w:hAnsi="Courier New"/>
           <w:sz w:val="17"/>
         </w:rPr>
-        <w:t xml:space="preserve">    - id: UUID</w:t>
+        <w:t xml:space="preserve">    + постачальник: String</w:t>
       </w:r>
     </w:p>
     <w:p>
@@ -7973,7 +8171,7 @@
           <w:rFonts w:ascii="Courier New" w:hAnsi="Courier New"/>
           <w:sz w:val="17"/>
         </w:rPr>
-        <w:t xml:space="preserve">    + платформа: ПлатформаEnum</w:t>
+        <w:t xml:space="preserve">    + реплікаНаЧас(мс: Long): Реплика</w:t>
       </w:r>
     </w:p>
     <w:p>
@@ -7986,7 +8184,7 @@
           <w:rFonts w:ascii="Courier New" w:hAnsi="Courier New"/>
           <w:sz w:val="17"/>
         </w:rPr>
-        <w:t xml:space="preserve">    + відеоId: String</w:t>
+        <w:t xml:space="preserve">    + відпечаток(): SHA256</w:t>
       </w:r>
     </w:p>
     <w:p>
@@ -7999,7 +8197,7 @@
           <w:rFonts w:ascii="Courier New" w:hAnsi="Courier New"/>
           <w:sz w:val="17"/>
         </w:rPr>
-        <w:t xml:space="preserve">    + стан: СтанРоботиEnum</w:t>
+        <w:t xml:space="preserve">    + перекласти(цільоваМова: КодМови): Транскрипт</w:t>
       </w:r>
     </w:p>
     <w:p>
@@ -8012,7 +8210,7 @@
           <w:rFonts w:ascii="Courier New" w:hAnsi="Courier New"/>
           <w:sz w:val="17"/>
         </w:rPr>
-        <w:t xml:space="preserve">    - етап: String</w:t>
+        <w:t xml:space="preserve">  }</w:t>
       </w:r>
     </w:p>
     <w:p>
@@ -8025,7 +8223,7 @@
           <w:rFonts w:ascii="Courier New" w:hAnsi="Courier New"/>
           <w:sz w:val="17"/>
         </w:rPr>
-        <w:t xml:space="preserve">    + спроб: Int</w:t>
+        <w:t xml:space="preserve"> </w:t>
       </w:r>
     </w:p>
     <w:p>
@@ -8038,7 +8236,7 @@
           <w:rFonts w:ascii="Courier New" w:hAnsi="Courier New"/>
           <w:sz w:val="17"/>
         </w:rPr>
-        <w:t xml:space="preserve">    + тривалістьЗвукуМс: Long</w:t>
+        <w:t xml:space="preserve">  class РоботаРозпізнавання {</w:t>
       </w:r>
     </w:p>
     <w:p>
@@ -8051,7 +8249,7 @@
           <w:rFonts w:ascii="Courier New" w:hAnsi="Courier New"/>
           <w:sz w:val="17"/>
         </w:rPr>
-        <w:t xml:space="preserve">    + просунути(стан: СтанРоботиEnum): void</w:t>
+        <w:t xml:space="preserve">    - id: UUID</w:t>
       </w:r>
     </w:p>
     <w:p>
@@ -8064,7 +8262,7 @@
           <w:rFonts w:ascii="Courier New" w:hAnsi="Courier New"/>
           <w:sz w:val="17"/>
         </w:rPr>
-        <w:t xml:space="preserve">    + завершена(): Boolean</w:t>
+        <w:t xml:space="preserve">    + платформа: ПлатформаEnum</w:t>
       </w:r>
     </w:p>
     <w:p>
@@ -8077,7 +8275,7 @@
           <w:rFonts w:ascii="Courier New" w:hAnsi="Courier New"/>
           <w:sz w:val="17"/>
         </w:rPr>
-        <w:t xml:space="preserve">    + причинаНеудачі(): String</w:t>
+        <w:t xml:space="preserve">    + відеоId: String</w:t>
       </w:r>
     </w:p>
     <w:p>
@@ -8090,7 +8288,7 @@
           <w:rFonts w:ascii="Courier New" w:hAnsi="Courier New"/>
           <w:sz w:val="17"/>
         </w:rPr>
-        <w:t xml:space="preserve">  }</w:t>
+        <w:t xml:space="preserve">    + стан: СтанРоботиEnum</w:t>
       </w:r>
     </w:p>
     <w:p>
@@ -8103,7 +8301,7 @@
           <w:rFonts w:ascii="Courier New" w:hAnsi="Courier New"/>
           <w:sz w:val="17"/>
         </w:rPr>
-        <w:t xml:space="preserve"> </w:t>
+        <w:t xml:space="preserve">    - етап: String</w:t>
       </w:r>
     </w:p>
     <w:p>
@@ -8116,7 +8314,7 @@
           <w:rFonts w:ascii="Courier New" w:hAnsi="Courier New"/>
           <w:sz w:val="17"/>
         </w:rPr>
-        <w:t xml:space="preserve">  class КешПерекладу {</w:t>
+        <w:t xml:space="preserve">    + спроб: Int</w:t>
       </w:r>
     </w:p>
     <w:p>
@@ -8129,7 +8327,7 @@
           <w:rFonts w:ascii="Courier New" w:hAnsi="Courier New"/>
           <w:sz w:val="17"/>
         </w:rPr>
-        <w:t xml:space="preserve">    - ключ: SHA256</w:t>
+        <w:t xml:space="preserve">    + тривалістьЗвукуМс: Long</w:t>
       </w:r>
     </w:p>
     <w:p>
@@ -8142,7 +8340,7 @@
           <w:rFonts w:ascii="Courier New" w:hAnsi="Courier New"/>
           <w:sz w:val="17"/>
         </w:rPr>
-        <w:t xml:space="preserve">    + моваДжерела: КодМови</w:t>
+        <w:t xml:space="preserve">    + просунути(стан: СтанРоботиEnum): void</w:t>
       </w:r>
     </w:p>
     <w:p>
@@ -8155,7 +8353,7 @@
           <w:rFonts w:ascii="Courier New" w:hAnsi="Courier New"/>
           <w:sz w:val="17"/>
         </w:rPr>
-        <w:t xml:space="preserve">    + моваЦілі: КодМови</w:t>
+        <w:t xml:space="preserve">    + завершена(): Boolean</w:t>
       </w:r>
     </w:p>
     <w:p>
@@ -8168,7 +8366,7 @@
           <w:rFonts w:ascii="Courier New" w:hAnsi="Courier New"/>
           <w:sz w:val="17"/>
         </w:rPr>
-        <w:t xml:space="preserve">    + переклади: String[]</w:t>
+        <w:t xml:space="preserve">    + причинаНеудачі(): String</w:t>
       </w:r>
     </w:p>
     <w:p>
@@ -8181,7 +8379,7 @@
           <w:rFonts w:ascii="Courier New" w:hAnsi="Courier New"/>
           <w:sz w:val="17"/>
         </w:rPr>
-        <w:t xml:space="preserve">    + кількістьРядків: Int</w:t>
+        <w:t xml:space="preserve">  }</w:t>
       </w:r>
     </w:p>
     <w:p>
@@ -8194,7 +8392,7 @@
           <w:rFonts w:ascii="Courier New" w:hAnsi="Courier New"/>
           <w:sz w:val="17"/>
         </w:rPr>
-        <w:t xml:space="preserve">    + постачальник: String</w:t>
+        <w:t xml:space="preserve"> </w:t>
       </w:r>
     </w:p>
     <w:p>
@@ -8207,7 +8405,7 @@
           <w:rFonts w:ascii="Courier New" w:hAnsi="Courier New"/>
           <w:sz w:val="17"/>
         </w:rPr>
-        <w:t xml:space="preserve">    + знайти(ключ: SHA256): String[]</w:t>
+        <w:t xml:space="preserve">  class КешПерекладу {</w:t>
       </w:r>
     </w:p>
     <w:p>
@@ -8220,7 +8418,7 @@
           <w:rFonts w:ascii="Courier New" w:hAnsi="Courier New"/>
           <w:sz w:val="17"/>
         </w:rPr>
-        <w:t xml:space="preserve">    + частковий(): Boolean</w:t>
+        <w:t xml:space="preserve">    - ключ: SHA256</w:t>
       </w:r>
     </w:p>
     <w:p>
@@ -8233,7 +8431,7 @@
           <w:rFonts w:ascii="Courier New" w:hAnsi="Courier New"/>
           <w:sz w:val="17"/>
         </w:rPr>
-        <w:t xml:space="preserve">  }</w:t>
+        <w:t xml:space="preserve">    + моваДжерела: КодМови</w:t>
       </w:r>
     </w:p>
     <w:p>
@@ -8246,7 +8444,7 @@
           <w:rFonts w:ascii="Courier New" w:hAnsi="Courier New"/>
           <w:sz w:val="17"/>
         </w:rPr>
-        <w:t xml:space="preserve"> </w:t>
+        <w:t xml:space="preserve">    + моваЦілі: КодМови</w:t>
       </w:r>
     </w:p>
     <w:p>
@@ -8259,7 +8457,7 @@
           <w:rFonts w:ascii="Courier New" w:hAnsi="Courier New"/>
           <w:sz w:val="17"/>
         </w:rPr>
-        <w:t xml:space="preserve">  class КешПояснень {</w:t>
+        <w:t xml:space="preserve">    + переклади: String[]</w:t>
       </w:r>
     </w:p>
     <w:p>
@@ -8272,7 +8470,7 @@
           <w:rFonts w:ascii="Courier New" w:hAnsi="Courier New"/>
           <w:sz w:val="17"/>
         </w:rPr>
-        <w:t xml:space="preserve">    - ключ: SHA256</w:t>
+        <w:t xml:space="preserve">    + кількістьРядків: Int</w:t>
       </w:r>
     </w:p>
     <w:p>
@@ -8285,7 +8483,7 @@
           <w:rFonts w:ascii="Courier New" w:hAnsi="Courier New"/>
           <w:sz w:val="17"/>
         </w:rPr>
-        <w:t xml:space="preserve">    + вид: ВидРозборуEnum</w:t>
+        <w:t xml:space="preserve">    + постачальник: String</w:t>
       </w:r>
     </w:p>
     <w:p>
@@ -8298,7 +8496,7 @@
           <w:rFonts w:ascii="Courier New" w:hAnsi="Courier New"/>
           <w:sz w:val="17"/>
         </w:rPr>
-        <w:t xml:space="preserve">    + запит: String</w:t>
+        <w:t xml:space="preserve">    + знайти(ключ: SHA256): String[]</w:t>
       </w:r>
     </w:p>
     <w:p>
@@ -8311,7 +8509,7 @@
           <w:rFonts w:ascii="Courier New" w:hAnsi="Courier New"/>
           <w:sz w:val="17"/>
         </w:rPr>
-        <w:t xml:space="preserve">    + відповідь: JSON</w:t>
+        <w:t xml:space="preserve">    + зберегти(ключ: SHA256, переклади: String[]): void</w:t>
       </w:r>
     </w:p>
     <w:p>
@@ -8324,7 +8522,7 @@
           <w:rFonts w:ascii="Courier New" w:hAnsi="Courier New"/>
           <w:sz w:val="17"/>
         </w:rPr>
-        <w:t xml:space="preserve">    + постачальник: String</w:t>
+        <w:t xml:space="preserve">    + частковий(): Boolean</w:t>
       </w:r>
     </w:p>
     <w:p>
@@ -8337,7 +8535,7 @@
           <w:rFonts w:ascii="Courier New" w:hAnsi="Courier New"/>
           <w:sz w:val="17"/>
         </w:rPr>
-        <w:t xml:space="preserve">    - востаннєВжито: DateTime</w:t>
+        <w:t xml:space="preserve">  }</w:t>
       </w:r>
     </w:p>
     <w:p>
@@ -8350,7 +8548,7 @@
           <w:rFonts w:ascii="Courier New" w:hAnsi="Courier New"/>
           <w:sz w:val="17"/>
         </w:rPr>
-        <w:t xml:space="preserve">    + знайти(ключ: SHA256): JSON</w:t>
+        <w:t xml:space="preserve"> </w:t>
       </w:r>
     </w:p>
     <w:p>
@@ -8363,7 +8561,7 @@
           <w:rFonts w:ascii="Courier New" w:hAnsi="Courier New"/>
           <w:sz w:val="17"/>
         </w:rPr>
-        <w:t xml:space="preserve">    + застарілий(): Boolean</w:t>
+        <w:t xml:space="preserve">  class КешПояснень {</w:t>
       </w:r>
     </w:p>
     <w:p>
@@ -8376,7 +8574,7 @@
           <w:rFonts w:ascii="Courier New" w:hAnsi="Courier New"/>
           <w:sz w:val="17"/>
         </w:rPr>
-        <w:t xml:space="preserve">  }</w:t>
+        <w:t xml:space="preserve">    - ключ: SHA256</w:t>
       </w:r>
     </w:p>
     <w:p>
@@ -8389,7 +8587,7 @@
           <w:rFonts w:ascii="Courier New" w:hAnsi="Courier New"/>
           <w:sz w:val="17"/>
         </w:rPr>
-        <w:t xml:space="preserve"> </w:t>
+        <w:t xml:space="preserve">    + вид: ВидРозборуEnum</w:t>
       </w:r>
     </w:p>
     <w:p>
@@ -8402,7 +8600,7 @@
           <w:rFonts w:ascii="Courier New" w:hAnsi="Courier New"/>
           <w:sz w:val="17"/>
         </w:rPr>
-        <w:t xml:space="preserve">  class ПереказДоріжки {</w:t>
+        <w:t xml:space="preserve">    + запит: String</w:t>
       </w:r>
     </w:p>
     <w:p>
@@ -8415,7 +8613,7 @@
           <w:rFonts w:ascii="Courier New" w:hAnsi="Courier New"/>
           <w:sz w:val="17"/>
         </w:rPr>
-        <w:t xml:space="preserve">    - ключ: SHA256</w:t>
+        <w:t xml:space="preserve">    + відповідь: JSON</w:t>
       </w:r>
     </w:p>
     <w:p>
@@ -8428,7 +8626,7 @@
           <w:rFonts w:ascii="Courier New" w:hAnsi="Courier New"/>
           <w:sz w:val="17"/>
         </w:rPr>
-        <w:t xml:space="preserve">    + назва: String</w:t>
+        <w:t xml:space="preserve">    + постачальник: String</w:t>
       </w:r>
     </w:p>
     <w:p>
@@ -8441,7 +8639,7 @@
           <w:rFonts w:ascii="Courier New" w:hAnsi="Courier New"/>
           <w:sz w:val="17"/>
         </w:rPr>
-        <w:t xml:space="preserve">    + переказ: JSON</w:t>
+        <w:t xml:space="preserve">    - востаннєВжито: DateTime</w:t>
       </w:r>
     </w:p>
     <w:p>
@@ -8454,7 +8652,7 @@
           <w:rFonts w:ascii="Courier New" w:hAnsi="Courier New"/>
           <w:sz w:val="17"/>
         </w:rPr>
-        <w:t xml:space="preserve">    + кількістьРядків: Int</w:t>
+        <w:t xml:space="preserve">    + знайти(ключ: SHA256): JSON</w:t>
       </w:r>
     </w:p>
     <w:p>
@@ -8467,7 +8665,7 @@
           <w:rFonts w:ascii="Courier New" w:hAnsi="Courier New"/>
           <w:sz w:val="17"/>
         </w:rPr>
-        <w:t xml:space="preserve">    + рядки(): List&lt;String&gt;</w:t>
+        <w:t xml:space="preserve">    + зберегти(ключ: SHA256, відповідь: JSON): void</w:t>
       </w:r>
     </w:p>
     <w:p>
@@ -8480,7 +8678,7 @@
           <w:rFonts w:ascii="Courier New" w:hAnsi="Courier New"/>
           <w:sz w:val="17"/>
         </w:rPr>
-        <w:t xml:space="preserve">    + збігаєтьсяЗ(т: Транскрипт): Boolean</w:t>
+        <w:t xml:space="preserve">    + застарілий(): Boolean</w:t>
       </w:r>
     </w:p>
     <w:p>
@@ -8519,7 +8717,7 @@
           <w:rFonts w:ascii="Courier New" w:hAnsi="Courier New"/>
           <w:sz w:val="17"/>
         </w:rPr>
-        <w:t xml:space="preserve">  class СловниковаСтаття {</w:t>
+        <w:t xml:space="preserve">  class ПереказДоріжки {</w:t>
       </w:r>
     </w:p>
     <w:p>
@@ -8532,7 +8730,7 @@
           <w:rFonts w:ascii="Courier New" w:hAnsi="Courier New"/>
           <w:sz w:val="17"/>
         </w:rPr>
-        <w:t xml:space="preserve">    - id: UUID</w:t>
+        <w:t xml:space="preserve">    - ключ: SHA256</w:t>
       </w:r>
     </w:p>
     <w:p>
@@ -8545,7 +8743,7 @@
           <w:rFonts w:ascii="Courier New" w:hAnsi="Courier New"/>
           <w:sz w:val="17"/>
         </w:rPr>
-        <w:t xml:space="preserve">    + лема: String</w:t>
+        <w:t xml:space="preserve">    + назва: String</w:t>
       </w:r>
     </w:p>
     <w:p>
@@ -8558,7 +8756,7 @@
           <w:rFonts w:ascii="Courier New" w:hAnsi="Courier New"/>
           <w:sz w:val="17"/>
         </w:rPr>
-        <w:t xml:space="preserve">    + параМов: String</w:t>
+        <w:t xml:space="preserve">    + переказ: JSON</w:t>
       </w:r>
     </w:p>
     <w:p>
@@ -8571,7 +8769,7 @@
           <w:rFonts w:ascii="Courier New" w:hAnsi="Courier New"/>
           <w:sz w:val="17"/>
         </w:rPr>
-        <w:t xml:space="preserve">    + важливість: Real</w:t>
+        <w:t xml:space="preserve">    + кількістьРядків: Int</w:t>
       </w:r>
     </w:p>
     <w:p>
@@ -8584,7 +8782,7 @@
           <w:rFonts w:ascii="Courier New" w:hAnsi="Courier New"/>
           <w:sz w:val="17"/>
         </w:rPr>
-        <w:t xml:space="preserve">    + значення: Значення[]</w:t>
+        <w:t xml:space="preserve">    + рядки(): List&lt;String&gt;</w:t>
       </w:r>
     </w:p>
     <w:p>
@@ -8597,7 +8795,7 @@
           <w:rFonts w:ascii="Courier New" w:hAnsi="Courier New"/>
           <w:sz w:val="17"/>
         </w:rPr>
-        <w:t xml:space="preserve">    + головніПереклади(n: Int): List&lt;String&gt;</w:t>
+        <w:t xml:space="preserve">    + збігаєтьсяЗ(т: Транскрипт): Boolean</w:t>
       </w:r>
     </w:p>
     <w:p>
@@ -8610,7 +8808,7 @@
           <w:rFonts w:ascii="Courier New" w:hAnsi="Courier New"/>
           <w:sz w:val="17"/>
         </w:rPr>
-        <w:t xml:space="preserve">    + дляБудьЯкоїФорми(форма: String): Boolean</w:t>
+        <w:t xml:space="preserve">  }</w:t>
       </w:r>
     </w:p>
     <w:p>
@@ -8623,7 +8821,7 @@
           <w:rFonts w:ascii="Courier New" w:hAnsi="Courier New"/>
           <w:sz w:val="17"/>
         </w:rPr>
-        <w:t xml:space="preserve">  }</w:t>
+        <w:t xml:space="preserve"> </w:t>
       </w:r>
     </w:p>
     <w:p>
@@ -8636,7 +8834,7 @@
           <w:rFonts w:ascii="Courier New" w:hAnsi="Courier New"/>
           <w:sz w:val="17"/>
         </w:rPr>
-        <w:t>}</w:t>
+        <w:t xml:space="preserve">  class СловниковаСтаття {</w:t>
       </w:r>
     </w:p>
     <w:p>
@@ -8649,7 +8847,7 @@
           <w:rFonts w:ascii="Courier New" w:hAnsi="Courier New"/>
           <w:sz w:val="17"/>
         </w:rPr>
-        <w:t xml:space="preserve"> </w:t>
+        <w:t xml:space="preserve">    - id: UUID</w:t>
       </w:r>
     </w:p>
     <w:p>
@@ -8662,7 +8860,7 @@
           <w:rFonts w:ascii="Courier New" w:hAnsi="Courier New"/>
           <w:sz w:val="17"/>
         </w:rPr>
-        <w:t>' =====================================================================</w:t>
+        <w:t xml:space="preserve">    + лема: String</w:t>
       </w:r>
     </w:p>
     <w:p>
@@ -8675,7 +8873,7 @@
           <w:rFonts w:ascii="Courier New" w:hAnsi="Courier New"/>
           <w:sz w:val="17"/>
         </w:rPr>
-        <w:t>' ПАКЕТ 5. Точки підстановки: інтерфейси та їхні реалізації</w:t>
+        <w:t xml:space="preserve">    + параМов: String</w:t>
       </w:r>
     </w:p>
     <w:p>
@@ -8688,7 +8886,7 @@
           <w:rFonts w:ascii="Courier New" w:hAnsi="Courier New"/>
           <w:sz w:val="17"/>
         </w:rPr>
-        <w:t>' =====================================================================</w:t>
+        <w:t xml:space="preserve">    + важливість: Real</w:t>
       </w:r>
     </w:p>
     <w:p>
@@ -8701,7 +8899,7 @@
           <w:rFonts w:ascii="Courier New" w:hAnsi="Courier New"/>
           <w:sz w:val="17"/>
         </w:rPr>
-        <w:t>package "Підстановка джерел і парсерів" {</w:t>
+        <w:t xml:space="preserve">    + значення: Значення[]</w:t>
       </w:r>
     </w:p>
     <w:p>
@@ -8714,7 +8912,7 @@
           <w:rFonts w:ascii="Courier New" w:hAnsi="Courier New"/>
           <w:sz w:val="17"/>
         </w:rPr>
-        <w:t xml:space="preserve"> </w:t>
+        <w:t xml:space="preserve">    + головніПереклади(n: Int): List&lt;String&gt;</w:t>
       </w:r>
     </w:p>
     <w:p>
@@ -8727,7 +8925,7 @@
           <w:rFonts w:ascii="Courier New" w:hAnsi="Courier New"/>
           <w:sz w:val="17"/>
         </w:rPr>
-        <w:t xml:space="preserve">  interface ДжерелоСубтитрів {</w:t>
+        <w:t xml:space="preserve">    + дляБудьЯкоїФорми(форма: String): Boolean</w:t>
       </w:r>
     </w:p>
     <w:p>
@@ -8740,7 +8938,7 @@
           <w:rFonts w:ascii="Courier New" w:hAnsi="Courier New"/>
           <w:sz w:val="17"/>
         </w:rPr>
-        <w:t xml:space="preserve">    + знайтиПлеєр(): Плеєр</w:t>
+        <w:t xml:space="preserve">  }</w:t>
       </w:r>
     </w:p>
     <w:p>
@@ -8753,7 +8951,7 @@
           <w:rFonts w:ascii="Courier New" w:hAnsi="Courier New"/>
           <w:sz w:val="17"/>
         </w:rPr>
-        <w:t xml:space="preserve">    + спостерігатиНавігацію(обробник: Обробник): void</w:t>
+        <w:t>}</w:t>
       </w:r>
     </w:p>
     <w:p>
@@ -8766,7 +8964,7 @@
           <w:rFonts w:ascii="Courier New" w:hAnsi="Courier New"/>
           <w:sz w:val="17"/>
         </w:rPr>
-        <w:t xml:space="preserve">    + сховатиРодніСубтитри(прапор: Boolean): void</w:t>
+        <w:t xml:space="preserve"> </w:t>
       </w:r>
     </w:p>
     <w:p>
@@ -8779,7 +8977,7 @@
           <w:rFonts w:ascii="Courier New" w:hAnsi="Courier New"/>
           <w:sz w:val="17"/>
         </w:rPr>
-        <w:t xml:space="preserve">    + отриматиДоріжку(): Транскрипт</w:t>
+        <w:t>' =====================================================================</w:t>
       </w:r>
     </w:p>
     <w:p>
@@ -8792,7 +8990,7 @@
           <w:rFonts w:ascii="Courier New" w:hAnsi="Courier New"/>
           <w:sz w:val="17"/>
         </w:rPr>
-        <w:t xml:space="preserve">    + побудуватиДжерелоСлова(позиціяМс: Long): ДжерелоСлова</w:t>
+        <w:t>' ПАКЕТ 5. Точки підстановки: інтерфейси та їхні реалізації</w:t>
       </w:r>
     </w:p>
     <w:p>
@@ -8805,7 +9003,7 @@
           <w:rFonts w:ascii="Courier New" w:hAnsi="Courier New"/>
           <w:sz w:val="17"/>
         </w:rPr>
-        <w:t xml:space="preserve">    + розкладкаПанелі(): Розкладка</w:t>
+        <w:t>' =====================================================================</w:t>
       </w:r>
     </w:p>
     <w:p>
@@ -8818,7 +9016,7 @@
           <w:rFonts w:ascii="Courier New" w:hAnsi="Courier New"/>
           <w:sz w:val="17"/>
         </w:rPr>
-        <w:t xml:space="preserve">  }</w:t>
+        <w:t>package "Підстановка джерел і парсерів" {</w:t>
       </w:r>
     </w:p>
     <w:p>
@@ -8844,7 +9042,7 @@
           <w:rFonts w:ascii="Courier New" w:hAnsi="Courier New"/>
           <w:sz w:val="17"/>
         </w:rPr>
-        <w:t xml:space="preserve">  class ДжерелоСубтитрівYouTube {</w:t>
+        <w:t xml:space="preserve">  interface ДжерелоСубтитрів {</w:t>
       </w:r>
     </w:p>
     <w:p>
@@ -8857,7 +9055,7 @@
           <w:rFonts w:ascii="Courier New" w:hAnsi="Courier New"/>
           <w:sz w:val="17"/>
         </w:rPr>
-        <w:t xml:space="preserve">    - відеоId: String</w:t>
+        <w:t xml:space="preserve">    + знайтиПлеєр(): Плеєр</w:t>
       </w:r>
     </w:p>
     <w:p>
@@ -8870,7 +9068,7 @@
           <w:rFonts w:ascii="Courier New" w:hAnsi="Courier New"/>
           <w:sz w:val="17"/>
         </w:rPr>
-        <w:t xml:space="preserve">    - адресаTimedtext: URL</w:t>
+        <w:t xml:space="preserve">    + спостерігатиНавігацію(обробник: Обробник): void</w:t>
       </w:r>
     </w:p>
     <w:p>
@@ -8883,7 +9081,7 @@
           <w:rFonts w:ascii="Courier New" w:hAnsi="Courier New"/>
           <w:sz w:val="17"/>
         </w:rPr>
-        <w:t xml:space="preserve">    - автогенерована: Boolean</w:t>
+        <w:t xml:space="preserve">    + сховатиРодніСубтитри(прапор: Boolean): void</w:t>
       </w:r>
     </w:p>
     <w:p>
@@ -8896,7 +9094,7 @@
           <w:rFonts w:ascii="Courier New" w:hAnsi="Courier New"/>
           <w:sz w:val="17"/>
         </w:rPr>
-        <w:t xml:space="preserve">    - елементПлеєра: Плеєр</w:t>
+        <w:t xml:space="preserve">    + отриматиДоріжку(): Транскрипт</w:t>
       </w:r>
     </w:p>
     <w:p>
@@ -8909,7 +9107,7 @@
           <w:rFonts w:ascii="Courier New" w:hAnsi="Courier New"/>
           <w:sz w:val="17"/>
         </w:rPr>
-        <w:t xml:space="preserve">    + отриматиДоріжку(): Транскрипт</w:t>
+        <w:t xml:space="preserve">    + побудуватиДжерелоСлова(позиціяМс: Long): ДжерелоСлова</w:t>
       </w:r>
     </w:p>
     <w:p>
@@ -8922,7 +9120,7 @@
           <w:rFonts w:ascii="Courier New" w:hAnsi="Courier New"/>
           <w:sz w:val="17"/>
         </w:rPr>
-        <w:t xml:space="preserve">    + сховатиРодніСубтитри(прапор: Boolean): void</w:t>
+        <w:t xml:space="preserve">    + розкладкаПанелі(): Розкладка</w:t>
       </w:r>
     </w:p>
     <w:p>
@@ -8935,7 +9133,7 @@
           <w:rFonts w:ascii="Courier New" w:hAnsi="Courier New"/>
           <w:sz w:val="17"/>
         </w:rPr>
-        <w:t xml:space="preserve">    .. решта операцій інтерфейсу ..</w:t>
+        <w:t xml:space="preserve">  }</w:t>
       </w:r>
     </w:p>
     <w:p>
@@ -8948,7 +9146,7 @@
           <w:rFonts w:ascii="Courier New" w:hAnsi="Courier New"/>
           <w:sz w:val="17"/>
         </w:rPr>
-        <w:t xml:space="preserve">  }</w:t>
+        <w:t xml:space="preserve"> </w:t>
       </w:r>
     </w:p>
     <w:p>
@@ -8961,7 +9159,7 @@
           <w:rFonts w:ascii="Courier New" w:hAnsi="Courier New"/>
           <w:sz w:val="17"/>
         </w:rPr>
-        <w:t xml:space="preserve"> </w:t>
+        <w:t xml:space="preserve">  class ДжерелоСубтитрівYouTube {</w:t>
       </w:r>
     </w:p>
     <w:p>
@@ -8974,7 +9172,7 @@
           <w:rFonts w:ascii="Courier New" w:hAnsi="Courier New"/>
           <w:sz w:val="17"/>
         </w:rPr>
-        <w:t xml:space="preserve">  class ФабрикаДжерелСубтитрів {</w:t>
+        <w:t xml:space="preserve">    - відеоId: String</w:t>
       </w:r>
     </w:p>
     <w:p>
@@ -8987,7 +9185,7 @@
           <w:rFonts w:ascii="Courier New" w:hAnsi="Courier New"/>
           <w:sz w:val="17"/>
         </w:rPr>
-        <w:t xml:space="preserve">    - реєстр: Map&lt;ПлатформаEnum,Тип&gt;</w:t>
+        <w:t xml:space="preserve">    - адресаTimedtext: URL</w:t>
       </w:r>
     </w:p>
     <w:p>
@@ -9000,7 +9198,7 @@
           <w:rFonts w:ascii="Courier New" w:hAnsi="Courier New"/>
           <w:sz w:val="17"/>
         </w:rPr>
-        <w:t xml:space="preserve">    - типоваПлатформа: ПлатформаEnum</w:t>
+        <w:t xml:space="preserve">    - автогенерована: Boolean</w:t>
       </w:r>
     </w:p>
     <w:p>
@@ -9013,7 +9211,7 @@
           <w:rFonts w:ascii="Courier New" w:hAnsi="Courier New"/>
           <w:sz w:val="17"/>
         </w:rPr>
-        <w:t xml:space="preserve">    - активне: ДжерелоСубтитрів</w:t>
+        <w:t xml:space="preserve">    - елементПлеєра: Плеєр</w:t>
       </w:r>
     </w:p>
     <w:p>
@@ -9026,7 +9224,7 @@
           <w:rFonts w:ascii="Courier New" w:hAnsi="Courier New"/>
           <w:sz w:val="17"/>
         </w:rPr>
-        <w:t xml:space="preserve">    + створити(платформа: ПлатформаEnum): ДжерелоСубтитрів</w:t>
+        <w:t xml:space="preserve">    + отриматиДоріжку(): Транскрипт</w:t>
       </w:r>
     </w:p>
     <w:p>
@@ -9039,7 +9237,7 @@
           <w:rFonts w:ascii="Courier New" w:hAnsi="Courier New"/>
           <w:sz w:val="17"/>
         </w:rPr>
-        <w:t xml:space="preserve">    + зареєструвати(платформа: ПлатформаEnum, тип: Тип): void</w:t>
+        <w:t xml:space="preserve">    + сховатиРодніСубтитри(прапор: Boolean): void</w:t>
       </w:r>
     </w:p>
     <w:p>
@@ -9052,7 +9250,7 @@
           <w:rFonts w:ascii="Courier New" w:hAnsi="Courier New"/>
           <w:sz w:val="17"/>
         </w:rPr>
-        <w:t xml:space="preserve">  }</w:t>
+        <w:t xml:space="preserve">    + прийнятиДоріжку(json: JSON): Транскрипт</w:t>
       </w:r>
     </w:p>
     <w:p>
@@ -9065,7 +9263,7 @@
           <w:rFonts w:ascii="Courier New" w:hAnsi="Courier New"/>
           <w:sz w:val="17"/>
         </w:rPr>
-        <w:t xml:space="preserve"> </w:t>
+        <w:t xml:space="preserve">    .. решта операцій інтерфейсу ..</w:t>
       </w:r>
     </w:p>
     <w:p>
@@ -9078,7 +9276,7 @@
           <w:rFonts w:ascii="Courier New" w:hAnsi="Courier New"/>
           <w:sz w:val="17"/>
         </w:rPr>
-        <w:t xml:space="preserve">  interface ПарсерДокумента {</w:t>
+        <w:t xml:space="preserve">  }</w:t>
       </w:r>
     </w:p>
     <w:p>
@@ -9091,7 +9289,7 @@
           <w:rFonts w:ascii="Courier New" w:hAnsi="Courier New"/>
           <w:sz w:val="17"/>
         </w:rPr>
-        <w:t xml:space="preserve">    + підтримує(формат: ФорматEnum): Boolean</w:t>
+        <w:t xml:space="preserve"> </w:t>
       </w:r>
     </w:p>
     <w:p>
@@ -9104,7 +9302,7 @@
           <w:rFonts w:ascii="Courier New" w:hAnsi="Courier New"/>
           <w:sz w:val="17"/>
         </w:rPr>
-        <w:t xml:space="preserve">    + розібрати(файл: Файл): Документ</w:t>
+        <w:t xml:space="preserve">  class ФабрикаДжерелСубтитрів {</w:t>
       </w:r>
     </w:p>
     <w:p>
@@ -9117,7 +9315,7 @@
           <w:rFonts w:ascii="Courier New" w:hAnsi="Courier New"/>
           <w:sz w:val="17"/>
         </w:rPr>
-        <w:t xml:space="preserve">    + розбитиНаСторінки(текст: Text): Int[]</w:t>
+        <w:t xml:space="preserve">    - реєстр: Map&lt;ПлатформаEnum,Тип&gt;</w:t>
       </w:r>
     </w:p>
     <w:p>
@@ -9130,7 +9328,7 @@
           <w:rFonts w:ascii="Courier New" w:hAnsi="Courier New"/>
           <w:sz w:val="17"/>
         </w:rPr>
-        <w:t xml:space="preserve">    + визначитиМову(текст: Text): КодМови</w:t>
+        <w:t xml:space="preserve">    - типоваПлатформа: ПлатформаEnum</w:t>
       </w:r>
     </w:p>
     <w:p>
@@ -9143,7 +9341,7 @@
           <w:rFonts w:ascii="Courier New" w:hAnsi="Courier New"/>
           <w:sz w:val="17"/>
         </w:rPr>
-        <w:t xml:space="preserve">  }</w:t>
+        <w:t xml:space="preserve">    - активне: ДжерелоСубтитрів</w:t>
       </w:r>
     </w:p>
     <w:p>
@@ -9156,7 +9354,7 @@
           <w:rFonts w:ascii="Courier New" w:hAnsi="Courier New"/>
           <w:sz w:val="17"/>
         </w:rPr>
-        <w:t xml:space="preserve"> </w:t>
+        <w:t xml:space="preserve">    + створити(платформа: ПлатформаEnum): ДжерелоСубтитрів</w:t>
       </w:r>
     </w:p>
     <w:p>
@@ -9169,7 +9367,7 @@
           <w:rFonts w:ascii="Courier New" w:hAnsi="Courier New"/>
           <w:sz w:val="17"/>
         </w:rPr>
-        <w:t xml:space="preserve">  class ПарсерPDF {</w:t>
+        <w:t xml:space="preserve">    + зареєструвати(платформа: ПлатформаEnum, тип: Тип): void</w:t>
       </w:r>
     </w:p>
     <w:p>
@@ -9182,7 +9380,7 @@
           <w:rFonts w:ascii="Courier New" w:hAnsi="Courier New"/>
           <w:sz w:val="17"/>
         </w:rPr>
-        <w:t xml:space="preserve">    - максимальнийРозмірМБ: Int</w:t>
+        <w:t xml:space="preserve">  }</w:t>
       </w:r>
     </w:p>
     <w:p>
@@ -9195,7 +9393,7 @@
           <w:rFonts w:ascii="Courier New" w:hAnsi="Courier New"/>
           <w:sz w:val="17"/>
         </w:rPr>
-        <w:t xml:space="preserve">    - маєТекстовийШар: Boolean</w:t>
+        <w:t xml:space="preserve"> </w:t>
       </w:r>
     </w:p>
     <w:p>
@@ -9208,7 +9406,7 @@
           <w:rFonts w:ascii="Courier New" w:hAnsi="Courier New"/>
           <w:sz w:val="17"/>
         </w:rPr>
-        <w:t xml:space="preserve">    - межіСторінокОригіналу: Int[]</w:t>
+        <w:t xml:space="preserve">  interface ПарсерДокумента {</w:t>
       </w:r>
     </w:p>
     <w:p>
@@ -9221,7 +9419,7 @@
           <w:rFonts w:ascii="Courier New" w:hAnsi="Courier New"/>
           <w:sz w:val="17"/>
         </w:rPr>
-        <w:t xml:space="preserve">    + розібрати(файл: Файл): Документ</w:t>
+        <w:t xml:space="preserve">    + підтримує(формат: ФорматEnum): Boolean</w:t>
       </w:r>
     </w:p>
     <w:p>
@@ -9234,7 +9432,7 @@
           <w:rFonts w:ascii="Courier New" w:hAnsi="Courier New"/>
           <w:sz w:val="17"/>
         </w:rPr>
-        <w:t xml:space="preserve">    + розбитиНаСторінки(текст: Text): Int[]</w:t>
+        <w:t xml:space="preserve">    + розібрати(файл: Файл): Документ</w:t>
       </w:r>
     </w:p>
     <w:p>
@@ -9247,7 +9445,7 @@
           <w:rFonts w:ascii="Courier New" w:hAnsi="Courier New"/>
           <w:sz w:val="17"/>
         </w:rPr>
-        <w:t xml:space="preserve">    .. решта операцій інтерфейсу ..</w:t>
+        <w:t xml:space="preserve">    + розбитиНаСторінки(текст: Text): Int[]</w:t>
       </w:r>
     </w:p>
     <w:p>
@@ -9260,7 +9458,7 @@
           <w:rFonts w:ascii="Courier New" w:hAnsi="Courier New"/>
           <w:sz w:val="17"/>
         </w:rPr>
-        <w:t xml:space="preserve">  }</w:t>
+        <w:t xml:space="preserve">    + визначитиМову(текст: Text): КодМови</w:t>
       </w:r>
     </w:p>
     <w:p>
@@ -9273,7 +9471,7 @@
           <w:rFonts w:ascii="Courier New" w:hAnsi="Courier New"/>
           <w:sz w:val="17"/>
         </w:rPr>
-        <w:t>}</w:t>
+        <w:t xml:space="preserve">  }</w:t>
       </w:r>
     </w:p>
     <w:p>
@@ -9299,7 +9497,7 @@
           <w:rFonts w:ascii="Courier New" w:hAnsi="Courier New"/>
           <w:sz w:val="17"/>
         </w:rPr>
-        <w:t>' =====================================================================</w:t>
+        <w:t xml:space="preserve">  class ПарсерPDF {</w:t>
       </w:r>
     </w:p>
     <w:p>
@@ -9312,7 +9510,7 @@
           <w:rFonts w:ascii="Courier New" w:hAnsi="Courier New"/>
           <w:sz w:val="17"/>
         </w:rPr>
-        <w:t>' УЗАГАЛЬНЕННЯ (generalization)</w:t>
+        <w:t xml:space="preserve">    - максимальнийРозмірМБ: Int</w:t>
       </w:r>
     </w:p>
     <w:p>
@@ -9325,7 +9523,7 @@
           <w:rFonts w:ascii="Courier New" w:hAnsi="Courier New"/>
           <w:sz w:val="17"/>
         </w:rPr>
-        <w:t>' =====================================================================</w:t>
+        <w:t xml:space="preserve">    - маєТекстовийШар: Boolean</w:t>
       </w:r>
     </w:p>
     <w:p>
@@ -9338,7 +9536,7 @@
           <w:rFonts w:ascii="Courier New" w:hAnsi="Courier New"/>
           <w:sz w:val="17"/>
         </w:rPr>
-        <w:t>Матеріал &lt;|-- Відео</w:t>
+        <w:t xml:space="preserve">    - межіСторінокОригіналу: Int[]</w:t>
       </w:r>
     </w:p>
     <w:p>
@@ -9351,7 +9549,7 @@
           <w:rFonts w:ascii="Courier New" w:hAnsi="Courier New"/>
           <w:sz w:val="17"/>
         </w:rPr>
-        <w:t>Матеріал &lt;|-- Документ</w:t>
+        <w:t xml:space="preserve">    + розібрати(файл: Файл): Документ</w:t>
       </w:r>
     </w:p>
     <w:p>
@@ -9364,7 +9562,7 @@
           <w:rFonts w:ascii="Courier New" w:hAnsi="Courier New"/>
           <w:sz w:val="17"/>
         </w:rPr>
-        <w:t xml:space="preserve"> </w:t>
+        <w:t xml:space="preserve">    + розбитиНаСторінки(текст: Text): Int[]</w:t>
       </w:r>
     </w:p>
     <w:p>
@@ -9377,7 +9575,7 @@
           <w:rFonts w:ascii="Courier New" w:hAnsi="Courier New"/>
           <w:sz w:val="17"/>
         </w:rPr>
-        <w:t>' =====================================================================</w:t>
+        <w:t xml:space="preserve">    .. решта операцій інтерфейсу ..</w:t>
       </w:r>
     </w:p>
     <w:p>
@@ -9390,7 +9588,7 @@
           <w:rFonts w:ascii="Courier New" w:hAnsi="Courier New"/>
           <w:sz w:val="17"/>
         </w:rPr>
-        <w:t>' РЕАЛІЗАЦІЯ ІНТЕРФЕЙСУ (realization)</w:t>
+        <w:t xml:space="preserve">  }</w:t>
       </w:r>
     </w:p>
     <w:p>
@@ -9403,7 +9601,7 @@
           <w:rFonts w:ascii="Courier New" w:hAnsi="Courier New"/>
           <w:sz w:val="17"/>
         </w:rPr>
-        <w:t>' =====================================================================</w:t>
+        <w:t>}</w:t>
       </w:r>
     </w:p>
     <w:p>
@@ -9416,7 +9614,7 @@
           <w:rFonts w:ascii="Courier New" w:hAnsi="Courier New"/>
           <w:sz w:val="17"/>
         </w:rPr>
-        <w:t>ДжерелоСубтитрів &lt;|.. ДжерелоСубтитрівYouTube</w:t>
+        <w:t xml:space="preserve"> </w:t>
       </w:r>
     </w:p>
     <w:p>
@@ -9429,7 +9627,7 @@
           <w:rFonts w:ascii="Courier New" w:hAnsi="Courier New"/>
           <w:sz w:val="17"/>
         </w:rPr>
-        <w:t>ПарсерДокумента &lt;|.. ПарсерPDF</w:t>
+        <w:t>' =====================================================================</w:t>
       </w:r>
     </w:p>
     <w:p>
@@ -9442,7 +9640,7 @@
           <w:rFonts w:ascii="Courier New" w:hAnsi="Courier New"/>
           <w:sz w:val="17"/>
         </w:rPr>
-        <w:t xml:space="preserve"> </w:t>
+        <w:t>' УЗАГАЛЬНЕННЯ (generalization)</w:t>
       </w:r>
     </w:p>
     <w:p>
@@ -9468,7 +9666,7 @@
           <w:rFonts w:ascii="Courier New" w:hAnsi="Courier New"/>
           <w:sz w:val="17"/>
         </w:rPr>
-        <w:t>' КОМПОЗИЦІЯ (composition) — спільний життєвий цикл з акаунтом</w:t>
+        <w:t>Матеріал &lt;|-- Відео</w:t>
       </w:r>
     </w:p>
     <w:p>
@@ -9481,7 +9679,7 @@
           <w:rFonts w:ascii="Courier New" w:hAnsi="Courier New"/>
           <w:sz w:val="17"/>
         </w:rPr>
-        <w:t>' =====================================================================</w:t>
+        <w:t>Матеріал &lt;|-- Документ</w:t>
       </w:r>
     </w:p>
     <w:p>
@@ -9494,7 +9692,7 @@
           <w:rFonts w:ascii="Courier New" w:hAnsi="Courier New"/>
           <w:sz w:val="17"/>
         </w:rPr>
-        <w:t>Користувач "0..1" *-- "1..*" НалаштуванняКористувача : налаштування</w:t>
+        <w:t xml:space="preserve"> </w:t>
       </w:r>
     </w:p>
     <w:p>
@@ -9507,7 +9705,7 @@
           <w:rFonts w:ascii="Courier New" w:hAnsi="Courier New"/>
           <w:sz w:val="17"/>
         </w:rPr>
-        <w:t>Користувач "1" *-- "0..1" Підписка : тариф</w:t>
+        <w:t>' =====================================================================</w:t>
       </w:r>
     </w:p>
     <w:p>
@@ -9520,7 +9718,7 @@
           <w:rFonts w:ascii="Courier New" w:hAnsi="Courier New"/>
           <w:sz w:val="17"/>
         </w:rPr>
-        <w:t>Користувач "1" *-- "0..*" ЛічильникВикористання : денні витрати</w:t>
+        <w:t>' РЕАЛІЗАЦІЯ ІНТЕРФЕЙСУ (realization)</w:t>
       </w:r>
     </w:p>
     <w:p>
@@ -9533,7 +9731,7 @@
           <w:rFonts w:ascii="Courier New" w:hAnsi="Courier New"/>
           <w:sz w:val="17"/>
         </w:rPr>
-        <w:t>Користувач "0..1" *-- "0..*" Матеріал : історія матеріалів</w:t>
+        <w:t>' =====================================================================</w:t>
       </w:r>
     </w:p>
     <w:p>
@@ -9546,7 +9744,7 @@
           <w:rFonts w:ascii="Courier New" w:hAnsi="Courier New"/>
           <w:sz w:val="17"/>
         </w:rPr>
-        <w:t>Користувач "0..1" *-- "0..*" ЗбереженеСлово : особистий словник</w:t>
+        <w:t>ДжерелоСубтитрів &lt;|.. ДжерелоСубтитрівYouTube</w:t>
       </w:r>
     </w:p>
     <w:p>
@@ -9559,7 +9757,7 @@
           <w:rFonts w:ascii="Courier New" w:hAnsi="Courier New"/>
           <w:sz w:val="17"/>
         </w:rPr>
-        <w:t>Користувач "1" *-- "0..*" ТемаСловника : теми словника</w:t>
+        <w:t>ПарсерДокумента &lt;|.. ПарсерPDF</w:t>
       </w:r>
     </w:p>
     <w:p>
@@ -9572,7 +9770,7 @@
           <w:rFonts w:ascii="Courier New" w:hAnsi="Courier New"/>
           <w:sz w:val="17"/>
         </w:rPr>
-        <w:t>Користувач "0..1" *-- "0..*" ВідомеСлово : профіль лексики</w:t>
+        <w:t xml:space="preserve"> </w:t>
       </w:r>
     </w:p>
     <w:p>
@@ -9585,7 +9783,7 @@
           <w:rFonts w:ascii="Courier New" w:hAnsi="Courier New"/>
           <w:sz w:val="17"/>
         </w:rPr>
-        <w:t>Користувач "0..1" *-- "0..*" ОцінкаРівня : історія тестів</w:t>
+        <w:t>' =====================================================================</w:t>
       </w:r>
     </w:p>
     <w:p>
@@ -9598,7 +9796,7 @@
           <w:rFonts w:ascii="Courier New" w:hAnsi="Courier New"/>
           <w:sz w:val="17"/>
         </w:rPr>
-        <w:t>ЗбереженеСлово "1" *-- "0..1" СтанПовторення : розписання</w:t>
+        <w:t>' КОМПОЗИЦІЯ (composition) — спільний життєвий цикл з акаунтом</w:t>
       </w:r>
     </w:p>
     <w:p>
@@ -9611,7 +9809,7 @@
           <w:rFonts w:ascii="Courier New" w:hAnsi="Courier New"/>
           <w:sz w:val="17"/>
         </w:rPr>
-        <w:t xml:space="preserve"> </w:t>
+        <w:t>' =====================================================================</w:t>
       </w:r>
     </w:p>
     <w:p>
@@ -9624,7 +9822,7 @@
           <w:rFonts w:ascii="Courier New" w:hAnsi="Courier New"/>
           <w:sz w:val="17"/>
         </w:rPr>
-        <w:t>note bottom of Користувач</w:t>
+        <w:t>Користувач "0..1" *-- "1..*" НалаштуванняКористувача : налаштування</w:t>
       </w:r>
     </w:p>
     <w:p>
@@ -9637,7 +9835,7 @@
           <w:rFonts w:ascii="Courier New" w:hAnsi="Courier New"/>
           <w:sz w:val="17"/>
         </w:rPr>
-        <w:t xml:space="preserve">  **0..1, а не 1, у пʼяти композиціях:**</w:t>
+        <w:t>Користувач "1" *-- "0..1" Підписка : тариф</w:t>
       </w:r>
     </w:p>
     <w:p>
@@ -9650,7 +9848,7 @@
           <w:rFonts w:ascii="Courier New" w:hAnsi="Courier New"/>
           <w:sz w:val="17"/>
         </w:rPr>
-        <w:t xml:space="preserve">  рядок, накопичений до першого входу,</w:t>
+        <w:t>Користувач "1" *-- "0..*" ЛічильникВикористання : денні витрати</w:t>
       </w:r>
     </w:p>
     <w:p>
@@ -9663,7 +9861,7 @@
           <w:rFonts w:ascii="Courier New" w:hAnsi="Courier New"/>
           <w:sz w:val="17"/>
         </w:rPr>
-        <w:t xml:space="preserve">  ще не має власника. Нуль — перехідний</w:t>
+        <w:t>Користувач "0..1" *-- "0..*" Матеріал : історія матеріалів</w:t>
       </w:r>
     </w:p>
     <w:p>
@@ -9676,7 +9874,7 @@
           <w:rFonts w:ascii="Courier New" w:hAnsi="Courier New"/>
           <w:sz w:val="17"/>
         </w:rPr>
-        <w:t xml:space="preserve">  стан до привʼязки, а не другий власник.</w:t>
+        <w:t>Користувач "0..1" *-- "0..*" ЗбереженеСлово : особистий словник</w:t>
       </w:r>
     </w:p>
     <w:p>
@@ -9689,7 +9887,7 @@
           <w:rFonts w:ascii="Courier New" w:hAnsi="Courier New"/>
           <w:sz w:val="17"/>
         </w:rPr>
-        <w:t xml:space="preserve">  Де власник обовʼязковий (підписка,</w:t>
+        <w:t>Користувач "1" *-- "0..*" ТемаСловника : теми словника</w:t>
       </w:r>
     </w:p>
     <w:p>
@@ -9702,7 +9900,7 @@
           <w:rFonts w:ascii="Courier New" w:hAnsi="Courier New"/>
           <w:sz w:val="17"/>
         </w:rPr>
-        <w:t xml:space="preserve">  лічильники, теми) — кратність 1.</w:t>
+        <w:t>Користувач "0..1" *-- "0..*" ВідомеСлово : профіль лексики</w:t>
       </w:r>
     </w:p>
     <w:p>
@@ -9715,7 +9913,7 @@
           <w:rFonts w:ascii="Courier New" w:hAnsi="Courier New"/>
           <w:sz w:val="17"/>
         </w:rPr>
-        <w:t xml:space="preserve">  Докладно: Розділ 6, вступ.</w:t>
+        <w:t>Користувач "0..1" *-- "0..*" ОцінкаРівня : історія тестів</w:t>
       </w:r>
     </w:p>
     <w:p>
@@ -9728,7 +9926,7 @@
           <w:rFonts w:ascii="Courier New" w:hAnsi="Courier New"/>
           <w:sz w:val="17"/>
         </w:rPr>
-        <w:t>end note</w:t>
+        <w:t>ЗбереженеСлово "1" *-- "0..1" СтанПовторення : розписання</w:t>
       </w:r>
     </w:p>
     <w:p>
@@ -9754,7 +9952,7 @@
           <w:rFonts w:ascii="Courier New" w:hAnsi="Courier New"/>
           <w:sz w:val="17"/>
         </w:rPr>
-        <w:t>' =====================================================================</w:t>
+        <w:t>note bottom of Користувач</w:t>
       </w:r>
     </w:p>
     <w:p>
@@ -9767,7 +9965,7 @@
           <w:rFonts w:ascii="Courier New" w:hAnsi="Courier New"/>
           <w:sz w:val="17"/>
         </w:rPr>
-        <w:t>' АГРЕГАЦІЯ (aggregation) — частина не належить цьому цілому як композит</w:t>
+        <w:t xml:space="preserve">  **0..1, а не 1, у пʼяти композиціях:**</w:t>
       </w:r>
     </w:p>
     <w:p>
@@ -9780,7 +9978,7 @@
           <w:rFonts w:ascii="Courier New" w:hAnsi="Courier New"/>
           <w:sz w:val="17"/>
         </w:rPr>
-        <w:t>' =====================================================================</w:t>
+        <w:t xml:space="preserve">  рядок, накопичений до першого входу,</w:t>
       </w:r>
     </w:p>
     <w:p>
@@ -9793,7 +9991,7 @@
           <w:rFonts w:ascii="Courier New" w:hAnsi="Courier New"/>
           <w:sz w:val="17"/>
         </w:rPr>
-        <w:t>Матеріал "1" o-- "0..*" ЗбереженеСлово : джерело слова</w:t>
+        <w:t xml:space="preserve">  ще не має власника. Нуль — перехідний</w:t>
       </w:r>
     </w:p>
     <w:p>
@@ -9806,7 +10004,7 @@
           <w:rFonts w:ascii="Courier New" w:hAnsi="Courier New"/>
           <w:sz w:val="17"/>
         </w:rPr>
-        <w:t>note on link</w:t>
+        <w:t xml:space="preserve">  стан до привʼязки, а не другий власник.</w:t>
       </w:r>
     </w:p>
     <w:p>
@@ -9819,7 +10017,7 @@
           <w:rFonts w:ascii="Courier New" w:hAnsi="Courier New"/>
           <w:sz w:val="17"/>
         </w:rPr>
-        <w:t xml:space="preserve">  **Агрегація, а не композиція — компроміс.**</w:t>
+        <w:t xml:space="preserve">  Де власник обовʼязковий (підписка,</w:t>
       </w:r>
     </w:p>
     <w:p>
@@ -9832,7 +10030,7 @@
           <w:rFonts w:ascii="Courier New" w:hAnsi="Courier New"/>
           <w:sz w:val="17"/>
         </w:rPr>
-        <w:t xml:space="preserve">  Кратність 1: картки слова без матеріалу</w:t>
+        <w:t xml:space="preserve">  лічильники, теми) — кратність 1.</w:t>
       </w:r>
     </w:p>
     <w:p>
@@ -9845,7 +10043,7 @@
           <w:rFonts w:ascii="Courier New" w:hAnsi="Courier New"/>
           <w:sz w:val="17"/>
         </w:rPr>
-        <w:t xml:space="preserve">  не буває. Частина цього цілого НЕ переживає:</w:t>
+        <w:t xml:space="preserve">  Докладно: Розділ 6, вступ.</w:t>
       </w:r>
     </w:p>
     <w:p>
@@ -9858,7 +10056,7 @@
           <w:rFonts w:ascii="Courier New" w:hAnsi="Courier New"/>
           <w:sz w:val="17"/>
         </w:rPr>
-        <w:t xml:space="preserve">  видалення матеріалу забирає й слова,</w:t>
+        <w:t>end note</w:t>
       </w:r>
     </w:p>
     <w:p>
@@ -9871,7 +10069,7 @@
           <w:rFonts w:ascii="Courier New" w:hAnsi="Courier New"/>
           <w:sz w:val="17"/>
         </w:rPr>
-        <w:t xml:space="preserve">  й розписання. Ромб порожній лише тому, що</w:t>
+        <w:t xml:space="preserve"> </w:t>
       </w:r>
     </w:p>
     <w:p>
@@ -9884,7 +10082,7 @@
           <w:rFonts w:ascii="Courier New" w:hAnsi="Courier New"/>
           <w:sz w:val="17"/>
         </w:rPr>
-        <w:t xml:space="preserve">  композит у частини один — Користувач.</w:t>
+        <w:t>' =====================================================================</w:t>
       </w:r>
     </w:p>
     <w:p>
@@ -9897,7 +10095,7 @@
           <w:rFonts w:ascii="Courier New" w:hAnsi="Courier New"/>
           <w:sz w:val="17"/>
         </w:rPr>
-        <w:t xml:space="preserve">  Розділ 7, рядок 10.</w:t>
+        <w:t>' АГРЕГАЦІЯ (aggregation) — частина не належить цьому цілому як композит</w:t>
       </w:r>
     </w:p>
     <w:p>
@@ -9910,7 +10108,7 @@
           <w:rFonts w:ascii="Courier New" w:hAnsi="Courier New"/>
           <w:sz w:val="17"/>
         </w:rPr>
-        <w:t>end note</w:t>
+        <w:t>' =====================================================================</w:t>
       </w:r>
     </w:p>
     <w:p>
@@ -9923,7 +10121,7 @@
           <w:rFonts w:ascii="Courier New" w:hAnsi="Courier New"/>
           <w:sz w:val="17"/>
         </w:rPr>
-        <w:t xml:space="preserve"> </w:t>
+        <w:t>Матеріал "1" o-- "0..*" ЗбереженеСлово : джерело слова</w:t>
       </w:r>
     </w:p>
     <w:p>
@@ -9936,7 +10134,7 @@
           <w:rFonts w:ascii="Courier New" w:hAnsi="Courier New"/>
           <w:sz w:val="17"/>
         </w:rPr>
-        <w:t>ТемаСловника "0..1" o-- "0..*" ЗбереженеСлово : згруповані слова</w:t>
+        <w:t>note on link</w:t>
       </w:r>
     </w:p>
     <w:p>
@@ -9949,7 +10147,7 @@
           <w:rFonts w:ascii="Courier New" w:hAnsi="Courier New"/>
           <w:sz w:val="17"/>
         </w:rPr>
-        <w:t xml:space="preserve"> </w:t>
+        <w:t xml:space="preserve">  **Агрегація, а не композиція — компроміс.**</w:t>
       </w:r>
     </w:p>
     <w:p>
@@ -9962,7 +10160,7 @@
           <w:rFonts w:ascii="Courier New" w:hAnsi="Courier New"/>
           <w:sz w:val="17"/>
         </w:rPr>
-        <w:t>' =====================================================================</w:t>
+        <w:t xml:space="preserve">  Кратність 1: картки слова без матеріалу</w:t>
       </w:r>
     </w:p>
     <w:p>
@@ -9975,7 +10173,7 @@
           <w:rFonts w:ascii="Courier New" w:hAnsi="Courier New"/>
           <w:sz w:val="17"/>
         </w:rPr>
-        <w:t>' АСОЦІАЦІЯ З КРАТНІСТЮ (association)</w:t>
+        <w:t xml:space="preserve">  не буває. Частина цього цілого НЕ переживає:</w:t>
       </w:r>
     </w:p>
     <w:p>
@@ -9988,7 +10186,7 @@
           <w:rFonts w:ascii="Courier New" w:hAnsi="Courier New"/>
           <w:sz w:val="17"/>
         </w:rPr>
-        <w:t>' =====================================================================</w:t>
+        <w:t xml:space="preserve">  видалення матеріалу забирає й слова,</w:t>
       </w:r>
     </w:p>
     <w:p>
@@ -10001,7 +10199,7 @@
           <w:rFonts w:ascii="Courier New" w:hAnsi="Courier New"/>
           <w:sz w:val="17"/>
         </w:rPr>
-        <w:t>Відео "0..*" -- "0..1" Транскрипт : доріжка реплік &gt;</w:t>
+        <w:t xml:space="preserve">  й розписання. Ромб порожній лише тому, що</w:t>
       </w:r>
     </w:p>
     <w:p>
@@ -10014,7 +10212,7 @@
           <w:rFonts w:ascii="Courier New" w:hAnsi="Courier New"/>
           <w:sz w:val="17"/>
         </w:rPr>
-        <w:t>Відео "0..*" -- "0..1" РоботаРозпізнавання : замовлене розпізнавання &gt;</w:t>
+        <w:t xml:space="preserve">  композит у частини один — Користувач.</w:t>
       </w:r>
     </w:p>
     <w:p>
@@ -10027,7 +10225,7 @@
           <w:rFonts w:ascii="Courier New" w:hAnsi="Courier New"/>
           <w:sz w:val="17"/>
         </w:rPr>
-        <w:t>Транскрипт "1" -- "0..*" КешПерекладу : переклад доріжки &gt;</w:t>
+        <w:t xml:space="preserve">  Розділ 7, рядок 10.</w:t>
       </w:r>
     </w:p>
     <w:p>
@@ -10040,7 +10238,7 @@
           <w:rFonts w:ascii="Courier New" w:hAnsi="Courier New"/>
           <w:sz w:val="17"/>
         </w:rPr>
-        <w:t>Транскрипт "1" -- "0..1" ПереказДоріжки : переказ &gt;</w:t>
+        <w:t>end note</w:t>
       </w:r>
     </w:p>
     <w:p>
@@ -10053,7 +10251,7 @@
           <w:rFonts w:ascii="Courier New" w:hAnsi="Courier New"/>
           <w:sz w:val="17"/>
         </w:rPr>
-        <w:t>ЗбереженеСлово "0..*" -- "0..1" СловниковаСтаття : стаття довідника &gt;</w:t>
+        <w:t xml:space="preserve"> </w:t>
       </w:r>
     </w:p>
     <w:p>
@@ -10066,7 +10264,7 @@
           <w:rFonts w:ascii="Courier New" w:hAnsi="Courier New"/>
           <w:sz w:val="17"/>
         </w:rPr>
-        <w:t>ЗбереженеСлово "0..*" -- "0..1" КешПояснень : пояснення в контексті &gt;</w:t>
+        <w:t>ТемаСловника "0..1" o-- "0..*" ЗбереженеСлово : згруповані слова</w:t>
       </w:r>
     </w:p>
     <w:p>
@@ -10079,7 +10277,7 @@
           <w:rFonts w:ascii="Courier New" w:hAnsi="Courier New"/>
           <w:sz w:val="17"/>
         </w:rPr>
-        <w:t>ОцінкаРівня "0..1" -- "0..*" ВідомеСлово : поповнює профіль &gt;</w:t>
+        <w:t xml:space="preserve"> </w:t>
       </w:r>
     </w:p>
     <w:p>
@@ -10092,7 +10290,7 @@
           <w:rFonts w:ascii="Courier New" w:hAnsi="Courier New"/>
           <w:sz w:val="17"/>
         </w:rPr>
-        <w:t xml:space="preserve"> </w:t>
+        <w:t>' =====================================================================</w:t>
       </w:r>
     </w:p>
     <w:p>
@@ -10105,7 +10303,7 @@
           <w:rFonts w:ascii="Courier New" w:hAnsi="Courier New"/>
           <w:sz w:val="17"/>
         </w:rPr>
-        <w:t>' =====================================================================</w:t>
+        <w:t>' АСОЦІАЦІЯ З КРАТНІСТЮ (association)</w:t>
       </w:r>
     </w:p>
     <w:p>
@@ -10118,7 +10316,7 @@
           <w:rFonts w:ascii="Courier New" w:hAnsi="Courier New"/>
           <w:sz w:val="17"/>
         </w:rPr>
-        <w:t>' ЗАЛЕЖНІСТЬ (dependency)</w:t>
+        <w:t>' =====================================================================</w:t>
       </w:r>
     </w:p>
     <w:p>
@@ -10131,7 +10329,7 @@
           <w:rFonts w:ascii="Courier New" w:hAnsi="Courier New"/>
           <w:sz w:val="17"/>
         </w:rPr>
-        <w:t>' =====================================================================</w:t>
+        <w:t>Відео "0..*" -- "0..1" Транскрипт : доріжка реплік &gt;</w:t>
       </w:r>
     </w:p>
     <w:p>
@@ -10144,7 +10342,7 @@
           <w:rFonts w:ascii="Courier New" w:hAnsi="Courier New"/>
           <w:sz w:val="17"/>
         </w:rPr>
-        <w:t>Відео ..&gt; ДжерелоСубтитрів : читає доріжку через &gt;</w:t>
+        <w:t>Відео "0..*" -- "0..1" РоботаРозпізнавання : замовлене розпізнавання &gt;</w:t>
       </w:r>
     </w:p>
     <w:p>
@@ -10157,7 +10355,7 @@
           <w:rFonts w:ascii="Courier New" w:hAnsi="Courier New"/>
           <w:sz w:val="17"/>
         </w:rPr>
-        <w:t>ФабрикаДжерелСубтитрів ..&gt; ДжерелоСубтитрів : &lt;&lt;create&gt;&gt;</w:t>
+        <w:t>Транскрипт "1" -- "0..*" КешПерекладу : переклад доріжки &gt;</w:t>
       </w:r>
     </w:p>
     <w:p>
@@ -10170,7 +10368,7 @@
           <w:rFonts w:ascii="Courier New" w:hAnsi="Courier New"/>
           <w:sz w:val="17"/>
         </w:rPr>
-        <w:t>ПарсерДокумента ..&gt; Документ : &lt;&lt;create&gt;&gt;</w:t>
+        <w:t>Транскрипт "1" -- "0..1" ПереказДоріжки : переказ &gt;</w:t>
       </w:r>
     </w:p>
     <w:p>
@@ -10183,7 +10381,7 @@
           <w:rFonts w:ascii="Courier New" w:hAnsi="Courier New"/>
           <w:sz w:val="17"/>
         </w:rPr>
-        <w:t xml:space="preserve"> </w:t>
+        <w:t>ЗбереженеСлово "0..*" -- "0..1" СловниковаСтаття : стаття довідника &gt;</w:t>
       </w:r>
     </w:p>
     <w:p>
@@ -10196,7 +10394,7 @@
           <w:rFonts w:ascii="Courier New" w:hAnsi="Courier New"/>
           <w:sz w:val="17"/>
         </w:rPr>
-        <w:t>' =====================================================================</w:t>
+        <w:t>ЗбереженеСлово "0..*" -- "0..1" КешПояснень : пояснення в контексті &gt;</w:t>
       </w:r>
     </w:p>
     <w:p>
@@ -10209,7 +10407,7 @@
           <w:rFonts w:ascii="Courier New" w:hAnsi="Courier New"/>
           <w:sz w:val="17"/>
         </w:rPr>
-        <w:t>' ПРИМІТКИ ДО КЛЮЧОВИХ РІШЕНЬ МОДЕЛІ</w:t>
+        <w:t>ОцінкаРівня "0..1" -- "0..*" ВідомеСлово : поповнює профіль &gt;</w:t>
       </w:r>
     </w:p>
     <w:p>
@@ -10222,7 +10420,7 @@
           <w:rFonts w:ascii="Courier New" w:hAnsi="Courier New"/>
           <w:sz w:val="17"/>
         </w:rPr>
-        <w:t>' =====================================================================</w:t>
+        <w:t xml:space="preserve"> </w:t>
       </w:r>
     </w:p>
     <w:p>
@@ -10235,7 +10433,7 @@
           <w:rFonts w:ascii="Courier New" w:hAnsi="Courier New"/>
           <w:sz w:val="17"/>
         </w:rPr>
-        <w:t>note top of "Спільні довідники без власника"</w:t>
+        <w:t>' =====================================================================</w:t>
       </w:r>
     </w:p>
     <w:p>
@@ -10248,7 +10446,7 @@
           <w:rFonts w:ascii="Courier New" w:hAnsi="Courier New"/>
           <w:sz w:val="17"/>
         </w:rPr>
-        <w:t xml:space="preserve">  Усі шість класів **навмисно без звʼязку</w:t>
+        <w:t>' ЗАЛЕЖНІСТЬ (dependency)</w:t>
       </w:r>
     </w:p>
     <w:p>
@@ -10261,7 +10459,7 @@
           <w:rFonts w:ascii="Courier New" w:hAnsi="Courier New"/>
           <w:sz w:val="17"/>
         </w:rPr>
-        <w:t xml:space="preserve">  з Користувачем**: ключ — вміст або</w:t>
+        <w:t>' =====================================================================</w:t>
       </w:r>
     </w:p>
     <w:p>
@@ -10274,7 +10472,7 @@
           <w:rFonts w:ascii="Courier New" w:hAnsi="Courier New"/>
           <w:sz w:val="17"/>
         </w:rPr>
-        <w:t xml:space="preserve">  ідентифікатор ролика, тому «хто дивився»</w:t>
+        <w:t>Відео ..&gt; ДжерелоСубтитрів : читає доріжку через &gt;</w:t>
       </w:r>
     </w:p>
     <w:p>
@@ -10287,7 +10485,7 @@
           <w:rFonts w:ascii="Courier New" w:hAnsi="Courier New"/>
           <w:sz w:val="17"/>
         </w:rPr>
-        <w:t xml:space="preserve">  з них не дізнатися. Спільними є саме</w:t>
+        <w:t>ФабрикаДжерелСубтитрів ..&gt; ДжерелоСубтитрів : &lt;&lt;create&gt;&gt;</w:t>
       </w:r>
     </w:p>
     <w:p>
@@ -10300,7 +10498,7 @@
           <w:rFonts w:ascii="Courier New" w:hAnsi="Courier New"/>
           <w:sz w:val="17"/>
         </w:rPr>
-        <w:t xml:space="preserve">  розпізнавання й переклад доріжки.</w:t>
+        <w:t>ПарсерДокумента ..&gt; Документ : &lt;&lt;create&gt;&gt;</w:t>
       </w:r>
     </w:p>
     <w:p>
@@ -10313,7 +10511,7 @@
           <w:rFonts w:ascii="Courier New" w:hAnsi="Courier New"/>
           <w:sz w:val="17"/>
         </w:rPr>
-        <w:t xml:space="preserve">  Докладно: Розділ 6.1.</w:t>
+        <w:t>ЗбереженеСлово ..&gt; ВідомеСлово : &lt;&lt;create&gt;&gt;</w:t>
       </w:r>
     </w:p>
     <w:p>
@@ -10326,7 +10524,7 @@
           <w:rFonts w:ascii="Courier New" w:hAnsi="Courier New"/>
           <w:sz w:val="17"/>
         </w:rPr>
-        <w:t>end note</w:t>
+        <w:t xml:space="preserve"> </w:t>
       </w:r>
     </w:p>
     <w:p>
@@ -10339,7 +10537,7 @@
           <w:rFonts w:ascii="Courier New" w:hAnsi="Courier New"/>
           <w:sz w:val="17"/>
         </w:rPr>
-        <w:t xml:space="preserve"> </w:t>
+        <w:t>' =====================================================================</w:t>
       </w:r>
     </w:p>
     <w:p>
@@ -10352,7 +10550,7 @@
           <w:rFonts w:ascii="Courier New" w:hAnsi="Courier New"/>
           <w:sz w:val="17"/>
         </w:rPr>
-        <w:t>note right of Документ</w:t>
+        <w:t>' ПРИМІТКИ ДО КЛЮЧОВИХ РІШЕНЬ МОДЕЛІ</w:t>
       </w:r>
     </w:p>
     <w:p>
@@ -10365,7 +10563,7 @@
           <w:rFonts w:ascii="Courier New" w:hAnsi="Courier New"/>
           <w:sz w:val="17"/>
         </w:rPr>
-        <w:t xml:space="preserve">  Стаття за посиланням — це Документ</w:t>
+        <w:t>' =====================================================================</w:t>
       </w:r>
     </w:p>
     <w:p>
@@ -10378,7 +10576,7 @@
           <w:rFonts w:ascii="Courier New" w:hAnsi="Courier New"/>
           <w:sz w:val="17"/>
         </w:rPr>
-        <w:t xml:space="preserve">  з форматом «стаття-html» (UC12), тому</w:t>
+        <w:t>note top of "Спільні довідники без власника"</w:t>
       </w:r>
     </w:p>
     <w:p>
@@ -10391,7 +10589,7 @@
           <w:rFonts w:ascii="Courier New" w:hAnsi="Courier New"/>
           <w:sz w:val="17"/>
         </w:rPr>
-        <w:t xml:space="preserve">  нащадків рівно два; окремий клас для</w:t>
+        <w:t xml:space="preserve">  Усі шість класів **навмисно без звʼязку</w:t>
       </w:r>
     </w:p>
     <w:p>
@@ -10404,7 +10602,7 @@
           <w:rFonts w:ascii="Courier New" w:hAnsi="Courier New"/>
           <w:sz w:val="17"/>
         </w:rPr>
-        <w:t xml:space="preserve">  вебсторінки — поза межами роботи</w:t>
+        <w:t xml:space="preserve">  з Користувачем**: ключ — вміст або</w:t>
       </w:r>
     </w:p>
     <w:p>
@@ -10417,7 +10615,7 @@
           <w:rFonts w:ascii="Courier New" w:hAnsi="Courier New"/>
           <w:sz w:val="17"/>
         </w:rPr>
-        <w:t xml:space="preserve">  (розділ «Мета»). Звʼязок «документ —</w:t>
+        <w:t xml:space="preserve">  ідентифікатор ролика, тому «хто дивився»</w:t>
       </w:r>
     </w:p>
     <w:p>
@@ -10430,7 +10628,7 @@
           <w:rFonts w:ascii="Courier New" w:hAnsi="Courier New"/>
           <w:sz w:val="17"/>
         </w:rPr>
-        <w:t xml:space="preserve">  рядок історії» виражений узагальненням,</w:t>
+        <w:t xml:space="preserve">  з них не дізнатися. Спільними є саме</w:t>
       </w:r>
     </w:p>
     <w:p>
@@ -10443,7 +10641,7 @@
           <w:rFonts w:ascii="Courier New" w:hAnsi="Courier New"/>
           <w:sz w:val="17"/>
         </w:rPr>
-        <w:t xml:space="preserve">  тому асоціації «Документ — Матеріал» немає.</w:t>
+        <w:t xml:space="preserve">  розпізнавання й переклад доріжки.</w:t>
       </w:r>
     </w:p>
     <w:p>
@@ -10456,7 +10654,7 @@
           <w:rFonts w:ascii="Courier New" w:hAnsi="Courier New"/>
           <w:sz w:val="17"/>
         </w:rPr>
-        <w:t>end note</w:t>
+        <w:t xml:space="preserve">  Докладно: Розділ 6.1.</w:t>
       </w:r>
     </w:p>
     <w:p>
@@ -10469,7 +10667,7 @@
           <w:rFonts w:ascii="Courier New" w:hAnsi="Courier New"/>
           <w:sz w:val="17"/>
         </w:rPr>
-        <w:t xml:space="preserve"> </w:t>
+        <w:t>end note</w:t>
       </w:r>
     </w:p>
     <w:p>
@@ -10482,7 +10680,7 @@
           <w:rFonts w:ascii="Courier New" w:hAnsi="Courier New"/>
           <w:sz w:val="17"/>
         </w:rPr>
-        <w:t>note bottom of ЛічильникВикористання</w:t>
+        <w:t xml:space="preserve"> </w:t>
       </w:r>
     </w:p>
     <w:p>
@@ -10495,7 +10693,7 @@
           <w:rFonts w:ascii="Courier New" w:hAnsi="Courier New"/>
           <w:sz w:val="17"/>
         </w:rPr>
-        <w:t xml:space="preserve">  Технічного id немає: рядок</w:t>
+        <w:t>note right of Документ</w:t>
       </w:r>
     </w:p>
     <w:p>
@@ -10508,7 +10706,7 @@
           <w:rFonts w:ascii="Courier New" w:hAnsi="Courier New"/>
           <w:sz w:val="17"/>
         </w:rPr>
-        <w:t xml:space="preserve">  ідентифікується парою «день + вид»</w:t>
+        <w:t xml:space="preserve">  Стаття за посиланням — це Документ</w:t>
       </w:r>
     </w:p>
     <w:p>
@@ -10521,7 +10719,7 @@
           <w:rFonts w:ascii="Courier New" w:hAnsi="Courier New"/>
           <w:sz w:val="17"/>
         </w:rPr>
-        <w:t xml:space="preserve">  у межах власника — обидва атрибути</w:t>
+        <w:t xml:space="preserve">  з форматом «стаття-html» (UC12), тому</w:t>
       </w:r>
     </w:p>
     <w:p>
@@ -10534,7 +10732,7 @@
           <w:rFonts w:ascii="Courier New" w:hAnsi="Courier New"/>
           <w:sz w:val="17"/>
         </w:rPr>
-        <w:t xml:space="preserve">  позначено модифікатором {id}.</w:t>
+        <w:t xml:space="preserve">  нащадків рівно два; окремий клас для</w:t>
       </w:r>
     </w:p>
     <w:p>
@@ -10547,7 +10745,7 @@
           <w:rFonts w:ascii="Courier New" w:hAnsi="Courier New"/>
           <w:sz w:val="17"/>
         </w:rPr>
-        <w:t>end note</w:t>
+        <w:t xml:space="preserve">  вебсторінки — поза межами роботи</w:t>
       </w:r>
     </w:p>
     <w:p>
@@ -10560,7 +10758,7 @@
           <w:rFonts w:ascii="Courier New" w:hAnsi="Courier New"/>
           <w:sz w:val="17"/>
         </w:rPr>
-        <w:t xml:space="preserve"> </w:t>
+        <w:t xml:space="preserve">  (розділ «Мета»). Звʼязок «документ —</w:t>
       </w:r>
     </w:p>
     <w:p>
@@ -10573,7 +10771,7 @@
           <w:rFonts w:ascii="Courier New" w:hAnsi="Courier New"/>
           <w:sz w:val="17"/>
         </w:rPr>
-        <w:t xml:space="preserve"> </w:t>
+        <w:t xml:space="preserve">  рядок історії» виражений узагальненням,</w:t>
       </w:r>
     </w:p>
     <w:p>
@@ -10586,12 +10784,165 @@
           <w:rFonts w:ascii="Courier New" w:hAnsi="Courier New"/>
           <w:sz w:val="17"/>
         </w:rPr>
+        <w:t xml:space="preserve">  тому асоціації «Документ — Матеріал» немає.</w:t>
+      </w:r>
+    </w:p>
+    <w:p>
+      <w:pPr>
+        <w:spacing w:after="0" w:line="240" w:lineRule="auto"/>
+        <w:ind w:left="454"/>
+      </w:pPr>
+      <w:r>
+        <w:rPr>
+          <w:rFonts w:ascii="Courier New" w:hAnsi="Courier New"/>
+          <w:sz w:val="17"/>
+        </w:rPr>
+        <w:t>end note</w:t>
+      </w:r>
+    </w:p>
+    <w:p>
+      <w:pPr>
+        <w:spacing w:after="0" w:line="240" w:lineRule="auto"/>
+        <w:ind w:left="454"/>
+      </w:pPr>
+      <w:r>
+        <w:rPr>
+          <w:rFonts w:ascii="Courier New" w:hAnsi="Courier New"/>
+          <w:sz w:val="17"/>
+        </w:rPr>
+        <w:t xml:space="preserve"> </w:t>
+      </w:r>
+    </w:p>
+    <w:p>
+      <w:pPr>
+        <w:spacing w:after="0" w:line="240" w:lineRule="auto"/>
+        <w:ind w:left="454"/>
+      </w:pPr>
+      <w:r>
+        <w:rPr>
+          <w:rFonts w:ascii="Courier New" w:hAnsi="Courier New"/>
+          <w:sz w:val="17"/>
+        </w:rPr>
+        <w:t>note bottom of ЛічильникВикористання</w:t>
+      </w:r>
+    </w:p>
+    <w:p>
+      <w:pPr>
+        <w:spacing w:after="0" w:line="240" w:lineRule="auto"/>
+        <w:ind w:left="454"/>
+      </w:pPr>
+      <w:r>
+        <w:rPr>
+          <w:rFonts w:ascii="Courier New" w:hAnsi="Courier New"/>
+          <w:sz w:val="17"/>
+        </w:rPr>
+        <w:t xml:space="preserve">  Технічного id немає: рядок</w:t>
+      </w:r>
+    </w:p>
+    <w:p>
+      <w:pPr>
+        <w:spacing w:after="0" w:line="240" w:lineRule="auto"/>
+        <w:ind w:left="454"/>
+      </w:pPr>
+      <w:r>
+        <w:rPr>
+          <w:rFonts w:ascii="Courier New" w:hAnsi="Courier New"/>
+          <w:sz w:val="17"/>
+        </w:rPr>
+        <w:t xml:space="preserve">  ідентифікується парою «день + вид»</w:t>
+      </w:r>
+    </w:p>
+    <w:p>
+      <w:pPr>
+        <w:spacing w:after="0" w:line="240" w:lineRule="auto"/>
+        <w:ind w:left="454"/>
+      </w:pPr>
+      <w:r>
+        <w:rPr>
+          <w:rFonts w:ascii="Courier New" w:hAnsi="Courier New"/>
+          <w:sz w:val="17"/>
+        </w:rPr>
+        <w:t xml:space="preserve">  у межах власника — обидва атрибути</w:t>
+      </w:r>
+    </w:p>
+    <w:p>
+      <w:pPr>
+        <w:spacing w:after="0" w:line="240" w:lineRule="auto"/>
+        <w:ind w:left="454"/>
+      </w:pPr>
+      <w:r>
+        <w:rPr>
+          <w:rFonts w:ascii="Courier New" w:hAnsi="Courier New"/>
+          <w:sz w:val="17"/>
+        </w:rPr>
+        <w:t xml:space="preserve">  позначено модифікатором {id}.</w:t>
+      </w:r>
+    </w:p>
+    <w:p>
+      <w:pPr>
+        <w:spacing w:after="0" w:line="240" w:lineRule="auto"/>
+        <w:ind w:left="454"/>
+      </w:pPr>
+      <w:r>
+        <w:rPr>
+          <w:rFonts w:ascii="Courier New" w:hAnsi="Courier New"/>
+          <w:sz w:val="17"/>
+        </w:rPr>
+        <w:t>end note</w:t>
+      </w:r>
+    </w:p>
+    <w:p>
+      <w:pPr>
+        <w:spacing w:after="0" w:line="240" w:lineRule="auto"/>
+        <w:ind w:left="454"/>
+      </w:pPr>
+      <w:r>
+        <w:rPr>
+          <w:rFonts w:ascii="Courier New" w:hAnsi="Courier New"/>
+          <w:sz w:val="17"/>
+        </w:rPr>
+        <w:t xml:space="preserve"> </w:t>
+      </w:r>
+    </w:p>
+    <w:p>
+      <w:pPr>
+        <w:spacing w:after="0" w:line="240" w:lineRule="auto"/>
+        <w:ind w:left="454"/>
+      </w:pPr>
+      <w:r>
+        <w:rPr>
+          <w:rFonts w:ascii="Courier New" w:hAnsi="Courier New"/>
+          <w:sz w:val="17"/>
+        </w:rPr>
+        <w:t xml:space="preserve"> </w:t>
+      </w:r>
+    </w:p>
+    <w:p>
+      <w:pPr>
+        <w:spacing w:after="0" w:line="240" w:lineRule="auto"/>
+        <w:ind w:left="454"/>
+      </w:pPr>
+      <w:r>
+        <w:rPr>
+          <w:rFonts w:ascii="Courier New" w:hAnsi="Courier New"/>
+          <w:sz w:val="17"/>
+        </w:rPr>
         <w:t>@enduml</w:t>
       </w:r>
     </w:p>
     <w:p>
       <w:pPr>
         <w:spacing w:after="80"/>
+      </w:pPr>
+    </w:p>
+    <w:p>
+      <w:pPr>
+        <w:sectPr>
+          <w:pgSz w:w="12240" w:h="15840"/>
+          <w:pgMar w:top="1134" w:right="850" w:bottom="1134" w:left="1417" w:header="720" w:footer="720" w:gutter="0"/>
+          <w:cols w:space="720"/>
+          <w:docGrid w:linePitch="360"/>
+        </w:sectPr>
       </w:pPr>
     </w:p>
     <w:p>
@@ -10601,7 +10952,7 @@
       <w:r>
         <w:drawing>
           <wp:inline xmlns:a="http://schemas.openxmlformats.org/drawingml/2006/main" xmlns:pic="http://schemas.openxmlformats.org/drawingml/2006/picture">
-            <wp:extent cx="5580000" cy="1771206"/>
+            <wp:extent cx="9000000" cy="3537598"/>
             <wp:docPr id="1" name="Picture 1"/>
             <wp:cNvGraphicFramePr>
               <a:graphicFrameLocks noChangeAspect="1"/>
@@ -10622,7 +10973,7 @@
                   <pic:spPr>
                     <a:xfrm>
                       <a:off x="0" y="0"/>
-                      <a:ext cx="5580000" cy="1771206"/>
+                      <a:ext cx="9000000" cy="3537598"/>
                     </a:xfrm>
                     <a:prstGeom prst="rect"/>
                   </pic:spPr>
@@ -10635,7 +10986,7 @@
     </w:p>
     <w:p>
       <w:pPr>
-        <w:spacing w:after="240"/>
+        <w:spacing w:after="120"/>
         <w:jc w:val="center"/>
       </w:pPr>
       <w:r>
@@ -10649,6 +11000,16 @@
     </w:p>
     <w:p>
       <w:pPr>
+        <w:sectPr>
+          <w:pgSz w:w="15840" w:h="12240" w:orient="landscape"/>
+          <w:pgMar w:top="850" w:right="850" w:bottom="850" w:left="850" w:header="720" w:footer="720" w:gutter="0"/>
+          <w:cols w:space="720"/>
+          <w:docGrid w:linePitch="360"/>
+        </w:sectPr>
+      </w:pPr>
+    </w:p>
+    <w:p>
+      <w:pPr>
         <w:spacing w:after="120"/>
         <w:jc w:val="both"/>
       </w:pPr>
@@ -10663,7 +11024,7 @@
         <w:rPr>
           <w:sz w:val="28"/>
         </w:rPr>
-        <w:t xml:space="preserve"> повна діаграма містить 23 елементи і 25 звʼязків, серед них усі пʼять обовʼязкових типів відношень; оскільки на аркуші звіту така діаграма читається погано, нижче наведено три часткові види тієї самої моделі.</w:t>
+        <w:t xml:space="preserve"> повна діаграма містить 23 елементи і 26 звʼязків, серед них усі пʼять обовʼязкових типів відношень; оскільки на аркуші звіту така діаграма читається погано, нижче наведено три часткові види тієї самої моделі.</w:t>
       </w:r>
     </w:p>
     <w:p>
@@ -10963,12 +11324,22 @@
     </w:p>
     <w:p>
       <w:pPr>
+        <w:sectPr>
+          <w:pgSz w:w="12240" w:h="15840"/>
+          <w:pgMar w:top="1134" w:right="850" w:bottom="1134" w:left="1417" w:header="720" w:footer="720" w:gutter="0"/>
+          <w:cols w:space="720"/>
+          <w:docGrid w:linePitch="360"/>
+        </w:sectPr>
+      </w:pPr>
+    </w:p>
+    <w:p>
+      <w:pPr>
         <w:jc w:val="center"/>
       </w:pPr>
       <w:r>
         <w:drawing>
           <wp:inline xmlns:a="http://schemas.openxmlformats.org/drawingml/2006/main" xmlns:pic="http://schemas.openxmlformats.org/drawingml/2006/picture">
-            <wp:extent cx="5580000" cy="2000909"/>
+            <wp:extent cx="9000000" cy="3227273"/>
             <wp:docPr id="2" name="Picture 2"/>
             <wp:cNvGraphicFramePr>
               <a:graphicFrameLocks noChangeAspect="1"/>
@@ -10989,7 +11360,7 @@
                   <pic:spPr>
                     <a:xfrm>
                       <a:off x="0" y="0"/>
-                      <a:ext cx="5580000" cy="2000909"/>
+                      <a:ext cx="9000000" cy="3227273"/>
                     </a:xfrm>
                     <a:prstGeom prst="rect"/>
                   </pic:spPr>
@@ -11002,7 +11373,7 @@
     </w:p>
     <w:p>
       <w:pPr>
-        <w:spacing w:after="240"/>
+        <w:spacing w:after="120"/>
         <w:jc w:val="center"/>
       </w:pPr>
       <w:r>
@@ -11016,6 +11387,16 @@
     </w:p>
     <w:p>
       <w:pPr>
+        <w:sectPr>
+          <w:pgSz w:w="15840" w:h="12240" w:orient="landscape"/>
+          <w:pgMar w:top="850" w:right="850" w:bottom="850" w:left="850" w:header="720" w:footer="720" w:gutter="0"/>
+          <w:cols w:space="720"/>
+          <w:docGrid w:linePitch="360"/>
+        </w:sectPr>
+      </w:pPr>
+    </w:p>
+    <w:p>
+      <w:pPr>
         <w:spacing w:after="80"/>
         <w:jc w:val="left"/>
       </w:pPr>
@@ -11151,7 +11532,7 @@
       <w:r>
         <w:drawing>
           <wp:inline xmlns:a="http://schemas.openxmlformats.org/drawingml/2006/main" xmlns:pic="http://schemas.openxmlformats.org/drawingml/2006/picture">
-            <wp:extent cx="5580000" cy="4010625"/>
+            <wp:extent cx="5580000" cy="4074014"/>
             <wp:docPr id="3" name="Picture 3"/>
             <wp:cNvGraphicFramePr>
               <a:graphicFrameLocks noChangeAspect="1"/>
@@ -11172,7 +11553,7 @@
                   <pic:spPr>
                     <a:xfrm>
                       <a:off x="0" y="0"/>
-                      <a:ext cx="5580000" cy="4010625"/>
+                      <a:ext cx="5580000" cy="4074014"/>
                     </a:xfrm>
                     <a:prstGeom prst="rect"/>
                   </pic:spPr>
@@ -11297,6 +11678,57 @@
         <w:rPr>
           <w:sz w:val="28"/>
         </w:rPr>
+        <w:t xml:space="preserve">Ще одна відмінність виду 3 стосується не складу моделі, а масштабу. На рисунку 1 операції двох класів-реалізацій згорнуто розділювачем </w:t>
+      </w:r>
+      <w:r>
+        <w:rPr>
+          <w:rFonts w:ascii="Courier New" w:hAnsi="Courier New"/>
+          <w:sz w:val="22"/>
+        </w:rPr>
+        <w:t>.. решта операцій інтерфейсу ..</w:t>
+      </w:r>
+      <w:r>
+        <w:rPr>
+          <w:sz w:val="28"/>
+        </w:rPr>
+        <w:t xml:space="preserve">, бо на повній діаграмі вони не читаються: </w:t>
+      </w:r>
+      <w:r>
+        <w:rPr>
+          <w:rFonts w:ascii="Courier New" w:hAnsi="Courier New"/>
+          <w:sz w:val="22"/>
+        </w:rPr>
+        <w:t>ДжерелоСубтитрівYouTube</w:t>
+      </w:r>
+      <w:r>
+        <w:rPr>
+          <w:sz w:val="28"/>
+        </w:rPr>
+        <w:t xml:space="preserve"> показує там три операції, </w:t>
+      </w:r>
+      <w:r>
+        <w:rPr>
+          <w:rFonts w:ascii="Courier New" w:hAnsi="Courier New"/>
+          <w:sz w:val="22"/>
+        </w:rPr>
+        <w:t>ПарсерPDF</w:t>
+      </w:r>
+      <w:r>
+        <w:rPr>
+          <w:sz w:val="28"/>
+        </w:rPr>
+        <w:t xml:space="preserve"> — дві. На виді 3 той самий склад виписано повністю — сім і чотири рядки відповідно. Це розгортання згорнутого переліку, а не інші класи: жодної операції на виді 3 не додано й не прибрано.</w:t>
+      </w:r>
+    </w:p>
+    <w:p>
+      <w:pPr>
+        <w:spacing w:after="120"/>
+        <w:jc w:val="both"/>
+      </w:pPr>
+      <w:r>
+        <w:rPr>
+          <w:sz w:val="28"/>
+        </w:rPr>
         <w:t xml:space="preserve">Білою частиною виду, тобто самою моделлю, тут є ще два класи пакета спільних довідників: </w:t>
       </w:r>
       <w:r>
@@ -11325,6 +11757,16 @@
         </w:rPr>
         <w:t xml:space="preserve"> (переклад доріжки за відбитком «мови + рядки»). Обидва без власника, обидва ключовані вмістом або ідентифікатором ролика в площадки, і саме вони роблять твердження «другий глядач того самого ролика не платить» перевірним.</w:t>
       </w:r>
+    </w:p>
+    <w:p>
+      <w:pPr>
+        <w:sectPr>
+          <w:pgSz w:w="12240" w:h="15840"/>
+          <w:pgMar w:top="1134" w:right="850" w:bottom="1134" w:left="1417" w:header="720" w:footer="720" w:gutter="0"/>
+          <w:cols w:space="720"/>
+          <w:docGrid w:linePitch="360"/>
+        </w:sectPr>
+      </w:pPr>
     </w:p>
     <w:p>
       <w:pPr>
@@ -11333,7 +11775,7 @@
       <w:r>
         <w:drawing>
           <wp:inline xmlns:a="http://schemas.openxmlformats.org/drawingml/2006/main" xmlns:pic="http://schemas.openxmlformats.org/drawingml/2006/picture">
-            <wp:extent cx="5580000" cy="2534914"/>
+            <wp:extent cx="9000000" cy="4140000"/>
             <wp:docPr id="4" name="Picture 4"/>
             <wp:cNvGraphicFramePr>
               <a:graphicFrameLocks noChangeAspect="1"/>
@@ -11354,7 +11796,7 @@
                   <pic:spPr>
                     <a:xfrm>
                       <a:off x="0" y="0"/>
-                      <a:ext cx="5580000" cy="2534914"/>
+                      <a:ext cx="9000000" cy="4140000"/>
                     </a:xfrm>
                     <a:prstGeom prst="rect"/>
                   </pic:spPr>
@@ -11367,7 +11809,7 @@
     </w:p>
     <w:p>
       <w:pPr>
-        <w:spacing w:after="240"/>
+        <w:spacing w:after="120"/>
         <w:jc w:val="center"/>
       </w:pPr>
       <w:r>
@@ -11378,6 +11820,16 @@
         </w:rPr>
         <w:t>Рисунок 4 — Частковий вид 3: матеріали, транскрипти й точки підстановки</w:t>
       </w:r>
+    </w:p>
+    <w:p>
+      <w:pPr>
+        <w:sectPr>
+          <w:pgSz w:w="15840" w:h="12240" w:orient="landscape"/>
+          <w:pgMar w:top="850" w:right="850" w:bottom="850" w:left="850" w:header="720" w:footer="720" w:gutter="0"/>
+          <w:cols w:space="720"/>
+          <w:docGrid w:linePitch="360"/>
+        </w:sectPr>
+      </w:pPr>
     </w:p>
     <w:p>
       <w:pPr>
@@ -13437,6 +13889,80 @@
           </w:p>
         </w:tc>
       </w:tr>
+      <w:tr>
+        <w:tc>
+          <w:tcPr>
+            <w:tcW w:type="dxa" w:w="2493"/>
+          </w:tcPr>
+          <w:p>
+            <w:pPr>
+              <w:jc w:val="center"/>
+            </w:pPr>
+            <w:r/>
+            <w:r>
+              <w:rPr>
+                <w:b w:val="0"/>
+                <w:sz w:val="22"/>
+              </w:rPr>
+              <w:t>`ЗбереженеСлово` ┈&gt; `ВідомеСлово`</w:t>
+            </w:r>
+          </w:p>
+        </w:tc>
+        <w:tc>
+          <w:tcPr>
+            <w:tcW w:type="dxa" w:w="2493"/>
+          </w:tcPr>
+          <w:p>
+            <w:pPr>
+              <w:jc w:val="center"/>
+            </w:pPr>
+            <w:r/>
+            <w:r>
+              <w:rPr>
+                <w:b w:val="0"/>
+                <w:sz w:val="22"/>
+              </w:rPr>
+              <w:t>—</w:t>
+            </w:r>
+          </w:p>
+        </w:tc>
+        <w:tc>
+          <w:tcPr>
+            <w:tcW w:type="dxa" w:w="2493"/>
+          </w:tcPr>
+          <w:p>
+            <w:pPr>
+              <w:jc w:val="center"/>
+            </w:pPr>
+            <w:r/>
+            <w:r>
+              <w:rPr>
+                <w:b w:val="0"/>
+                <w:sz w:val="22"/>
+              </w:rPr>
+              <w:t>Залежність `&lt;&lt;create&gt;&gt;`</w:t>
+            </w:r>
+          </w:p>
+        </w:tc>
+        <w:tc>
+          <w:tcPr>
+            <w:tcW w:type="dxa" w:w="2493"/>
+          </w:tcPr>
+          <w:p>
+            <w:pPr>
+              <w:jc w:val="center"/>
+            </w:pPr>
+            <w:r/>
+            <w:r>
+              <w:rPr>
+                <w:b w:val="0"/>
+                <w:sz w:val="22"/>
+              </w:rPr>
+              <w:t>UC07 і UC16: операції `зарахуватиДоЗнайомих()` і `позначитиВідомим()` створюють запис профілю лексики й повертають його (Розділ 9.1). Саме залежність, а не відношення «ціле-частина»: `ВідомеСлово` належить композицією класові `Користувач` і переживає картку, що його створила</w:t>
+            </w:r>
+          </w:p>
+        </w:tc>
+      </w:tr>
     </w:tbl>
     <w:p>
       <w:pPr>
@@ -18629,7 +19155,83 @@
           <w:b/>
           <w:sz w:val="28"/>
         </w:rPr>
-        <w:t>Розділ 9. Відповіді на питання для самоконтролю</w:t>
+        <w:t>Розділ 9. Узгодження моделі з Лабораторними роботами №5 і №6</w:t>
+      </w:r>
+    </w:p>
+    <w:p>
+      <w:pPr>
+        <w:spacing w:after="120"/>
+        <w:jc w:val="both"/>
+      </w:pPr>
+      <w:r>
+        <w:rPr>
+          <w:sz w:val="28"/>
+        </w:rPr>
+        <w:t xml:space="preserve">Діаграма станів (ЛР5) і комплект діаграм послідовності (ЛР6) будувалися </w:t>
+      </w:r>
+      <w:r>
+        <w:rPr>
+          <w:b/>
+          <w:sz w:val="28"/>
+        </w:rPr>
+        <w:t>після</w:t>
+      </w:r>
+      <w:r>
+        <w:rPr>
+          <w:sz w:val="28"/>
+        </w:rPr>
+        <w:t xml:space="preserve"> цієї роботи, і кожна з них закінчувалася власною перевіркою узгодженості з діаграмою класів. Разом вони дали </w:t>
+      </w:r>
+      <w:r>
+        <w:rPr>
+          <w:b/>
+          <w:sz w:val="28"/>
+        </w:rPr>
+        <w:t>61 позицію</w:t>
+      </w:r>
+      <w:r>
+        <w:rPr>
+          <w:sz w:val="28"/>
+        </w:rPr>
+        <w:t xml:space="preserve">, адресовану діаграмі класів: шість правок у розділі 7.2 звіту ЛР5, пʼятдесят чотири повідомлення в розділі 8.4 звіту ЛР6 і ще одну позицію з таблиці розбіжностей 9.3 ЛР6 — метод </w:t>
+      </w:r>
+      <w:r>
+        <w:rPr>
+          <w:rFonts w:ascii="Courier New" w:hAnsi="Courier New"/>
+          <w:sz w:val="22"/>
+        </w:rPr>
+        <w:t>короткийКрок()</w:t>
+      </w:r>
+      <w:r>
+        <w:rPr>
+          <w:sz w:val="28"/>
+        </w:rPr>
+        <w:t>, якого в тих пʼятдесяти чотирьох не було. Решта рядків таблиці 9.3 ЛР6 або стосується правок самої діаграми станів ЛР5, або повторює позиції, уже враховані в розділі 8.4. Цей розділ розкладає весь перелік на дві нерівні частини й показує, що з ним зроблено.</w:t>
+      </w:r>
+    </w:p>
+    <w:p>
+      <w:pPr>
+        <w:spacing w:after="120"/>
+        <w:jc w:val="both"/>
+      </w:pPr>
+      <w:r>
+        <w:rPr>
+          <w:sz w:val="28"/>
+        </w:rPr>
+        <w:t xml:space="preserve">Межа поділу — та сама, що її провів Розділ 2.3 цієї роботи: </w:t>
+      </w:r>
+      <w:r>
+        <w:rPr>
+          <w:b/>
+          <w:sz w:val="28"/>
+        </w:rPr>
+        <w:t>доменна модель проти моделі проєктування</w:t>
+      </w:r>
+      <w:r>
+        <w:rPr>
+          <w:sz w:val="28"/>
+        </w:rPr>
+        <w:t>. Діаграма класів ЛР2 описує сутності предметної області, тобто те, що система памʼятає між сеансами, і навмисно не містить ані керівних (control), ані межових (boundary) класів. Тому частина позицій є справжніми прогалинами вже затверджених класів — їх додано; а частина лише вказує на класи рівня проєктування, яких у доменній моделі бути не повинно, — їх свідомо не додано.</w:t>
       </w:r>
     </w:p>
     <w:p>
@@ -18643,7 +19245,7 @@
           <w:i w:val="0"/>
           <w:sz w:val="26"/>
         </w:rPr>
-        <w:t>9.1. Чим відрізняється агрегація від композиції з погляду життєвого циклу обʼєктів</w:t>
+        <w:t>9.1. Доповнення за результатами ЛР5 і ЛР6</w:t>
       </w:r>
     </w:p>
     <w:p>
@@ -18655,47 +19257,20 @@
         <w:rPr>
           <w:sz w:val="28"/>
         </w:rPr>
-        <w:t xml:space="preserve">Композиція означає спільний життєвий цикл: частина не може існувати без цілого й видаляється разом із ним, а належати вона може лише одному цілому. Агрегація означає, що ціле лише «має» частину: частина переживає зникнення цілого й може належати кільком цілим або міняти власника. Приклад композиції з цієї роботи — </w:t>
-      </w:r>
-      <w:r>
-        <w:rPr>
-          <w:rFonts w:ascii="Courier New" w:hAnsi="Courier New"/>
-          <w:sz w:val="22"/>
-        </w:rPr>
-        <w:t>ЗбереженеСлово ◆ СтанПовторення</w:t>
-      </w:r>
-      <w:r>
-        <w:rPr>
+        <w:t xml:space="preserve">До діаграми додано </w:t>
+      </w:r>
+      <w:r>
+        <w:rPr>
+          <w:b/>
           <w:sz w:val="28"/>
         </w:rPr>
-        <w:t xml:space="preserve">: розписання повторень описує конкретну картку слова й разом з нею зникає. Приклад агрегації — </w:t>
-      </w:r>
-      <w:r>
-        <w:rPr>
-          <w:rFonts w:ascii="Courier New" w:hAnsi="Courier New"/>
-          <w:sz w:val="22"/>
-        </w:rPr>
-        <w:t>ТемаСловника ◇ ЗбереженеСлово</w:t>
+        <w:t>десять операцій і дві позиції щодо перелічуваних типів</w:t>
       </w:r>
       <w:r>
         <w:rPr>
           <w:sz w:val="28"/>
         </w:rPr>
-        <w:t>: видалення теми «Кулінарія» не видаляє слів, вони переходять у службову тему «Різне».</w:t>
-      </w:r>
-    </w:p>
-    <w:p>
-      <w:pPr>
-        <w:spacing w:after="80"/>
-        <w:jc w:val="left"/>
-      </w:pPr>
-      <w:r>
-        <w:rPr>
-          <w:b/>
-          <w:i w:val="0"/>
-          <w:sz w:val="26"/>
-        </w:rPr>
-        <w:t>9.2. Що означає множинність `0..1` на асоціативному звʼязку</w:t>
+        <w:t>. Жодного нового класу й жодного нового атрибута не створено: усі десять операцій вкладено у вже наявні класи, а дві позиції уточнюють таблицю розділу 3.2.</w:t>
       </w:r>
     </w:p>
     <w:p>
@@ -18705,488 +19280,152 @@
       </w:pPr>
       <w:r>
         <w:rPr>
+          <w:sz w:val="28"/>
+        </w:rPr>
+        <w:t xml:space="preserve">Одне нове відношення все ж зʼявилося, і воно є прямим наслідком двох із цих операцій. </w:t>
+      </w:r>
+      <w:r>
+        <w:rPr>
           <w:rFonts w:ascii="Courier New" w:hAnsi="Courier New"/>
           <w:sz w:val="22"/>
         </w:rPr>
-        <w:t>0..1</w:t>
+        <w:t>ЗбереженеСлово.зарахуватиДоЗнайомих()</w:t>
       </w:r>
       <w:r>
         <w:rPr>
           <w:sz w:val="28"/>
         </w:rPr>
-        <w:t xml:space="preserve"> означає «нуль або один», тобто повністю опційний звʼязок: обʼєкт або має рівно одного партнера, або не має жодного. У цій роботі така множинність стоїть на </w:t>
-      </w:r>
-      <w:r>
-        <w:rPr>
-          <w:b/>
+        <w:t xml:space="preserve"> і </w:t>
+      </w:r>
+      <w:r>
+        <w:rPr>
+          <w:rFonts w:ascii="Courier New" w:hAnsi="Courier New"/>
+          <w:sz w:val="22"/>
+        </w:rPr>
+        <w:t>ЗбереженеСлово.позначитиВідомим()</w:t>
+      </w:r>
+      <w:r>
+        <w:rPr>
           <w:sz w:val="28"/>
         </w:rPr>
-        <w:t>чотирнадцяти</w:t>
+        <w:t xml:space="preserve"> створюють і повертають обʼєкт класу </w:t>
+      </w:r>
+      <w:r>
+        <w:rPr>
+          <w:rFonts w:ascii="Courier New" w:hAnsi="Courier New"/>
+          <w:sz w:val="22"/>
+        </w:rPr>
+        <w:t>ВідомеСлово</w:t>
       </w:r>
       <w:r>
         <w:rPr>
           <w:sz w:val="28"/>
         </w:rPr>
-        <w:t xml:space="preserve"> кінцях звʼязків — пʼять разів з боку </w:t>
+        <w:t xml:space="preserve"> — саме так ЛР6 і показує їх, повідомленням </w:t>
       </w:r>
       <w:r>
         <w:rPr>
           <w:rFonts w:ascii="Courier New" w:hAnsi="Courier New"/>
           <w:sz w:val="22"/>
         </w:rPr>
+        <w:t>«create»(слово, мова, походження = виведене)</w:t>
+      </w:r>
+      <w:r>
+        <w:rPr>
+          <w:sz w:val="28"/>
+        </w:rPr>
+        <w:t xml:space="preserve"> у групі 4 розділу 8.4. У цій моделі створення обʼєкта позначається залежністю зі стереотипом </w:t>
+      </w:r>
+      <w:r>
+        <w:rPr>
+          <w:rFonts w:ascii="Courier New" w:hAnsi="Courier New"/>
+          <w:sz w:val="22"/>
+        </w:rPr>
+        <w:t>&lt;&lt;create&gt;&gt;</w:t>
+      </w:r>
+      <w:r>
+        <w:rPr>
+          <w:sz w:val="28"/>
+        </w:rPr>
+        <w:t xml:space="preserve">: так уже позначені </w:t>
+      </w:r>
+      <w:r>
+        <w:rPr>
+          <w:rFonts w:ascii="Courier New" w:hAnsi="Courier New"/>
+          <w:sz w:val="22"/>
+        </w:rPr>
+        <w:t>ФабрикаДжерелСубтитрів ..&gt; ДжерелоСубтитрів</w:t>
+      </w:r>
+      <w:r>
+        <w:rPr>
+          <w:sz w:val="28"/>
+        </w:rPr>
+        <w:t xml:space="preserve"> і </w:t>
+      </w:r>
+      <w:r>
+        <w:rPr>
+          <w:rFonts w:ascii="Courier New" w:hAnsi="Courier New"/>
+          <w:sz w:val="22"/>
+        </w:rPr>
+        <w:t>ПарсерДокумента ..&gt; Документ</w:t>
+      </w:r>
+      <w:r>
+        <w:rPr>
+          <w:sz w:val="28"/>
+        </w:rPr>
+        <w:t xml:space="preserve">. Лишити дві операції з типом результату, до якого в їхнього класу немає на діаграмі жодного звʼязку, означало б зламати власну конвенцію, тому до </w:t>
+      </w:r>
+      <w:r>
+        <w:rPr>
+          <w:rFonts w:ascii="Courier New" w:hAnsi="Courier New"/>
+          <w:sz w:val="22"/>
+        </w:rPr>
+        <w:t>classes.puml</w:t>
+      </w:r>
+      <w:r>
+        <w:rPr>
+          <w:sz w:val="28"/>
+        </w:rPr>
+        <w:t xml:space="preserve"> додано </w:t>
+      </w:r>
+      <w:r>
+        <w:rPr>
+          <w:rFonts w:ascii="Courier New" w:hAnsi="Courier New"/>
+          <w:sz w:val="22"/>
+        </w:rPr>
+        <w:t>ЗбереженеСлово ..&gt; ВідомеСлово : &lt;&lt;create&gt;&gt;</w:t>
+      </w:r>
+      <w:r>
+        <w:rPr>
+          <w:sz w:val="28"/>
+        </w:rPr>
+        <w:t xml:space="preserve">. Залежностей стало чотири замість трьох, звʼязків — 26 замість 25. Відношень «ціле-частина» це не додає: </w:t>
+      </w:r>
+      <w:r>
+        <w:rPr>
+          <w:rFonts w:ascii="Courier New" w:hAnsi="Courier New"/>
+          <w:sz w:val="22"/>
+        </w:rPr>
+        <w:t>ВідомеСлово</w:t>
+      </w:r>
+      <w:r>
+        <w:rPr>
+          <w:sz w:val="28"/>
+        </w:rPr>
+        <w:t xml:space="preserve"> належить композицією класові </w:t>
+      </w:r>
+      <w:r>
+        <w:rPr>
+          <w:rFonts w:ascii="Courier New" w:hAnsi="Courier New"/>
+          <w:sz w:val="22"/>
+        </w:rPr>
         <w:t>Користувач</w:t>
       </w:r>
       <w:r>
         <w:rPr>
           <w:sz w:val="28"/>
         </w:rPr>
-        <w:t xml:space="preserve"> у композиціях з nullable власником і девʼять разів у решті відношень. Нижче — три найпоказовіші з чотирнадцяти. </w:t>
-      </w:r>
-      <w:r>
-        <w:rPr>
-          <w:rFonts w:ascii="Courier New" w:hAnsi="Courier New"/>
-          <w:sz w:val="22"/>
-        </w:rPr>
-        <w:t>Користувач "1" *-- "0..1" Підписка</w:t>
-      </w:r>
-      <w:r>
-        <w:rPr>
-          <w:sz w:val="28"/>
-        </w:rPr>
-        <w:t xml:space="preserve">: базовий тариф існує без жодного рядка підписки, тому нуль тут — нормальний стан, а не помилка даних. </w:t>
-      </w:r>
-      <w:r>
-        <w:rPr>
-          <w:rFonts w:ascii="Courier New" w:hAnsi="Courier New"/>
-          <w:sz w:val="22"/>
-        </w:rPr>
-        <w:t>ЗбереженеСлово "1" *-- "0..1" СтанПовторення</w:t>
-      </w:r>
-      <w:r>
-        <w:rPr>
-          <w:sz w:val="28"/>
-        </w:rPr>
-        <w:t xml:space="preserve">: слово, яке ще жодного разу не потрапляло в сесію повторень, розписання не має. </w:t>
-      </w:r>
-      <w:r>
-        <w:rPr>
-          <w:rFonts w:ascii="Courier New" w:hAnsi="Courier New"/>
-          <w:sz w:val="22"/>
-        </w:rPr>
-        <w:t>ОцінкаРівня "0..1" -- "0..*" ВідомеСлово</w:t>
-      </w:r>
-      <w:r>
-        <w:rPr>
-          <w:sz w:val="28"/>
-        </w:rPr>
-        <w:t>: слово, позначене відомим вручну в UC07, не походить із жодного тесту обсягу словника, і саме цей нуль відрізняє пряму відмітку від слова, виведеного за частотним рангом.</w:t>
-      </w:r>
-    </w:p>
-    <w:p>
-      <w:pPr>
-        <w:spacing w:after="80"/>
-        <w:jc w:val="left"/>
-      </w:pPr>
-      <w:r>
-        <w:rPr>
-          <w:b/>
-          <w:i w:val="0"/>
-          <w:sz w:val="26"/>
-        </w:rPr>
-        <w:t>9.3. У чому різниця між узагальненням і реалізацією на діаграмі класів</w:t>
-      </w:r>
-    </w:p>
-    <w:p>
-      <w:pPr>
-        <w:spacing w:after="120"/>
-        <w:jc w:val="both"/>
-      </w:pPr>
-      <w:r>
-        <w:rPr>
-          <w:sz w:val="28"/>
-        </w:rPr>
-        <w:t xml:space="preserve">Узагальнення (суцільна лінія з порожнім трикутником) — це відношення «є різновидом»: нащадок успадковує і структуру, і поведінку предка, і підмінює його всюди, де той очікується. Реалізація (пунктирна лінія з порожнім трикутником) — це відношення «виконує контракт»: клас зобовʼязується мати оголошені операції, але не успадковує жодного поля. На цій діаграмі </w:t>
-      </w:r>
-      <w:r>
-        <w:rPr>
-          <w:rFonts w:ascii="Courier New" w:hAnsi="Courier New"/>
-          <w:sz w:val="22"/>
-        </w:rPr>
-        <w:t>Відео</w:t>
-      </w:r>
-      <w:r>
-        <w:rPr>
-          <w:sz w:val="28"/>
-        </w:rPr>
-        <w:t xml:space="preserve"> є різновидом </w:t>
-      </w:r>
-      <w:r>
-        <w:rPr>
-          <w:rFonts w:ascii="Courier New" w:hAnsi="Courier New"/>
-          <w:sz w:val="22"/>
-        </w:rPr>
-        <w:t>Матеріал</w:t>
-      </w:r>
-      <w:r>
-        <w:rPr>
-          <w:sz w:val="28"/>
-        </w:rPr>
-        <w:t xml:space="preserve"> — у нього є успадковані </w:t>
-      </w:r>
-      <w:r>
-        <w:rPr>
-          <w:rFonts w:ascii="Courier New" w:hAnsi="Courier New"/>
-          <w:sz w:val="22"/>
-        </w:rPr>
-        <w:t>назва</w:t>
-      </w:r>
-      <w:r>
-        <w:rPr>
-          <w:sz w:val="28"/>
-        </w:rPr>
-        <w:t xml:space="preserve">, </w:t>
-      </w:r>
-      <w:r>
-        <w:rPr>
-          <w:rFonts w:ascii="Courier New" w:hAnsi="Courier New"/>
-          <w:sz w:val="22"/>
-        </w:rPr>
-        <w:t>зрозумілість</w:t>
-      </w:r>
-      <w:r>
-        <w:rPr>
-          <w:sz w:val="28"/>
-        </w:rPr>
-        <w:t xml:space="preserve">, </w:t>
-      </w:r>
-      <w:r>
-        <w:rPr>
-          <w:rFonts w:ascii="Courier New" w:hAnsi="Courier New"/>
-          <w:sz w:val="22"/>
-        </w:rPr>
-        <w:t>картаЧастот</w:t>
-      </w:r>
-      <w:r>
-        <w:rPr>
-          <w:sz w:val="28"/>
-        </w:rPr>
-        <w:t xml:space="preserve">. А </w:t>
-      </w:r>
-      <w:r>
-        <w:rPr>
-          <w:rFonts w:ascii="Courier New" w:hAnsi="Courier New"/>
-          <w:sz w:val="22"/>
-        </w:rPr>
-        <w:t>ДжерелоСубтитрівYouTube</w:t>
-      </w:r>
-      <w:r>
-        <w:rPr>
-          <w:sz w:val="28"/>
-        </w:rPr>
-        <w:t xml:space="preserve"> не є різновидом нічого: у трьох реалізацій </w:t>
-      </w:r>
-      <w:r>
-        <w:rPr>
-          <w:rFonts w:ascii="Courier New" w:hAnsi="Courier New"/>
-          <w:sz w:val="22"/>
-        </w:rPr>
-        <w:t>ДжерелоСубтитрів</w:t>
-      </w:r>
-      <w:r>
-        <w:rPr>
-          <w:sz w:val="28"/>
-        </w:rPr>
-        <w:t xml:space="preserve"> немає жодного спільного поля, бо одна працює з мережевим запитом до платформи, друга — із завантаженим файлом, третя — із чергою розпізнавання.</w:t>
-      </w:r>
-    </w:p>
-    <w:p>
-      <w:pPr>
-        <w:spacing w:after="80"/>
-        <w:jc w:val="left"/>
-      </w:pPr>
-      <w:r>
-        <w:rPr>
-          <w:b/>
-          <w:i w:val="0"/>
-          <w:sz w:val="26"/>
-        </w:rPr>
-        <w:t>9.4. Чому клас позначається курсивом і що це означає для створення екземплярів</w:t>
-      </w:r>
-    </w:p>
-    <w:p>
-      <w:pPr>
-        <w:spacing w:after="120"/>
-        <w:jc w:val="both"/>
-      </w:pPr>
-      <w:r>
-        <w:rPr>
-          <w:sz w:val="28"/>
-        </w:rPr>
-        <w:t xml:space="preserve">Курсив (або стереотип </w:t>
-      </w:r>
-      <w:r>
-        <w:rPr>
-          <w:rFonts w:ascii="Courier New" w:hAnsi="Courier New"/>
-          <w:sz w:val="22"/>
-        </w:rPr>
-        <w:t>{abstract}</w:t>
-      </w:r>
-      <w:r>
-        <w:rPr>
-          <w:sz w:val="28"/>
-        </w:rPr>
-        <w:t xml:space="preserve">) означає, що клас абстрактний: власних екземплярів він не має й створений лише для успадкування. У цій моделі абстрактним є </w:t>
-      </w:r>
-      <w:r>
-        <w:rPr>
-          <w:rFonts w:ascii="Courier New" w:hAnsi="Courier New"/>
-          <w:sz w:val="22"/>
-        </w:rPr>
-        <w:t>Матеріал</w:t>
-      </w:r>
-      <w:r>
-        <w:rPr>
-          <w:sz w:val="28"/>
-        </w:rPr>
-        <w:t xml:space="preserve">: «просто матеріалу» в системі не існує, існують </w:t>
-      </w:r>
-      <w:r>
-        <w:rPr>
-          <w:rFonts w:ascii="Courier New" w:hAnsi="Courier New"/>
-          <w:sz w:val="22"/>
-        </w:rPr>
-        <w:t>Відео</w:t>
-      </w:r>
-      <w:r>
-        <w:rPr>
-          <w:sz w:val="28"/>
-        </w:rPr>
-        <w:t xml:space="preserve"> і </w:t>
-      </w:r>
-      <w:r>
-        <w:rPr>
-          <w:rFonts w:ascii="Courier New" w:hAnsi="Courier New"/>
-          <w:sz w:val="22"/>
-        </w:rPr>
-        <w:t>Документ</w:t>
-      </w:r>
-      <w:r>
-        <w:rPr>
-          <w:sz w:val="28"/>
-        </w:rPr>
-        <w:t xml:space="preserve">. Практичний наслідок — у </w:t>
-      </w:r>
-      <w:r>
-        <w:rPr>
-          <w:rFonts w:ascii="Courier New" w:hAnsi="Courier New"/>
-          <w:sz w:val="22"/>
-        </w:rPr>
-        <w:t>Матеріал</w:t>
-      </w:r>
-      <w:r>
-        <w:rPr>
-          <w:sz w:val="28"/>
-        </w:rPr>
-        <w:t xml:space="preserve"> є абстрактний метод </w:t>
-      </w:r>
-      <w:r>
-        <w:rPr>
-          <w:rFonts w:ascii="Courier New" w:hAnsi="Courier New"/>
-          <w:sz w:val="22"/>
-        </w:rPr>
-        <w:t>джерелоТексту()</w:t>
-      </w:r>
-      <w:r>
-        <w:rPr>
-          <w:sz w:val="28"/>
-        </w:rPr>
-        <w:t>, тіла якого на цьому рівні написати неможливо: у відео це реплики з часовими мітками, у документі — сторінки. Спроба створити «просто Матеріал» дала б обʼєкт, у якого цей метод немає реалізації, тобто обʼєкт, із яким не працює жоден сценарій ЛР1.</w:t>
-      </w:r>
-    </w:p>
-    <w:p>
-      <w:pPr>
-        <w:spacing w:after="80"/>
-        <w:jc w:val="left"/>
-      </w:pPr>
-      <w:r>
-        <w:rPr>
-          <w:b/>
-          <w:i w:val="0"/>
-          <w:sz w:val="26"/>
-        </w:rPr>
-        <w:t>9.5. Яку роль відіграють модифікатори видимості і чому вони важливі вже на етапі моделювання</w:t>
-      </w:r>
-    </w:p>
-    <w:p>
-      <w:pPr>
-        <w:spacing w:after="120"/>
-        <w:jc w:val="both"/>
-      </w:pPr>
-      <w:r>
-        <w:rPr>
-          <w:sz w:val="28"/>
-        </w:rPr>
-        <w:t xml:space="preserve">Видимість — це перший документ про те, що в сутності є контрактом, а що деталлю реалізації. На етапі моделювання вона дає три практичні відповіді. Перша: що взагалі показувати в інтерфейсі — усе публічне в </w:t>
-      </w:r>
-      <w:r>
-        <w:rPr>
-          <w:rFonts w:ascii="Courier New" w:hAnsi="Courier New"/>
-          <w:sz w:val="22"/>
-        </w:rPr>
-        <w:t>Підписка</w:t>
-      </w:r>
-      <w:r>
-        <w:rPr>
-          <w:sz w:val="28"/>
-        </w:rPr>
-        <w:t xml:space="preserve"> (</w:t>
-      </w:r>
-      <w:r>
-        <w:rPr>
-          <w:rFonts w:ascii="Courier New" w:hAnsi="Courier New"/>
-          <w:sz w:val="22"/>
-        </w:rPr>
-        <w:t>статус</w:t>
-      </w:r>
-      <w:r>
-        <w:rPr>
-          <w:sz w:val="28"/>
-        </w:rPr>
-        <w:t xml:space="preserve">, </w:t>
-      </w:r>
-      <w:r>
-        <w:rPr>
-          <w:rFonts w:ascii="Courier New" w:hAnsi="Courier New"/>
-          <w:sz w:val="22"/>
-        </w:rPr>
-        <w:t>кінецьПеріоду</w:t>
-      </w:r>
-      <w:r>
-        <w:rPr>
-          <w:sz w:val="28"/>
-        </w:rPr>
-        <w:t xml:space="preserve">) справді бачить користувач, а приватний </w:t>
-      </w:r>
-      <w:r>
-        <w:rPr>
-          <w:rFonts w:ascii="Courier New" w:hAnsi="Courier New"/>
-          <w:sz w:val="22"/>
-        </w:rPr>
-        <w:t>id</w:t>
-      </w:r>
-      <w:r>
-        <w:rPr>
-          <w:sz w:val="28"/>
-        </w:rPr>
-        <w:t xml:space="preserve"> — ні. Друга: що має право змінювати лише сама система — </w:t>
-      </w:r>
-      <w:r>
-        <w:rPr>
-          <w:rFonts w:ascii="Courier New" w:hAnsi="Courier New"/>
-          <w:sz w:val="22"/>
-        </w:rPr>
-        <w:t>Матеріал.картаЧастот</w:t>
-      </w:r>
-      <w:r>
-        <w:rPr>
-          <w:sz w:val="28"/>
-        </w:rPr>
-        <w:t xml:space="preserve"> приватна, бо перераховується при завантаженні, і дозвіл редагувати її ззовні зробив би оцінку зрозумілості недостовірною. Третя: де пролягає межа спадкування — єдиний захищений атрибут </w:t>
-      </w:r>
-      <w:r>
-        <w:rPr>
-          <w:rFonts w:ascii="Courier New" w:hAnsi="Courier New"/>
-          <w:sz w:val="22"/>
-        </w:rPr>
-        <w:t>Матеріал.id</w:t>
-      </w:r>
-      <w:r>
-        <w:rPr>
-          <w:sz w:val="28"/>
-        </w:rPr>
-        <w:t xml:space="preserve"> показує, що саме нащадки мають бачити, а що ні. Без цих рішень діаграма класів перетворюється на малюнок таблиць бази даних.</w:t>
-      </w:r>
-    </w:p>
-    <w:p>
-      <w:pPr>
-        <w:spacing w:after="80"/>
-        <w:jc w:val="left"/>
-      </w:pPr>
-      <w:r>
-        <w:rPr>
-          <w:b/>
-          <w:i w:val="0"/>
-          <w:sz w:val="26"/>
-        </w:rPr>
-        <w:t>9.6. Які ризики виникають, якщо покластися на ШІ-згенерований перелік класів без перевірки</w:t>
-      </w:r>
-    </w:p>
-    <w:p>
-      <w:pPr>
-        <w:spacing w:after="120"/>
-        <w:jc w:val="both"/>
-      </w:pPr>
-      <w:r>
-        <w:rPr>
-          <w:sz w:val="28"/>
-        </w:rPr>
-        <w:t xml:space="preserve">Головний ризик — діаграма виглядатиме бездоганно, але описуватиме не цю систему. ШІ не знає рішень, які не записані в тексті: що транскрипт спільний і без власника, що тема словника видаляється через </w:t>
-      </w:r>
-      <w:r>
-        <w:rPr>
-          <w:rFonts w:ascii="Courier New" w:hAnsi="Courier New"/>
-          <w:sz w:val="22"/>
-        </w:rPr>
-        <w:t>SET NULL</w:t>
-      </w:r>
-      <w:r>
-        <w:rPr>
-          <w:sz w:val="28"/>
-        </w:rPr>
-        <w:t>, що межі сторінок дає лише PDF. Тому його чернетка систематично помиляється у двох напрямках: вона робить усе «частиною» головного класу (бо так симетричніше) і перетворює процеси на класи з назвами на «-менеджер» (бо так виглядає солідніше). Обидві помилки непомітні на око й вилізуть лише на етапі проєктування схеми бази даних. Конкретні шість помилок саме цієї чернетки й виправлення до них наведені в наступному розділі.</w:t>
-      </w:r>
-    </w:p>
-    <w:p>
-      <w:pPr>
-        <w:spacing w:after="120"/>
-        <w:jc w:val="both"/>
-      </w:pPr>
-      <w:r>
-        <w:rPr>
-          <w:b/>
-          <w:sz w:val="28"/>
-        </w:rPr>
-        <w:t>Висновок:</w:t>
-      </w:r>
-      <w:r>
-        <w:rPr>
-          <w:sz w:val="28"/>
-        </w:rPr>
-        <w:t xml:space="preserve"> відповіді спираються на власну модель, а не на приклад методички: кожне теоретичне означення проілюстроване відношенням, яке справді є на побудованій діаграмі.</w:t>
-      </w:r>
-    </w:p>
-    <w:p>
-      <w:pPr>
-        <w:spacing w:before="240" w:after="120"/>
-      </w:pPr>
-      <w:r>
-        <w:rPr>
-          <w:b/>
-          <w:sz w:val="28"/>
-        </w:rPr>
-        <w:t>Критичний аналіз ШІ-чернетки</w:t>
-      </w:r>
-    </w:p>
-    <w:p>
-      <w:pPr>
-        <w:spacing w:after="120"/>
-        <w:jc w:val="both"/>
-      </w:pPr>
-      <w:r>
-        <w:rPr>
-          <w:sz w:val="28"/>
-        </w:rPr>
-        <w:t>Чернетку діаграми класів згенеровано ШІ-асистентом за текстовим описом предметної області й переліком варіантів використання ЛР1, після чого проведено ручну звірку з логікою сервісу, зі схемою даних і з означеннями розділу 1.2 методички. Нижче — шість реальних помилок саме цієї чернетки.</w:t>
+        <w:t xml:space="preserve"> і переживає ту картку, що створила запис, — тому саме залежність, а не агрегація.</w:t>
       </w:r>
     </w:p>
     <w:tbl>
@@ -19218,7 +19457,7 @@
                 <w:b/>
                 <w:sz w:val="22"/>
               </w:rPr>
-              <w:t>Помилка ШІ-чернетки</w:t>
+              <w:t>Метод або значення</w:t>
             </w:r>
           </w:p>
         </w:tc>
@@ -19236,7 +19475,7 @@
                 <w:b/>
                 <w:sz w:val="22"/>
               </w:rPr>
-              <w:t>Чому це помилка</w:t>
+              <w:t>До якого класу додано</w:t>
             </w:r>
           </w:p>
         </w:tc>
@@ -19254,7 +19493,7 @@
                 <w:b/>
                 <w:sz w:val="22"/>
               </w:rPr>
-              <w:t>Як виправлено</w:t>
+              <w:t>Яка робота його виявила</w:t>
             </w:r>
           </w:p>
         </w:tc>
@@ -19272,6 +19511,7 @@
                 <w:b/>
                 <w:sz w:val="22"/>
               </w:rPr>
+              <w:t>Навіщо він потрібен</w:t>
             </w:r>
           </w:p>
         </w:tc>
@@ -19291,7 +19531,7 @@
                 <w:b w:val="0"/>
                 <w:sz w:val="22"/>
               </w:rPr>
-              <w:t>Спільні довідники привʼязані до `Користувач` композицією. Чернетка послідовно зробила кожен клас «частиною» користувача, бо так симетричніше: і `Транскрипт`, і `СловниковаСтаття` отримали суцільний ромб від акаунта</w:t>
+              <w:t>`+ {static} створити(слово: String, переклад: String, контекст: String, моваДжерела: КодМови, моваЦілі: КодМови): ЗбереженеСлово`</w:t>
             </w:r>
           </w:p>
         </w:tc>
@@ -19309,7 +19549,7 @@
                 <w:b w:val="0"/>
                 <w:sz w:val="22"/>
               </w:rPr>
-              <w:t>Доріжка субтитрів, переклад доріжки, пояснення ШІ й стаття довідника спільні: вони зберігаються за хеш-ключем вмісту, а не за власником. Композиція тут знищила б обидва сенси рішення — приватність (із записів неможливо дізнатися, хто що дивився) і економію (другий глядач того самого ролика не платить ні грошима, ні квотою). Крім того, при видаленні акаунта каскад забрав би доріжку, якою користуються інші</w:t>
+              <w:t>`ЗбереженеСлово`</w:t>
             </w:r>
           </w:p>
         </w:tc>
@@ -19327,7 +19567,7 @@
                 <w:b w:val="0"/>
                 <w:sz w:val="22"/>
               </w:rPr>
-              <w:t>Усі такі класи винесено в окремий пакет «Спільні довідники без власника» — `Транскрипт`, `РоботаРозпізнавання`, `КешПерекладу`, `КешПояснень`, `ПереказДоріжки`, `СловниковаСтаття`; звʼязки замінено на асоціації без ромба. Рішення пояснено в Розділі 6.1 і приміткою на самій діаграмі</w:t>
+              <w:t>ЛР6, група 4 розділу 8.4 — повідомлення `«create»` у під-взаємодії UC05 + UC06</w:t>
             </w:r>
           </w:p>
         </w:tc>
@@ -19345,6 +19585,7 @@
                 <w:b w:val="0"/>
                 <w:sz w:val="22"/>
               </w:rPr>
+              <w:t>Клас був, а операції народження картки не було. Діаграма послідовності показала, що картка створюється одним повідомленням із повним набором полів і що саме цей момент назавжди фіксує мовну пару «моваДжерела → моваЦілі»</w:t>
             </w:r>
           </w:p>
         </w:tc>
@@ -19364,7 +19605,7 @@
                 <w:b w:val="0"/>
                 <w:sz w:val="22"/>
               </w:rPr>
-              <w:t>Обидві агрегації намальовано композиціями. ШІ побачив у описі `ON DELETE CASCADE` для `Матеріал → ЗбереженеСлово` і поставив суцільний ромб; для `ТемаСловника → ЗбереженеСлово` він вважав слова структурною частиною теми</w:t>
+              <w:t>`+ зарахуватиДоЗнайомих(): ВідомеСлово`</w:t>
             </w:r>
           </w:p>
         </w:tc>
@@ -19382,7 +19623,7 @@
                 <w:b w:val="0"/>
                 <w:sz w:val="22"/>
               </w:rPr>
-              <w:t>Фізичний каскад у базі даних і композиція в UML — різні твердження. За порівняльною таблицею методички частина може належати лише одному цілому в композиції, а `ЗбереженеСлово` вже є частиною `Користувач`: два суцільні ромби на одному класі роблять модель суперечливою. У випадку теми тест методички дає ще й пряму відповідь: видалення теми не видаляє слів, а переводить їх у службову тему «Різне» (`ON DELETE SET NULL`), і слово зазвичай спочатку існує без теми — нерозібрані слова є входом UC15. Композиція означала б, що словник не може містити негрупованих слів</w:t>
+              <w:t>`ЗбереженеСлово`</w:t>
             </w:r>
           </w:p>
         </w:tc>
@@ -19400,7 +19641,7 @@
                 <w:b w:val="0"/>
                 <w:sz w:val="22"/>
               </w:rPr>
-              <w:t>Обидва звʼязки замінено на агрегації. Для теми це чиста агрегація з кратністю `0..1 — 0..*`, а службову тему відображено атрибутом `ТемаСловника.службова: Boolean`. Для матеріалу агрегацію лишено з кратністю `1 — 0..*` і з прямим зазначенням у Розділі 7 (рядок 10), що частина цілого не переживає й що ромб порожній лише через заборону двох композитів</w:t>
+              <w:t>ЛР6, група 4 розділу 8.4 (розбіжність 4 розділу 9.3)</w:t>
             </w:r>
           </w:p>
         </w:tc>
@@ -19418,6 +19659,7 @@
                 <w:b w:val="0"/>
                 <w:sz w:val="22"/>
               </w:rPr>
+              <w:t>Картка, що доросла до стану «Повторення», поповнює профіль лексики записом із походженням «виведене за частотним рангом», але сама продовжує жити й братиме участь у наступних сесіях</w:t>
             </w:r>
           </w:p>
         </w:tc>
@@ -19437,7 +19679,7 @@
                 <w:b w:val="0"/>
                 <w:sz w:val="22"/>
               </w:rPr>
-              <w:t>Кратність `1` з боку «цілого» скрізь, де є зовнішній ключ. Чернетка поставила `1` у всіх вісьмох композиціях від `Користувач` і `1` з боку `ОцінкаРівня` в асоціації з `ВідомеСлово`</w:t>
+              <w:t>`+ позначитиВідомим(): ВідомеСлово`</w:t>
             </w:r>
           </w:p>
         </w:tc>
@@ -19455,7 +19697,7 @@
                 <w:b w:val="0"/>
                 <w:sz w:val="22"/>
               </w:rPr>
-              <w:t>Обидві групи кратностей суперечать тому, як система справді працює. У схемі власник рядка nullable в налаштуваннях, історії матеріалів, словнику, профілі лексики й історії тестів: рядки, накопичені до появи входу, лишаються без власника. `1` тут означало б, що таких рядків не буває, — а вони є, і механізм їх привʼязки описаний окремо. З `ОцінкаРівня` ще гірше: `1` читалося б як «кожне відоме слово походить із тесту», тоді як `ПоходженняEnum` має значення «пряма відмітка користувача», і це типовий шлях слова в профіль (UC07 — самостійний варіант використання)</w:t>
+              <w:t>`ЗбереженеСлово`</w:t>
             </w:r>
           </w:p>
         </w:tc>
@@ -19473,7 +19715,7 @@
                 <w:b w:val="0"/>
                 <w:sz w:val="22"/>
               </w:rPr>
-              <w:t>Виправлено на `0..1` у пʼяти композиціях із nullable власником і на `0..1` з боку `ОцінкаРівня`; там, де власник у схемі обовʼязковий (підписка, лічильники, теми словника), `1` збережено. Пояснення — у вступі Розділу 6, у таблиці відношень і примітками на діаграмі та на виді 1</w:t>
+              <w:t>ЛР5, перехід 14; ЛР6, розбіжність 4 розділу 9.3</w:t>
             </w:r>
           </w:p>
         </w:tc>
@@ -19491,6 +19733,7 @@
                 <w:b w:val="0"/>
                 <w:sz w:val="22"/>
               </w:rPr>
+              <w:t>Пряма відмітка користувача (UC07). На відміну від попередньої операції, вона завершує життєвий цикл: у ЛР5 цей перехід веде в кінцевий псевдостан. У ЛР2 була лише зворотна операція `ВідомеСлово.скасувати()` — модель уміла скасувати відмітку, якої не вміла поставити</w:t>
             </w:r>
           </w:p>
         </w:tc>
@@ -19510,7 +19753,7 @@
                 <w:b w:val="0"/>
                 <w:sz w:val="22"/>
               </w:rPr>
-              <w:t>Атрибути, яких у системі немає. Чернетка дописала `ОцінкаРівня.погрішність: Int` і `ЛічильникВикористання.id: UUID`, бо так «акуратніше»: у кожної сутності має бути `id`, а якщо в тексті згадано «± N слів», то це начебто поле</w:t>
+              <w:t>`+ видалити(): void`</w:t>
             </w:r>
           </w:p>
         </w:tc>
@@ -19528,7 +19771,7 @@
                 <w:b w:val="0"/>
                 <w:sz w:val="22"/>
               </w:rPr>
-              <w:t>Фільтр 1 цієї ж роботи питає, чи система памʼятає значення. Похибка оцінки не зберігається: це фіксована константа дизайну («± 400 за базовою вибіркою, ± 200 після уточнення межі»), тобто похідне значення, а не стан. У лічильника витрат технічного ідентифікатора немає зовсім: рядок ідентифікується парою «день + вид витрати» в межах власника, що сам Розділ 6 і описує. Зайвий атрибут небезпечніший за відсутній: він обіцяє поле, якого ніхто не заповнює</w:t>
+              <w:t>`ЗбереженеСлово`</w:t>
             </w:r>
           </w:p>
         </w:tc>
@@ -19546,7 +19789,7 @@
                 <w:b w:val="0"/>
                 <w:sz w:val="22"/>
               </w:rPr>
-              <w:t>`погрішність` прибрано з атрибутів і замінено методом `+ похибка(): Int` — похідне значення. У `ЛічильникВикористання` знято `id`, а `день` і `вид` позначено стандартним UML-модифікатором `{id}` як ідентифікуючу пару; примітка на діаграмі це пояснює</w:t>
+              <w:t>ЛР5, перехід 15</w:t>
             </w:r>
           </w:p>
         </w:tc>
@@ -19564,6 +19807,7 @@
                 <w:b w:val="0"/>
                 <w:sz w:val="22"/>
               </w:rPr>
+              <w:t>Каскад «видалення слова забирає розписання» був описаний лише текстом примітки до композиції, а операції, що цей каскад запускає, не оголошував жоден клас моделі</w:t>
             </w:r>
           </w:p>
         </w:tc>
@@ -19583,7 +19827,7 @@
                 <w:b w:val="0"/>
                 <w:sz w:val="22"/>
               </w:rPr>
-              <w:t>`ДжерелоСубтитрів` — абстрактний клас, а `ДжерелоСубтитрівYouTube` — його нащадок через узагальнення. Чернетка не розрізнила реалізацію й спадкування</w:t>
+              <w:t>`+ короткийКрок(): Duration`</w:t>
             </w:r>
           </w:p>
         </w:tc>
@@ -19601,7 +19845,7 @@
                 <w:b w:val="0"/>
                 <w:sz w:val="22"/>
               </w:rPr>
-              <w:t>Трьох реалізацій не обʼєднує жодне спільне поле: одна працює з мережевим запитом до платформи, друга — із завантаженим файлом `.srt`, третя — з чергою розпізнавання. Спільним є лише контракт, а підстановку виконує фабрика за платформою — це Strategy, а не ієрархія типів. Абстрактний клас тут нав'язав би нащадкам стан, якого в них немає, і зламав би можливість додати адаптер нової платформи без зміни предка</w:t>
+              <w:t>`СтанПовторення`</w:t>
             </w:r>
           </w:p>
         </w:tc>
@@ -19619,7 +19863,7 @@
                 <w:b w:val="0"/>
                 <w:sz w:val="22"/>
               </w:rPr>
-              <w:t>Оголошено `interface ДжерелоСубтитрів` з шістьма операціями; звʼязки замінено на реалізацію (`&lt;</w:t>
+              <w:t>ЛР6, розбіжність 3 розділу 9.3</w:t>
             </w:r>
           </w:p>
         </w:tc>
@@ -19637,7 +19881,7 @@
                 <w:b w:val="0"/>
                 <w:sz w:val="22"/>
               </w:rPr>
-              <w:t>..`); додано `ФабрикаДжерелСубтитрів` із залежністю `&lt;&lt;create&gt;&gt;`. Абстрактним класом у моделі лишився `Матеріал`, де спільний стан справді є</w:t>
+              <w:t>Для фаз «Вчиться» і «Перевчається» новий строк задається коротким кроком, а не повним інтервалом. Наявний `наступнийІнтервал()` обслуговує лише стан «Повторення», тому без другого методу короткі кроки фази навчання лишалися неявними</w:t>
             </w:r>
           </w:p>
         </w:tc>
@@ -19657,7 +19901,7 @@
                 <w:b w:val="0"/>
                 <w:sz w:val="22"/>
               </w:rPr>
-              <w:t>Клас-процеси замість сутностей: `МенеджерСловника`, `СервісПерекладу`, `КонтролерЧиталки`, `ОбробникПідписки`. Чернетка видала їх із повними наборами методів</w:t>
+              <w:t>`+ відкласти(): void`</w:t>
             </w:r>
           </w:p>
         </w:tc>
@@ -19675,7 +19919,7 @@
                 <w:b w:val="0"/>
                 <w:sz w:val="22"/>
               </w:rPr>
-              <w:t>Жоден із них не має стану, який система памʼятає між сеансами, — отже, на діаграмі класів предметної області їм не місце. Це функціональна декомпозиція, замаскована під модель даних: вона робить діаграму більшою, але не додає жодного факту про предметну область. Їхнє правильне місце — діаграма компонентів ЛР3</w:t>
+              <w:t>`СтанПовторення`</w:t>
             </w:r>
           </w:p>
         </w:tc>
@@ -19693,7 +19937,7 @@
                 <w:b w:val="0"/>
                 <w:sz w:val="22"/>
               </w:rPr>
-              <w:t>Усі чотири прибрано; їхню поведінку роздано сутностям як методи (`ЗбереженеСлово.схожіЗаЗмістом()`, `Транскрипт.перекласти()`, `Документ.сторінка()`, `Підписка.стеля()`), а самі назви перенесено в перелік майбутніх компонентів ЛР3</w:t>
+              <w:t>ЛР5, перехід 7; ЛР6, група 4 розділу 8.4</w:t>
             </w:r>
           </w:p>
         </w:tc>
@@ -19711,6 +19955,451 @@
                 <w:b w:val="0"/>
                 <w:sz w:val="22"/>
               </w:rPr>
+              <w:t>Вивести картку з черги поточної сесії, запамʼятавши підстан фази навчання. Саме ця подія наповнює змістом псевдостан історії в ЛР5 — без неї історія стояла б «про всяк випадок»</w:t>
+            </w:r>
+          </w:p>
+        </w:tc>
+      </w:tr>
+      <w:tr>
+        <w:tc>
+          <w:tcPr>
+            <w:tcW w:type="dxa" w:w="2493"/>
+          </w:tcPr>
+          <w:p>
+            <w:pPr>
+              <w:jc w:val="center"/>
+            </w:pPr>
+            <w:r/>
+            <w:r>
+              <w:rPr>
+                <w:b w:val="0"/>
+                <w:sz w:val="22"/>
+              </w:rPr>
+              <w:t>`+ продовжити(): void`</w:t>
+            </w:r>
+          </w:p>
+        </w:tc>
+        <w:tc>
+          <w:tcPr>
+            <w:tcW w:type="dxa" w:w="2493"/>
+          </w:tcPr>
+          <w:p>
+            <w:pPr>
+              <w:jc w:val="center"/>
+            </w:pPr>
+            <w:r/>
+            <w:r>
+              <w:rPr>
+                <w:b w:val="0"/>
+                <w:sz w:val="22"/>
+              </w:rPr>
+              <w:t>`СтанПовторення`</w:t>
+            </w:r>
+          </w:p>
+        </w:tc>
+        <w:tc>
+          <w:tcPr>
+            <w:tcW w:type="dxa" w:w="2493"/>
+          </w:tcPr>
+          <w:p>
+            <w:pPr>
+              <w:jc w:val="center"/>
+            </w:pPr>
+            <w:r/>
+            <w:r>
+              <w:rPr>
+                <w:b w:val="0"/>
+                <w:sz w:val="22"/>
+              </w:rPr>
+              <w:t>ЛР5, перехід 8</w:t>
+            </w:r>
+          </w:p>
+        </w:tc>
+        <w:tc>
+          <w:tcPr>
+            <w:tcW w:type="dxa" w:w="2493"/>
+          </w:tcPr>
+          <w:p>
+            <w:pPr>
+              <w:jc w:val="center"/>
+            </w:pPr>
+            <w:r/>
+            <w:r>
+              <w:rPr>
+                <w:b w:val="0"/>
+                <w:sz w:val="22"/>
+              </w:rPr>
+              <w:t>Повернути відкладену картку в сесію. За істинної умови `прострочене()` вона повертається не в перший підстан фази навчання, а в той, де її спинили, — через псевдостан історії</w:t>
+            </w:r>
+          </w:p>
+        </w:tc>
+      </w:tr>
+      <w:tr>
+        <w:tc>
+          <w:tcPr>
+            <w:tcW w:type="dxa" w:w="2493"/>
+          </w:tcPr>
+          <w:p>
+            <w:pPr>
+              <w:jc w:val="center"/>
+            </w:pPr>
+            <w:r/>
+            <w:r>
+              <w:rPr>
+                <w:b w:val="0"/>
+                <w:sz w:val="22"/>
+              </w:rPr>
+              <w:t>`+ зберегти(ключ: SHA256, переклади: String[]): void`</w:t>
+            </w:r>
+          </w:p>
+        </w:tc>
+        <w:tc>
+          <w:tcPr>
+            <w:tcW w:type="dxa" w:w="2493"/>
+          </w:tcPr>
+          <w:p>
+            <w:pPr>
+              <w:jc w:val="center"/>
+            </w:pPr>
+            <w:r/>
+            <w:r>
+              <w:rPr>
+                <w:b w:val="0"/>
+                <w:sz w:val="22"/>
+              </w:rPr>
+              <w:t>`КешПерекладу`</w:t>
+            </w:r>
+          </w:p>
+        </w:tc>
+        <w:tc>
+          <w:tcPr>
+            <w:tcW w:type="dxa" w:w="2493"/>
+          </w:tcPr>
+          <w:p>
+            <w:pPr>
+              <w:jc w:val="center"/>
+            </w:pPr>
+            <w:r/>
+            <w:r>
+              <w:rPr>
+                <w:b w:val="0"/>
+                <w:sz w:val="22"/>
+              </w:rPr>
+              <w:t>ЛР6, група 4 розділу 8.4 — сценарій А</w:t>
+            </w:r>
+          </w:p>
+        </w:tc>
+        <w:tc>
+          <w:tcPr>
+            <w:tcW w:type="dxa" w:w="2493"/>
+          </w:tcPr>
+          <w:p>
+            <w:pPr>
+              <w:jc w:val="center"/>
+            </w:pPr>
+            <w:r/>
+            <w:r>
+              <w:rPr>
+                <w:b w:val="0"/>
+                <w:sz w:val="22"/>
+              </w:rPr>
+              <w:t>Клас умів лише `знайти()` і `частковий()`, тобто читати кеш, який ніхто не наповнює. Без операції запису твердження «другий глядач того самого ролика не платить ні грошима, ні квотою» не було перевірним на самій моделі</w:t>
+            </w:r>
+          </w:p>
+        </w:tc>
+      </w:tr>
+      <w:tr>
+        <w:tc>
+          <w:tcPr>
+            <w:tcW w:type="dxa" w:w="2493"/>
+          </w:tcPr>
+          <w:p>
+            <w:pPr>
+              <w:jc w:val="center"/>
+            </w:pPr>
+            <w:r/>
+            <w:r>
+              <w:rPr>
+                <w:b w:val="0"/>
+                <w:sz w:val="22"/>
+              </w:rPr>
+              <w:t>`+ зберегти(ключ: SHA256, відповідь: JSON): void`</w:t>
+            </w:r>
+          </w:p>
+        </w:tc>
+        <w:tc>
+          <w:tcPr>
+            <w:tcW w:type="dxa" w:w="2493"/>
+          </w:tcPr>
+          <w:p>
+            <w:pPr>
+              <w:jc w:val="center"/>
+            </w:pPr>
+            <w:r/>
+            <w:r>
+              <w:rPr>
+                <w:b w:val="0"/>
+                <w:sz w:val="22"/>
+              </w:rPr>
+              <w:t>`КешПояснень`</w:t>
+            </w:r>
+          </w:p>
+        </w:tc>
+        <w:tc>
+          <w:tcPr>
+            <w:tcW w:type="dxa" w:w="2493"/>
+          </w:tcPr>
+          <w:p>
+            <w:pPr>
+              <w:jc w:val="center"/>
+            </w:pPr>
+            <w:r/>
+            <w:r>
+              <w:rPr>
+                <w:b w:val="0"/>
+                <w:sz w:val="22"/>
+              </w:rPr>
+              <w:t>ЛР6, група 4 розділу 8.4 — сценарій В</w:t>
+            </w:r>
+          </w:p>
+        </w:tc>
+        <w:tc>
+          <w:tcPr>
+            <w:tcW w:type="dxa" w:w="2493"/>
+          </w:tcPr>
+          <w:p>
+            <w:pPr>
+              <w:jc w:val="center"/>
+            </w:pPr>
+            <w:r/>
+            <w:r>
+              <w:rPr>
+                <w:b w:val="0"/>
+                <w:sz w:val="22"/>
+              </w:rPr>
+              <w:t>Та сама прогалина в другому кеші: ЛР6 показала повідомлення запису відповіді ШІ відразу після її отримання від зовнішнього сервісу</w:t>
+            </w:r>
+          </w:p>
+        </w:tc>
+      </w:tr>
+      <w:tr>
+        <w:tc>
+          <w:tcPr>
+            <w:tcW w:type="dxa" w:w="2493"/>
+          </w:tcPr>
+          <w:p>
+            <w:pPr>
+              <w:jc w:val="center"/>
+            </w:pPr>
+            <w:r/>
+            <w:r>
+              <w:rPr>
+                <w:b w:val="0"/>
+                <w:sz w:val="22"/>
+              </w:rPr>
+              <w:t>`+ прийнятиДоріжку(json: JSON): Транскрипт`</w:t>
+            </w:r>
+          </w:p>
+        </w:tc>
+        <w:tc>
+          <w:tcPr>
+            <w:tcW w:type="dxa" w:w="2493"/>
+          </w:tcPr>
+          <w:p>
+            <w:pPr>
+              <w:jc w:val="center"/>
+            </w:pPr>
+            <w:r/>
+            <w:r>
+              <w:rPr>
+                <w:b w:val="0"/>
+                <w:sz w:val="22"/>
+              </w:rPr>
+              <w:t>`ДжерелоСубтитрівYouTube`</w:t>
+            </w:r>
+          </w:p>
+        </w:tc>
+        <w:tc>
+          <w:tcPr>
+            <w:tcW w:type="dxa" w:w="2493"/>
+          </w:tcPr>
+          <w:p>
+            <w:pPr>
+              <w:jc w:val="center"/>
+            </w:pPr>
+            <w:r/>
+            <w:r>
+              <w:rPr>
+                <w:b w:val="0"/>
+                <w:sz w:val="22"/>
+              </w:rPr>
+              <w:t>ЛР6, група 4 розділу 8.4 — сценарій А</w:t>
+            </w:r>
+          </w:p>
+        </w:tc>
+        <w:tc>
+          <w:tcPr>
+            <w:tcW w:type="dxa" w:w="2493"/>
+          </w:tcPr>
+          <w:p>
+            <w:pPr>
+              <w:jc w:val="center"/>
+            </w:pPr>
+            <w:r/>
+            <w:r>
+              <w:rPr>
+                <w:b w:val="0"/>
+                <w:sz w:val="22"/>
+              </w:rPr>
+              <w:t>Обробник асинхронної відповіді `timedtext (json3)`. Адаптер мав атрибут `адресаTimedtext: URL` і операцію `отриматиДоріжку()`, але не мав операції, яка перетворює сиру відповідь платформи в `Транскрипт`. Оголошено лише на реалізації, а не на інтерфейсі `ДжерелоСубтитрів`: формат json3 специфічний для YouTube, і контракт не повинен про нього знати</w:t>
+            </w:r>
+          </w:p>
+        </w:tc>
+      </w:tr>
+      <w:tr>
+        <w:tc>
+          <w:tcPr>
+            <w:tcW w:type="dxa" w:w="2493"/>
+          </w:tcPr>
+          <w:p>
+            <w:pPr>
+              <w:jc w:val="center"/>
+            </w:pPr>
+            <w:r/>
+            <w:r>
+              <w:rPr>
+                <w:b w:val="0"/>
+                <w:sz w:val="22"/>
+              </w:rPr>
+              <w:t>Значення `відкладена` в `СтанEnum`</w:t>
+            </w:r>
+          </w:p>
+        </w:tc>
+        <w:tc>
+          <w:tcPr>
+            <w:tcW w:type="dxa" w:w="2493"/>
+          </w:tcPr>
+          <w:p>
+            <w:pPr>
+              <w:jc w:val="center"/>
+            </w:pPr>
+            <w:r/>
+            <w:r>
+              <w:rPr>
+                <w:b w:val="0"/>
+                <w:sz w:val="22"/>
+              </w:rPr>
+              <w:t>атрибут `СтанПовторення.стан`, таблиця розділу 3.2</w:t>
+            </w:r>
+          </w:p>
+        </w:tc>
+        <w:tc>
+          <w:tcPr>
+            <w:tcW w:type="dxa" w:w="2493"/>
+          </w:tcPr>
+          <w:p>
+            <w:pPr>
+              <w:jc w:val="center"/>
+            </w:pPr>
+            <w:r/>
+            <w:r>
+              <w:rPr>
+                <w:b w:val="0"/>
+                <w:sz w:val="22"/>
+              </w:rPr>
+              <w:t>ЛР5, стан «Відкладена»</w:t>
+            </w:r>
+          </w:p>
+        </w:tc>
+        <w:tc>
+          <w:tcPr>
+            <w:tcW w:type="dxa" w:w="2493"/>
+          </w:tcPr>
+          <w:p>
+            <w:pPr>
+              <w:jc w:val="center"/>
+            </w:pPr>
+            <w:r/>
+            <w:r>
+              <w:rPr>
+                <w:b w:val="0"/>
+                <w:sz w:val="22"/>
+              </w:rPr>
+              <w:t>Атрибут мусить уміти зберігати пʼятий підстан життєвого циклу. Без цього значення діаграма станів описувала б стан, якого модель даних не має, — а це вже суперечність, а не доповнення</w:t>
+            </w:r>
+          </w:p>
+        </w:tc>
+      </w:tr>
+      <w:tr>
+        <w:tc>
+          <w:tcPr>
+            <w:tcW w:type="dxa" w:w="2493"/>
+          </w:tcPr>
+          <w:p>
+            <w:pPr>
+              <w:jc w:val="center"/>
+            </w:pPr>
+            <w:r/>
+            <w:r>
+              <w:rPr>
+                <w:b w:val="0"/>
+                <w:sz w:val="22"/>
+              </w:rPr>
+              <w:t>Значення `успішний` і `невдалий` перелічуваного типу `РезультатВправи`</w:t>
+            </w:r>
+          </w:p>
+        </w:tc>
+        <w:tc>
+          <w:tcPr>
+            <w:tcW w:type="dxa" w:w="2493"/>
+          </w:tcPr>
+          <w:p>
+            <w:pPr>
+              <w:jc w:val="center"/>
+            </w:pPr>
+            <w:r/>
+            <w:r>
+              <w:rPr>
+                <w:b w:val="0"/>
+                <w:sz w:val="22"/>
+              </w:rPr>
+              <w:t>параметр `СтанПовторення.застосуватиВідповідь()`, таблиця розділу 3.2</w:t>
+            </w:r>
+          </w:p>
+        </w:tc>
+        <w:tc>
+          <w:tcPr>
+            <w:tcW w:type="dxa" w:w="2493"/>
+          </w:tcPr>
+          <w:p>
+            <w:pPr>
+              <w:jc w:val="center"/>
+            </w:pPr>
+            <w:r/>
+            <w:r>
+              <w:rPr>
+                <w:b w:val="0"/>
+                <w:sz w:val="22"/>
+              </w:rPr>
+              <w:t>ЛР5, охоронні умови переходів 3–6 і 10–13; ЛР6, фрагмент `alt` під-взаємодії «Застосувати відповідь»</w:t>
+            </w:r>
+          </w:p>
+        </w:tc>
+        <w:tc>
+          <w:tcPr>
+            <w:tcW w:type="dxa" w:w="2493"/>
+          </w:tcPr>
+          <w:p>
+            <w:pPr>
+              <w:jc w:val="center"/>
+            </w:pPr>
+            <w:r/>
+            <w:r>
+              <w:rPr>
+                <w:b w:val="0"/>
+                <w:sz w:val="22"/>
+              </w:rPr>
+              <w:t>Тип фігурував у ЛР2 лише як тип параметра, і склад його значень не був розкритий. На ці значення посилаються вісім охоронних умов ЛР5 — по чотири на кожне значення, переходи 3–6 і 10–13 — і обидва операнди `alt` у ЛР6, тому без розкриття типу охоронним умовам не було на що посилатися. Девʼятий перехід події `застосуватиВідповідь()` (`Нова → Вчиться`) охоронної умови не має свідомо: перша відповідь будь-якої якості виводить картку зі стану «нова»</w:t>
             </w:r>
           </w:p>
         </w:tc>
@@ -19728,42 +20417,538 @@
       </w:pPr>
       <w:r>
         <w:rPr>
+          <w:sz w:val="28"/>
+        </w:rPr>
+        <w:t xml:space="preserve">Дві позиції цієї таблиці заслуговують окремої ремарки, бо виявилися </w:t>
+      </w:r>
+      <w:r>
+        <w:rPr>
           <w:b/>
           <w:sz w:val="28"/>
         </w:rPr>
-        <w:t>Висновок:</w:t>
+        <w:t>двічі, двома незалежними шляхами</w:t>
       </w:r>
       <w:r>
         <w:rPr>
           <w:sz w:val="28"/>
         </w:rPr>
-        <w:t xml:space="preserve"> чернетка ШІ дала корисний чорновий перелік сутностей за кілька хвилин, але жодне з шести виправлень не вимагало знання UML — усі шість вимагали знання саме цього сервісу та його схеми даних. Три помилки з шести — про той самий нахил: усе зробити частиною користувача (зайві композиції, два суцільні ромби на одному класі, кратність </w:t>
+        <w:t xml:space="preserve">. Операцію </w:t>
       </w:r>
       <w:r>
         <w:rPr>
           <w:rFonts w:ascii="Courier New" w:hAnsi="Courier New"/>
           <w:sz w:val="22"/>
         </w:rPr>
-        <w:t>1</w:t>
+        <w:t>СтанПовторення.відкласти()</w:t>
       </w:r>
       <w:r>
         <w:rPr>
           <w:sz w:val="28"/>
         </w:rPr>
-        <w:t xml:space="preserve"> з боку власника). Найнебезпечнішою виявилася не плутанина агрегації з композицією, яку видно за тестом методички, а саме кратність: вона виглядає бездоганно й суперечить системі лише тоді, коли звірити її з конкретною колонкою схеми.</w:t>
-      </w:r>
-    </w:p>
-    <w:p>
-      <w:pPr>
-        <w:spacing w:before="240" w:after="120"/>
-      </w:pPr>
+        <w:t xml:space="preserve"> ЛР5 вивела з події переходу 7 діаграми станів, а ЛР6 — з повідомлення фрагмента </w:t>
+      </w:r>
+      <w:r>
+        <w:rPr>
+          <w:rFonts w:ascii="Courier New" w:hAnsi="Courier New"/>
+          <w:sz w:val="22"/>
+        </w:rPr>
+        <w:t>opt</w:t>
+      </w:r>
+      <w:r>
+        <w:rPr>
+          <w:sz w:val="28"/>
+        </w:rPr>
+        <w:t xml:space="preserve"> у сценарії Б; операцію </w:t>
+      </w:r>
+      <w:r>
+        <w:rPr>
+          <w:rFonts w:ascii="Courier New" w:hAnsi="Courier New"/>
+          <w:sz w:val="22"/>
+        </w:rPr>
+        <w:t>ЗбереженеСлово.позначитиВідомим()</w:t>
+      </w:r>
+      <w:r>
+        <w:rPr>
+          <w:sz w:val="28"/>
+        </w:rPr>
+        <w:t xml:space="preserve"> ЛР5 вивела з переходу 14, а ЛР6 — з повідомлення </w:t>
+      </w:r>
+      <w:r>
+        <w:rPr>
+          <w:rFonts w:ascii="Courier New" w:hAnsi="Courier New"/>
+          <w:sz w:val="22"/>
+        </w:rPr>
+        <w:t>«create»</w:t>
+      </w:r>
+      <w:r>
+        <w:rPr>
+          <w:sz w:val="28"/>
+        </w:rPr>
+        <w:t xml:space="preserve"> до </w:t>
+      </w:r>
+      <w:r>
+        <w:rPr>
+          <w:rFonts w:ascii="Courier New" w:hAnsi="Courier New"/>
+          <w:sz w:val="22"/>
+        </w:rPr>
+        <w:t>ВідомеСлово</w:t>
+      </w:r>
+      <w:r>
+        <w:rPr>
+          <w:sz w:val="28"/>
+        </w:rPr>
+        <w:t>. Те, що дві перевірки в різних нотаціях зійшлися на тих самих прогалинах, є непрямим підтвердженням, що прогалини справжні, а не наслідок довільного вибору імен в одній із робіт.</w:t>
+      </w:r>
+    </w:p>
+    <w:p>
+      <w:pPr>
+        <w:spacing w:after="80"/>
+        <w:jc w:val="left"/>
+      </w:pPr>
+      <w:r>
+        <w:rPr>
+          <w:b/>
+          <w:i w:val="0"/>
+          <w:sz w:val="26"/>
+        </w:rPr>
+        <w:t>9.2. Що свідомо лишено поза доменною діаграмою класів</w:t>
+      </w:r>
+    </w:p>
+    <w:p>
+      <w:pPr>
+        <w:spacing w:after="120"/>
+        <w:jc w:val="both"/>
+      </w:pPr>
+      <w:r>
+        <w:rPr>
+          <w:sz w:val="28"/>
+        </w:rPr>
+        <w:t xml:space="preserve">Решта позицій переліку — 43 повідомлення груп 1–3 розділу 8.4 ЛР6 і три позиції з групи 4, разом 46 — до діаграми класів </w:t>
+      </w:r>
       <w:r>
         <w:rPr>
           <w:b/>
           <w:sz w:val="28"/>
         </w:rPr>
-        <w:t>Висновки</w:t>
-      </w:r>
+        <w:t>не додано</w:t>
+      </w:r>
+      <w:r>
+        <w:rPr>
+          <w:sz w:val="28"/>
+        </w:rPr>
+        <w:t>, і це рішення, а не недоробка. Нижче названо кожну групу й підставу відмови; останнім рядком для повноти наведено й пʼять повідомлень розділу 8.5 ЛР6, які до переліку «потребує додавання» взагалі не входили, бо ЛР6 звіряла їх не з ЛР2, а з діаграмою компонентів ЛР3.</w:t>
+      </w:r>
+    </w:p>
+    <w:tbl>
+      <w:tblPr>
+        <w:tblStyle w:val="TableGrid"/>
+        <w:tblW w:type="auto" w:w="0"/>
+        <w:jc w:val="center"/>
+        <w:tblLayout w:type="autofit"/>
+        <w:tblLook w:firstColumn="1" w:firstRow="1" w:lastColumn="0" w:lastRow="0" w:noHBand="0" w:noVBand="1" w:val="04A0"/>
+      </w:tblPr>
+      <w:tblGrid>
+        <w:gridCol w:w="3324"/>
+        <w:gridCol w:w="3324"/>
+        <w:gridCol w:w="3324"/>
+      </w:tblGrid>
+      <w:tr>
+        <w:tc>
+          <w:tcPr>
+            <w:tcW w:type="dxa" w:w="3324"/>
+          </w:tcPr>
+          <w:p>
+            <w:pPr>
+              <w:jc w:val="center"/>
+            </w:pPr>
+            <w:r/>
+            <w:r>
+              <w:rPr>
+                <w:b/>
+                <w:sz w:val="22"/>
+              </w:rPr>
+              <w:t>Що ЛР6 просила додати</w:t>
+            </w:r>
+          </w:p>
+        </w:tc>
+        <w:tc>
+          <w:tcPr>
+            <w:tcW w:type="dxa" w:w="3324"/>
+          </w:tcPr>
+          <w:p>
+            <w:pPr>
+              <w:jc w:val="center"/>
+            </w:pPr>
+            <w:r/>
+            <w:r>
+              <w:rPr>
+                <w:b/>
+                <w:sz w:val="22"/>
+              </w:rPr>
+              <w:t>Де виявлено</w:t>
+            </w:r>
+          </w:p>
+        </w:tc>
+        <w:tc>
+          <w:tcPr>
+            <w:tcW w:type="dxa" w:w="3324"/>
+          </w:tcPr>
+          <w:p>
+            <w:pPr>
+              <w:jc w:val="center"/>
+            </w:pPr>
+            <w:r/>
+            <w:r>
+              <w:rPr>
+                <w:b/>
+                <w:sz w:val="22"/>
+              </w:rPr>
+              <w:t>Чому свідомо лишено поза доменною діаграмою класів</w:t>
+            </w:r>
+          </w:p>
+        </w:tc>
+      </w:tr>
+      <w:tr>
+        <w:tc>
+          <w:tcPr>
+            <w:tcW w:type="dxa" w:w="3324"/>
+          </w:tcPr>
+          <w:p>
+            <w:pPr>
+              <w:jc w:val="center"/>
+            </w:pPr>
+            <w:r/>
+            <w:r>
+              <w:rPr>
+                <w:b w:val="0"/>
+                <w:sz w:val="22"/>
+              </w:rPr>
+              <w:t>Межові класи, яким актор надсилає дії: `Оверлей розширення` і `Веб-інтерфейс` — сім повідомлень, а ще два з девʼяти адресовані `КарткаСлова` («натиснути «Зберегти»» і «закрити картку слова»), яку окремо рахує рядок 3 цієї таблиці, уже як отримувача від керівних класів — разом 9 повідомлень</w:t>
+            </w:r>
+          </w:p>
+        </w:tc>
+        <w:tc>
+          <w:tcPr>
+            <w:tcW w:type="dxa" w:w="3324"/>
+          </w:tcPr>
+          <w:p>
+            <w:pPr>
+              <w:jc w:val="center"/>
+            </w:pPr>
+            <w:r/>
+            <w:r>
+              <w:rPr>
+                <w:b w:val="0"/>
+                <w:sz w:val="22"/>
+              </w:rPr>
+              <w:t>ЛР6, група 1 розділу 8.4</w:t>
+            </w:r>
+          </w:p>
+        </w:tc>
+        <w:tc>
+          <w:tcPr>
+            <w:tcW w:type="dxa" w:w="3324"/>
+          </w:tcPr>
+          <w:p>
+            <w:pPr>
+              <w:jc w:val="center"/>
+            </w:pPr>
+            <w:r/>
+            <w:r>
+              <w:rPr>
+                <w:b w:val="0"/>
+                <w:sz w:val="22"/>
+              </w:rPr>
+              <w:t>Це елементи подання (boundary). Вони не мають стану, який система памʼятає між сеансами, тому Фільтр 1 Розділу 1 цієї роботи відсікає їх так само, як відсік `КарткаСлова` в таблиці Розділу 2.3. Їхнє місце — компоненти 1 і 3 діаграми ЛР3, де вони й присутні</w:t>
+            </w:r>
+          </w:p>
+        </w:tc>
+      </w:tr>
+      <w:tr>
+        <w:tc>
+          <w:tcPr>
+            <w:tcW w:type="dxa" w:w="3324"/>
+          </w:tcPr>
+          <w:p>
+            <w:pPr>
+              <w:jc w:val="center"/>
+            </w:pPr>
+            <w:r/>
+            <w:r>
+              <w:rPr>
+                <w:b w:val="0"/>
+                <w:sz w:val="22"/>
+              </w:rPr>
+              <w:t>Сім керівних класів-делегатів компонентів ЛР3 — `КонтролерОверлея`, `КонтролерВебІнтерфейсу`, `ФасадApi`, `СервісТарифів`, `СервісНавчання`, `СервісКонтенту`, `ШлюзЗовнішніхСервісів` — 28 повідомлень</w:t>
+            </w:r>
+          </w:p>
+        </w:tc>
+        <w:tc>
+          <w:tcPr>
+            <w:tcW w:type="dxa" w:w="3324"/>
+          </w:tcPr>
+          <w:p>
+            <w:pPr>
+              <w:jc w:val="center"/>
+            </w:pPr>
+            <w:r/>
+            <w:r>
+              <w:rPr>
+                <w:b w:val="0"/>
+                <w:sz w:val="22"/>
+              </w:rPr>
+              <w:t>ЛР6, група 2 розділу 8.4 і таблиця розділу 8.3</w:t>
+            </w:r>
+          </w:p>
+        </w:tc>
+        <w:tc>
+          <w:tcPr>
+            <w:tcW w:type="dxa" w:w="3324"/>
+          </w:tcPr>
+          <w:p>
+            <w:pPr>
+              <w:jc w:val="center"/>
+            </w:pPr>
+            <w:r/>
+            <w:r>
+              <w:rPr>
+                <w:b w:val="0"/>
+                <w:sz w:val="22"/>
+              </w:rPr>
+              <w:t>Це процеси, а не сутності. Розділ 2.3 цієї роботи вже відкинув трьох таких самих кандидатів (`МенеджерСловника`, `СервісПерекладу`, `КонтролерЧиталки`), а розділ «Критичний аналіз ШІ-чернетки» назвав їх однією з шести помилок чернетки — функціональною декомпозицією, замаскованою під модель даних. Додати їх зараз означало б повернути в модель саму помилку, яку робота виправила. Делегування «компонент → доменний обʼєкт», яке описує таблиця 8.3 ЛР6, уже виражене діаграмою компонентів ЛР3</w:t>
+            </w:r>
+          </w:p>
+        </w:tc>
+      </w:tr>
+      <w:tr>
+        <w:tc>
+          <w:tcPr>
+            <w:tcW w:type="dxa" w:w="3324"/>
+          </w:tcPr>
+          <w:p>
+            <w:pPr>
+              <w:jc w:val="center"/>
+            </w:pPr>
+            <w:r/>
+            <w:r>
+              <w:rPr>
+                <w:b w:val="0"/>
+                <w:sz w:val="22"/>
+              </w:rPr>
+              <w:t>Два тимчасові межові класи `ОверлейРепліки` і `КарткаСлова` — 6 повідомлень, зокрема `«create»`, `показати()` і `«destroy»`</w:t>
+            </w:r>
+          </w:p>
+        </w:tc>
+        <w:tc>
+          <w:tcPr>
+            <w:tcW w:type="dxa" w:w="3324"/>
+          </w:tcPr>
+          <w:p>
+            <w:pPr>
+              <w:jc w:val="center"/>
+            </w:pPr>
+            <w:r/>
+            <w:r>
+              <w:rPr>
+                <w:b w:val="0"/>
+                <w:sz w:val="22"/>
+              </w:rPr>
+              <w:t>ЛР6, група 3 розділу 8.4</w:t>
+            </w:r>
+          </w:p>
+        </w:tc>
+        <w:tc>
+          <w:tcPr>
+            <w:tcW w:type="dxa" w:w="3324"/>
+          </w:tcPr>
+          <w:p>
+            <w:pPr>
+              <w:jc w:val="center"/>
+            </w:pPr>
+            <w:r/>
+            <w:r>
+              <w:rPr>
+                <w:b w:val="0"/>
+                <w:sz w:val="22"/>
+              </w:rPr>
+              <w:t>Екранні подання з часом життя однієї репліки або одного кліку. `КарткаСлова` відкинута ще в таблиці Розділу 2.3 цієї роботи з підставою «нічого не зберігає»; ЛР6 цю підставу лише підтвердила, показавши створення й знищення обʼєкта в межах однієї ітерації фрагмента `loop`. Клас, який гарантовано не переживає свого фрагмента, не є сутністю предметної області</w:t>
+            </w:r>
+          </w:p>
+        </w:tc>
+      </w:tr>
+      <w:tr>
+        <w:tc>
+          <w:tcPr>
+            <w:tcW w:type="dxa" w:w="3324"/>
+          </w:tcPr>
+          <w:p>
+            <w:pPr>
+              <w:jc w:val="center"/>
+            </w:pPr>
+            <w:r/>
+            <w:r>
+              <w:rPr>
+                <w:b w:val="0"/>
+                <w:sz w:val="22"/>
+              </w:rPr>
+              <w:t>Обробники асинхронних відповідей шару зовнішніх сервісів: `перекладена частина` і `розбір(JSON)`</w:t>
+            </w:r>
+          </w:p>
+        </w:tc>
+        <w:tc>
+          <w:tcPr>
+            <w:tcW w:type="dxa" w:w="3324"/>
+          </w:tcPr>
+          <w:p>
+            <w:pPr>
+              <w:jc w:val="center"/>
+            </w:pPr>
+            <w:r/>
+            <w:r>
+              <w:rPr>
+                <w:b w:val="0"/>
+                <w:sz w:val="22"/>
+              </w:rPr>
+              <w:t>ЛР6, група 4 розділу 8.4</w:t>
+            </w:r>
+          </w:p>
+        </w:tc>
+        <w:tc>
+          <w:tcPr>
+            <w:tcW w:type="dxa" w:w="3324"/>
+          </w:tcPr>
+          <w:p>
+            <w:pPr>
+              <w:jc w:val="center"/>
+            </w:pPr>
+            <w:r/>
+            <w:r>
+              <w:rPr>
+                <w:b w:val="0"/>
+                <w:sz w:val="22"/>
+              </w:rPr>
+              <w:t>Отримувач обох — керівний клас `ШлюзЗовнішніхСервісів` (компонент 8), якого в доменній моделі немає з тієї самої підстави, що й решту контролерів. Самі результати модель зберігає, і саме для цього в розділі 9.1 додано операції `КешПерекладу.зберегти()` і `КешПояснень.зберегти()`: прогалиною був запис у кеш, а не відсутність класу-шлюза</w:t>
+            </w:r>
+          </w:p>
+        </w:tc>
+      </w:tr>
+      <w:tr>
+        <w:tc>
+          <w:tcPr>
+            <w:tcW w:type="dxa" w:w="3324"/>
+          </w:tcPr>
+          <w:p>
+            <w:pPr>
+              <w:jc w:val="center"/>
+            </w:pPr>
+            <w:r/>
+            <w:r>
+              <w:rPr>
+                <w:b w:val="0"/>
+                <w:sz w:val="22"/>
+              </w:rPr>
+              <w:t>Розкриття типу `Обробник` і операція `змінивсяЧас(позиціяМс: Long): void`</w:t>
+            </w:r>
+          </w:p>
+        </w:tc>
+        <w:tc>
+          <w:tcPr>
+            <w:tcW w:type="dxa" w:w="3324"/>
+          </w:tcPr>
+          <w:p>
+            <w:pPr>
+              <w:jc w:val="center"/>
+            </w:pPr>
+            <w:r/>
+            <w:r>
+              <w:rPr>
+                <w:b w:val="0"/>
+                <w:sz w:val="22"/>
+              </w:rPr>
+              <w:t>ЛР6, група 4 розділу 8.4</w:t>
+            </w:r>
+          </w:p>
+        </w:tc>
+        <w:tc>
+          <w:tcPr>
+            <w:tcW w:type="dxa" w:w="3324"/>
+          </w:tcPr>
+          <w:p>
+            <w:pPr>
+              <w:jc w:val="center"/>
+            </w:pPr>
+            <w:r/>
+            <w:r>
+              <w:rPr>
+                <w:b w:val="0"/>
+                <w:sz w:val="22"/>
+              </w:rPr>
+              <w:t>`Обробник` — контракт зворотного виклику між плеєром і оверлеєм, а отримувач самої операції — `Оверлей розширення`, тобто межовий клас. Тип лишається типом параметра `ДжерелоСубтитрів.спостерігатиНавігацію()` на тій самій підставі, на якій `Реплика` лишається типом значення (Розділ 2.3): він не має ні ідентичності, ні власного життєвого циклу</w:t>
+            </w:r>
+          </w:p>
+        </w:tc>
+      </w:tr>
+      <w:tr>
+        <w:tc>
+          <w:tcPr>
+            <w:tcW w:type="dxa" w:w="3324"/>
+          </w:tcPr>
+          <w:p>
+            <w:pPr>
+              <w:jc w:val="center"/>
+            </w:pPr>
+            <w:r/>
+            <w:r>
+              <w:rPr>
+                <w:b w:val="0"/>
+                <w:sz w:val="22"/>
+              </w:rPr>
+              <w:t>Пʼять повідомлень до зовнішніх систем і до вузла сховища (до переліку з 61 позиції не входять)</w:t>
+            </w:r>
+          </w:p>
+        </w:tc>
+        <w:tc>
+          <w:tcPr>
+            <w:tcW w:type="dxa" w:w="3324"/>
+          </w:tcPr>
+          <w:p>
+            <w:pPr>
+              <w:jc w:val="center"/>
+            </w:pPr>
+            <w:r/>
+            <w:r>
+              <w:rPr>
+                <w:b w:val="0"/>
+                <w:sz w:val="22"/>
+              </w:rPr>
+              <w:t>ЛР6, розділ 8.5</w:t>
+            </w:r>
+          </w:p>
+        </w:tc>
+        <w:tc>
+          <w:tcPr>
+            <w:tcW w:type="dxa" w:w="3324"/>
+          </w:tcPr>
+          <w:p>
+            <w:pPr>
+              <w:jc w:val="center"/>
+            </w:pPr>
+            <w:r/>
+            <w:r>
+              <w:rPr>
+                <w:b w:val="0"/>
+                <w:sz w:val="22"/>
+              </w:rPr>
+              <w:t>Сервіс субтитрів YouTube, сервіс перекладу, сервіс ШІ та вузол PostgreSQL 17 + pgvector описані діаграмами компонентів і розгортання, а не діаграмою класів предметної області. ЛР6 і перевіряла їх не за ЛР2, а за залежностями ЛР3</w:t>
+            </w:r>
+          </w:p>
+        </w:tc>
+      </w:tr>
+    </w:tbl>
+    <w:p>
+      <w:pPr>
+        <w:spacing w:after="80"/>
+      </w:pPr>
     </w:p>
     <w:p>
       <w:pPr>
@@ -19774,59 +20959,21 @@
         <w:rPr>
           <w:sz w:val="28"/>
         </w:rPr>
-        <w:t xml:space="preserve">У роботі побудовано діаграму класів предметної області «Півот» — вебсервісу й браузерного розширення для вивчення іноземної мови на основі власного контенту користувача. Діаграма містить 23 елементи: 17 основних класів предметної області (серед них обовʼязковий абстрактний клас </w:t>
-      </w:r>
-      <w:r>
-        <w:rPr>
-          <w:rFonts w:ascii="Courier New" w:hAnsi="Courier New"/>
-          <w:sz w:val="22"/>
-        </w:rPr>
-        <w:t>Матеріал</w:t>
-      </w:r>
-      <w:r>
-        <w:rPr>
-          <w:sz w:val="28"/>
-        </w:rPr>
-        <w:t xml:space="preserve">), один резервний клас </w:t>
-      </w:r>
-      <w:r>
-        <w:rPr>
-          <w:rFonts w:ascii="Courier New" w:hAnsi="Courier New"/>
-          <w:sz w:val="22"/>
-        </w:rPr>
-        <w:t>ПереказДоріжки</w:t>
-      </w:r>
-      <w:r>
-        <w:rPr>
-          <w:sz w:val="28"/>
-        </w:rPr>
-        <w:t xml:space="preserve">, два інтерфейси </w:t>
-      </w:r>
-      <w:r>
-        <w:rPr>
-          <w:rFonts w:ascii="Courier New" w:hAnsi="Courier New"/>
-          <w:sz w:val="22"/>
-        </w:rPr>
-        <w:t>ДжерелоСубтитрів</w:t>
-      </w:r>
-      <w:r>
-        <w:rPr>
-          <w:sz w:val="28"/>
-        </w:rPr>
-        <w:t xml:space="preserve"> і </w:t>
-      </w:r>
-      <w:r>
-        <w:rPr>
-          <w:rFonts w:ascii="Courier New" w:hAnsi="Courier New"/>
-          <w:sz w:val="22"/>
-        </w:rPr>
-        <w:t>ПарсерДокумента</w:t>
-      </w:r>
-      <w:r>
-        <w:rPr>
-          <w:sz w:val="28"/>
-        </w:rPr>
-        <w:t>, два класи-реалізації та одну фабрику. Кожен із 21 класу має щонайменше три атрибути з явною видимістю й типом і щонайменше два методи, що втричі перевищує мінімум методички в 6–8 класів. Оскільки повна діаграма на аркуші читається погано, додатково побудовано три часткові види: види 1 і 2 — точні підмножини повної діаграми, вид 3 — підмножина плюс чотири сірі класи реалізацій, які прямо названо такими, що в модель не входять.</w:t>
+        <w:t>Коротко: доменна модель відповідає на питання «що система памʼятає», а модель проєктування — на питання «хто ці дані рухає». Діаграма послідовності за своєю природою показує саме другий бік, тому її повідомлення масово не мають відповідників у ЛР2 — і 43 позиції з 54 не є дефектом ЛР2, а є доказом, що межа між двома моделями проведена й дотримана.</w:t>
+      </w:r>
+    </w:p>
+    <w:p>
+      <w:pPr>
+        <w:spacing w:after="80"/>
+        <w:jc w:val="left"/>
+      </w:pPr>
+      <w:r>
+        <w:rPr>
+          <w:b/>
+          <w:i w:val="0"/>
+          <w:sz w:val="26"/>
+        </w:rPr>
+        <w:t>9.3. Одна позиція, що не потребує ні додавання, ні винесення</w:t>
       </w:r>
     </w:p>
     <w:p>
@@ -19838,46 +20985,112 @@
         <w:rPr>
           <w:sz w:val="28"/>
         </w:rPr>
-        <w:t xml:space="preserve">Представлено всі пʼять типів відношень із теоретичної частини: девʼять композицій, дві агрегації, сім асоціацій з явною множинністю обох кінців, два узагальнення й дві реалізації інтерфейсу, а також три залежності зі стереотипом </w:t>
+        <w:t xml:space="preserve">Повідомлення </w:t>
       </w:r>
       <w:r>
         <w:rPr>
           <w:rFonts w:ascii="Courier New" w:hAnsi="Courier New"/>
           <w:sz w:val="22"/>
         </w:rPr>
-        <w:t>&lt;&lt;create&gt;&gt;</w:t>
+        <w:t>отриматиСтан()</w:t>
       </w:r>
       <w:r>
         <w:rPr>
           <w:sz w:val="28"/>
         </w:rPr>
-        <w:t xml:space="preserve"> — разом 25 звʼязків. Кожне з одинадцяти відношень «ціле-частина» обґрунтовано письмово за тестом розділу 1.2.5 методички, і одне з одинадцяти свідомо лишено як видиме розходження: </w:t>
+        <w:t xml:space="preserve">, адресоване обʼєктові </w:t>
       </w:r>
       <w:r>
         <w:rPr>
           <w:rFonts w:ascii="Courier New" w:hAnsi="Courier New"/>
           <w:sz w:val="22"/>
         </w:rPr>
-        <w:t>Матеріал ◇ ЗбереженеСлово</w:t>
+        <w:t>розписання : СтанПовторення</w:t>
       </w:r>
       <w:r>
         <w:rPr>
           <w:sz w:val="28"/>
         </w:rPr>
-        <w:t xml:space="preserve"> за першим критерієм було б композицією, бо видалення матеріалу справді забирає і слова, і їхні розписання, але композит у частини може бути лише один, і моделлю ним обрано </w:t>
+        <w:t xml:space="preserve"> у сценарії Б, ЛР6 внесла в групу 4 з приміткою «атрибут </w:t>
       </w:r>
       <w:r>
         <w:rPr>
           <w:rFonts w:ascii="Courier New" w:hAnsi="Courier New"/>
           <w:sz w:val="22"/>
         </w:rPr>
-        <w:t>Користувач</w:t>
+        <w:t>стан: СтанEnum</w:t>
       </w:r>
       <w:r>
         <w:rPr>
           <w:sz w:val="28"/>
         </w:rPr>
-        <w:t>. Це розходження не приховано, а описано в Розділі 7 і приміткою просто на звʼязку.</w:t>
+        <w:t xml:space="preserve"> є, геттера немає». Операцію </w:t>
+      </w:r>
+      <w:r>
+        <w:rPr>
+          <w:b/>
+          <w:sz w:val="28"/>
+        </w:rPr>
+        <w:t>не додано</w:t>
+      </w:r>
+      <w:r>
+        <w:rPr>
+          <w:sz w:val="28"/>
+        </w:rPr>
+        <w:t xml:space="preserve">, і підстава тут інша, ніж у розділі 9.2: атрибут </w:t>
+      </w:r>
+      <w:r>
+        <w:rPr>
+          <w:rFonts w:ascii="Courier New" w:hAnsi="Courier New"/>
+          <w:sz w:val="22"/>
+        </w:rPr>
+        <w:t>СтанПовторення.стан</w:t>
+      </w:r>
+      <w:r>
+        <w:rPr>
+          <w:sz w:val="28"/>
+        </w:rPr>
+        <w:t xml:space="preserve"> оголошений публічним (</w:t>
+      </w:r>
+      <w:r>
+        <w:rPr>
+          <w:rFonts w:ascii="Courier New" w:hAnsi="Courier New"/>
+          <w:sz w:val="22"/>
+        </w:rPr>
+        <w:t>+</w:t>
+      </w:r>
+      <w:r>
+        <w:rPr>
+          <w:sz w:val="28"/>
+        </w:rPr>
+        <w:t xml:space="preserve">), а за правилом видимості з Розділу 3.1 це означає, що значення читається ззовні безпосередньо. Окремий геттер при публічному атрибуті не додає моделі жодного факту — він лише дублює вже оголошений доступ. Тому повідомлення </w:t>
+      </w:r>
+      <w:r>
+        <w:rPr>
+          <w:rFonts w:ascii="Courier New" w:hAnsi="Courier New"/>
+          <w:sz w:val="22"/>
+        </w:rPr>
+        <w:t>отриматиСтан()</w:t>
+      </w:r>
+      <w:r>
+        <w:rPr>
+          <w:sz w:val="28"/>
+        </w:rPr>
+        <w:t xml:space="preserve"> вважається покритим наявним елементом моделі, а не прогалиною.</w:t>
+      </w:r>
+    </w:p>
+    <w:p>
+      <w:pPr>
+        <w:spacing w:after="80"/>
+        <w:jc w:val="left"/>
+      </w:pPr>
+      <w:r>
+        <w:rPr>
+          <w:b/>
+          <w:i w:val="0"/>
+          <w:sz w:val="26"/>
+        </w:rPr>
+        <w:t>9.4. Оновлені підрахунки</w:t>
       </w:r>
     </w:p>
     <w:p>
@@ -19889,112 +21102,672 @@
         <w:rPr>
           <w:sz w:val="28"/>
         </w:rPr>
-        <w:t xml:space="preserve">Окремо перевірено кратності, бо саме в них найлегше збрехати непомітно. Пʼять композицій від </w:t>
+        <w:t xml:space="preserve">Усі числа нижче отримані підрахунком за фактичним вмістом файлів </w:t>
       </w:r>
       <w:r>
         <w:rPr>
           <w:rFonts w:ascii="Courier New" w:hAnsi="Courier New"/>
           <w:sz w:val="22"/>
         </w:rPr>
-        <w:t>Користувач</w:t>
+        <w:t>classes.puml</w:t>
       </w:r>
       <w:r>
         <w:rPr>
           <w:sz w:val="28"/>
         </w:rPr>
-        <w:t xml:space="preserve"> мають з боку власника </w:t>
+        <w:t xml:space="preserve">, </w:t>
       </w:r>
       <w:r>
         <w:rPr>
           <w:rFonts w:ascii="Courier New" w:hAnsi="Courier New"/>
           <w:sz w:val="22"/>
         </w:rPr>
-        <w:t>0..1</w:t>
+        <w:t>classes_view1.puml</w:t>
       </w:r>
       <w:r>
         <w:rPr>
           <w:sz w:val="28"/>
         </w:rPr>
-        <w:t xml:space="preserve">, а не </w:t>
+        <w:t xml:space="preserve">, </w:t>
       </w:r>
       <w:r>
         <w:rPr>
           <w:rFonts w:ascii="Courier New" w:hAnsi="Courier New"/>
           <w:sz w:val="22"/>
         </w:rPr>
-        <w:t>1</w:t>
+        <w:t>classes_view2.puml</w:t>
       </w:r>
       <w:r>
         <w:rPr>
           <w:sz w:val="28"/>
         </w:rPr>
-        <w:t xml:space="preserve">: у схемі рядок може бути ще не привʼязаним до акаунта, і нуль позначає цей перехідний стан. Там, де власник обовʼязковий, збережено </w:t>
+        <w:t xml:space="preserve"> і </w:t>
       </w:r>
       <w:r>
         <w:rPr>
           <w:rFonts w:ascii="Courier New" w:hAnsi="Courier New"/>
           <w:sz w:val="22"/>
         </w:rPr>
-        <w:t>1</w:t>
+        <w:t>classes_view3.puml</w:t>
       </w:r>
       <w:r>
         <w:rPr>
           <w:sz w:val="28"/>
         </w:rPr>
-        <w:t xml:space="preserve">. Агрегація від </w:t>
-      </w:r>
-      <w:r>
-        <w:rPr>
-          <w:rFonts w:ascii="Courier New" w:hAnsi="Courier New"/>
-          <w:sz w:val="22"/>
-        </w:rPr>
-        <w:t>Матеріал</w:t>
-      </w:r>
-      <w:r>
-        <w:rPr>
-          <w:sz w:val="28"/>
-        </w:rPr>
-        <w:t xml:space="preserve"> має кратність </w:t>
-      </w:r>
-      <w:r>
-        <w:rPr>
-          <w:rFonts w:ascii="Courier New" w:hAnsi="Courier New"/>
-          <w:sz w:val="22"/>
-        </w:rPr>
-        <w:t>1</w:t>
-      </w:r>
-      <w:r>
-        <w:rPr>
-          <w:sz w:val="28"/>
-        </w:rPr>
-        <w:t xml:space="preserve">, бо картка слова без матеріалу не створюється взагалі. Асоціація </w:t>
-      </w:r>
-      <w:r>
-        <w:rPr>
-          <w:rFonts w:ascii="Courier New" w:hAnsi="Courier New"/>
-          <w:sz w:val="22"/>
-        </w:rPr>
-        <w:t>ОцінкаРівня — ВідомеСлово</w:t>
-      </w:r>
-      <w:r>
-        <w:rPr>
-          <w:sz w:val="28"/>
-        </w:rPr>
-        <w:t xml:space="preserve"> має </w:t>
-      </w:r>
-      <w:r>
-        <w:rPr>
-          <w:rFonts w:ascii="Courier New" w:hAnsi="Courier New"/>
-          <w:sz w:val="22"/>
-        </w:rPr>
-        <w:t>0..1</w:t>
-      </w:r>
-      <w:r>
-        <w:rPr>
-          <w:sz w:val="28"/>
-        </w:rPr>
-        <w:t xml:space="preserve"> з боку оцінки, бо слово, позначене відомим вручну, з жодного тесту не походить. Кожне з цих рішень читається з моделі й перевіряється одним питанням до схеми даних.</w:t>
-      </w:r>
+        <w:t>, а не перенесені з попередньої редакції.</w:t>
+      </w:r>
+    </w:p>
+    <w:tbl>
+      <w:tblPr>
+        <w:tblStyle w:val="TableGrid"/>
+        <w:tblW w:type="auto" w:w="0"/>
+        <w:jc w:val="center"/>
+        <w:tblLayout w:type="autofit"/>
+        <w:tblLook w:firstColumn="1" w:firstRow="1" w:lastColumn="0" w:lastRow="0" w:noHBand="0" w:noVBand="1" w:val="04A0"/>
+      </w:tblPr>
+      <w:tblGrid>
+        <w:gridCol w:w="2493"/>
+        <w:gridCol w:w="2493"/>
+        <w:gridCol w:w="2493"/>
+        <w:gridCol w:w="2493"/>
+      </w:tblGrid>
+      <w:tr>
+        <w:tc>
+          <w:tcPr>
+            <w:tcW w:type="dxa" w:w="2493"/>
+          </w:tcPr>
+          <w:p>
+            <w:pPr>
+              <w:jc w:val="center"/>
+            </w:pPr>
+            <w:r/>
+            <w:r>
+              <w:rPr>
+                <w:b/>
+                <w:sz w:val="22"/>
+              </w:rPr>
+              <w:t>Показник</w:t>
+            </w:r>
+          </w:p>
+        </w:tc>
+        <w:tc>
+          <w:tcPr>
+            <w:tcW w:type="dxa" w:w="2493"/>
+          </w:tcPr>
+          <w:p>
+            <w:pPr>
+              <w:jc w:val="center"/>
+            </w:pPr>
+            <w:r/>
+            <w:r>
+              <w:rPr>
+                <w:b/>
+                <w:sz w:val="22"/>
+              </w:rPr>
+              <w:t>До узгодження</w:t>
+            </w:r>
+          </w:p>
+        </w:tc>
+        <w:tc>
+          <w:tcPr>
+            <w:tcW w:type="dxa" w:w="2493"/>
+          </w:tcPr>
+          <w:p>
+            <w:pPr>
+              <w:jc w:val="center"/>
+            </w:pPr>
+            <w:r/>
+            <w:r>
+              <w:rPr>
+                <w:b/>
+                <w:sz w:val="22"/>
+              </w:rPr>
+              <w:t>Після узгодження</w:t>
+            </w:r>
+          </w:p>
+        </w:tc>
+        <w:tc>
+          <w:tcPr>
+            <w:tcW w:type="dxa" w:w="2493"/>
+          </w:tcPr>
+          <w:p>
+            <w:pPr>
+              <w:jc w:val="center"/>
+            </w:pPr>
+            <w:r/>
+            <w:r>
+              <w:rPr>
+                <w:b/>
+                <w:sz w:val="22"/>
+              </w:rPr>
+              <w:t>Зміна</w:t>
+            </w:r>
+          </w:p>
+        </w:tc>
+      </w:tr>
+      <w:tr>
+        <w:tc>
+          <w:tcPr>
+            <w:tcW w:type="dxa" w:w="2493"/>
+          </w:tcPr>
+          <w:p>
+            <w:pPr>
+              <w:jc w:val="center"/>
+            </w:pPr>
+            <w:r/>
+            <w:r>
+              <w:rPr>
+                <w:b w:val="0"/>
+                <w:sz w:val="22"/>
+              </w:rPr>
+              <w:t>Елементів діаграми: класи, інтерфейси, фабрика</w:t>
+            </w:r>
+          </w:p>
+        </w:tc>
+        <w:tc>
+          <w:tcPr>
+            <w:tcW w:type="dxa" w:w="2493"/>
+          </w:tcPr>
+          <w:p>
+            <w:pPr>
+              <w:jc w:val="center"/>
+            </w:pPr>
+            <w:r/>
+            <w:r>
+              <w:rPr>
+                <w:b w:val="0"/>
+                <w:sz w:val="22"/>
+              </w:rPr>
+              <w:t>23</w:t>
+            </w:r>
+          </w:p>
+        </w:tc>
+        <w:tc>
+          <w:tcPr>
+            <w:tcW w:type="dxa" w:w="2493"/>
+          </w:tcPr>
+          <w:p>
+            <w:pPr>
+              <w:jc w:val="center"/>
+            </w:pPr>
+            <w:r/>
+            <w:r>
+              <w:rPr>
+                <w:b w:val="0"/>
+                <w:sz w:val="22"/>
+              </w:rPr>
+              <w:t>23</w:t>
+            </w:r>
+          </w:p>
+        </w:tc>
+        <w:tc>
+          <w:tcPr>
+            <w:tcW w:type="dxa" w:w="2493"/>
+          </w:tcPr>
+          <w:p>
+            <w:pPr>
+              <w:jc w:val="center"/>
+            </w:pPr>
+            <w:r/>
+            <w:r>
+              <w:rPr>
+                <w:b w:val="0"/>
+                <w:sz w:val="22"/>
+              </w:rPr>
+              <w:t>нових класів не додано</w:t>
+            </w:r>
+          </w:p>
+        </w:tc>
+      </w:tr>
+      <w:tr>
+        <w:tc>
+          <w:tcPr>
+            <w:tcW w:type="dxa" w:w="2493"/>
+          </w:tcPr>
+          <w:p>
+            <w:pPr>
+              <w:jc w:val="center"/>
+            </w:pPr>
+            <w:r/>
+            <w:r>
+              <w:rPr>
+                <w:b w:val="0"/>
+                <w:sz w:val="22"/>
+              </w:rPr>
+              <w:t>Атрибутів усього</w:t>
+            </w:r>
+          </w:p>
+        </w:tc>
+        <w:tc>
+          <w:tcPr>
+            <w:tcW w:type="dxa" w:w="2493"/>
+          </w:tcPr>
+          <w:p>
+            <w:pPr>
+              <w:jc w:val="center"/>
+            </w:pPr>
+            <w:r/>
+            <w:r>
+              <w:rPr>
+                <w:b w:val="0"/>
+                <w:sz w:val="22"/>
+              </w:rPr>
+              <w:t>106</w:t>
+            </w:r>
+          </w:p>
+        </w:tc>
+        <w:tc>
+          <w:tcPr>
+            <w:tcW w:type="dxa" w:w="2493"/>
+          </w:tcPr>
+          <w:p>
+            <w:pPr>
+              <w:jc w:val="center"/>
+            </w:pPr>
+            <w:r/>
+            <w:r>
+              <w:rPr>
+                <w:b w:val="0"/>
+                <w:sz w:val="22"/>
+              </w:rPr>
+              <w:t>106</w:t>
+            </w:r>
+          </w:p>
+        </w:tc>
+        <w:tc>
+          <w:tcPr>
+            <w:tcW w:type="dxa" w:w="2493"/>
+          </w:tcPr>
+          <w:p>
+            <w:pPr>
+              <w:jc w:val="center"/>
+            </w:pPr>
+            <w:r/>
+            <w:r>
+              <w:rPr>
+                <w:b w:val="0"/>
+                <w:sz w:val="22"/>
+              </w:rPr>
+              <w:t>без змін</w:t>
+            </w:r>
+          </w:p>
+        </w:tc>
+      </w:tr>
+      <w:tr>
+        <w:tc>
+          <w:tcPr>
+            <w:tcW w:type="dxa" w:w="2493"/>
+          </w:tcPr>
+          <w:p>
+            <w:pPr>
+              <w:jc w:val="center"/>
+            </w:pPr>
+            <w:r/>
+            <w:r>
+              <w:rPr>
+                <w:b w:val="0"/>
+                <w:sz w:val="22"/>
+              </w:rPr>
+              <w:t>Методів, тобто операцій, усього</w:t>
+            </w:r>
+          </w:p>
+        </w:tc>
+        <w:tc>
+          <w:tcPr>
+            <w:tcW w:type="dxa" w:w="2493"/>
+          </w:tcPr>
+          <w:p>
+            <w:pPr>
+              <w:jc w:val="center"/>
+            </w:pPr>
+            <w:r/>
+            <w:r>
+              <w:rPr>
+                <w:b w:val="0"/>
+                <w:sz w:val="22"/>
+              </w:rPr>
+              <w:t>63</w:t>
+            </w:r>
+          </w:p>
+        </w:tc>
+        <w:tc>
+          <w:tcPr>
+            <w:tcW w:type="dxa" w:w="2493"/>
+          </w:tcPr>
+          <w:p>
+            <w:pPr>
+              <w:jc w:val="center"/>
+            </w:pPr>
+            <w:r/>
+            <w:r>
+              <w:rPr>
+                <w:b w:val="0"/>
+                <w:sz w:val="22"/>
+              </w:rPr>
+              <w:t>73</w:t>
+            </w:r>
+          </w:p>
+        </w:tc>
+        <w:tc>
+          <w:tcPr>
+            <w:tcW w:type="dxa" w:w="2493"/>
+          </w:tcPr>
+          <w:p>
+            <w:pPr>
+              <w:jc w:val="center"/>
+            </w:pPr>
+            <w:r/>
+            <w:r>
+              <w:rPr>
+                <w:b w:val="0"/>
+                <w:sz w:val="22"/>
+              </w:rPr>
+              <w:t>+10</w:t>
+            </w:r>
+          </w:p>
+        </w:tc>
+      </w:tr>
+      <w:tr>
+        <w:tc>
+          <w:tcPr>
+            <w:tcW w:type="dxa" w:w="2493"/>
+          </w:tcPr>
+          <w:p>
+            <w:pPr>
+              <w:jc w:val="center"/>
+            </w:pPr>
+            <w:r/>
+            <w:r>
+              <w:rPr>
+                <w:b w:val="0"/>
+                <w:sz w:val="22"/>
+              </w:rPr>
+              <w:t>Звʼязків усього</w:t>
+            </w:r>
+          </w:p>
+        </w:tc>
+        <w:tc>
+          <w:tcPr>
+            <w:tcW w:type="dxa" w:w="2493"/>
+          </w:tcPr>
+          <w:p>
+            <w:pPr>
+              <w:jc w:val="center"/>
+            </w:pPr>
+            <w:r/>
+            <w:r>
+              <w:rPr>
+                <w:b w:val="0"/>
+                <w:sz w:val="22"/>
+              </w:rPr>
+              <w:t>25</w:t>
+            </w:r>
+          </w:p>
+        </w:tc>
+        <w:tc>
+          <w:tcPr>
+            <w:tcW w:type="dxa" w:w="2493"/>
+          </w:tcPr>
+          <w:p>
+            <w:pPr>
+              <w:jc w:val="center"/>
+            </w:pPr>
+            <w:r/>
+            <w:r>
+              <w:rPr>
+                <w:b w:val="0"/>
+                <w:sz w:val="22"/>
+              </w:rPr>
+              <w:t>26</w:t>
+            </w:r>
+          </w:p>
+        </w:tc>
+        <w:tc>
+          <w:tcPr>
+            <w:tcW w:type="dxa" w:w="2493"/>
+          </w:tcPr>
+          <w:p>
+            <w:pPr>
+              <w:jc w:val="center"/>
+            </w:pPr>
+            <w:r/>
+            <w:r>
+              <w:rPr>
+                <w:b w:val="0"/>
+                <w:sz w:val="22"/>
+              </w:rPr>
+              <w:t>+1</w:t>
+            </w:r>
+          </w:p>
+        </w:tc>
+      </w:tr>
+      <w:tr>
+        <w:tc>
+          <w:tcPr>
+            <w:tcW w:type="dxa" w:w="2493"/>
+          </w:tcPr>
+          <w:p>
+            <w:pPr>
+              <w:jc w:val="center"/>
+            </w:pPr>
+            <w:r/>
+            <w:r>
+              <w:rPr>
+                <w:b w:val="0"/>
+                <w:sz w:val="22"/>
+              </w:rPr>
+              <w:t>Композицій / агрегацій / асоціацій / узагальнень / реалізацій / залежностей</w:t>
+            </w:r>
+          </w:p>
+        </w:tc>
+        <w:tc>
+          <w:tcPr>
+            <w:tcW w:type="dxa" w:w="2493"/>
+          </w:tcPr>
+          <w:p>
+            <w:pPr>
+              <w:jc w:val="center"/>
+            </w:pPr>
+            <w:r/>
+            <w:r>
+              <w:rPr>
+                <w:b w:val="0"/>
+                <w:sz w:val="22"/>
+              </w:rPr>
+              <w:t>9 / 2 / 7 / 2 / 2 / 3</w:t>
+            </w:r>
+          </w:p>
+        </w:tc>
+        <w:tc>
+          <w:tcPr>
+            <w:tcW w:type="dxa" w:w="2493"/>
+          </w:tcPr>
+          <w:p>
+            <w:pPr>
+              <w:jc w:val="center"/>
+            </w:pPr>
+            <w:r/>
+            <w:r>
+              <w:rPr>
+                <w:b w:val="0"/>
+                <w:sz w:val="22"/>
+              </w:rPr>
+              <w:t>9 / 2 / 7 / 2 / 2 / 4</w:t>
+            </w:r>
+          </w:p>
+        </w:tc>
+        <w:tc>
+          <w:tcPr>
+            <w:tcW w:type="dxa" w:w="2493"/>
+          </w:tcPr>
+          <w:p>
+            <w:pPr>
+              <w:jc w:val="center"/>
+            </w:pPr>
+            <w:r/>
+            <w:r>
+              <w:rPr>
+                <w:b w:val="0"/>
+                <w:sz w:val="22"/>
+              </w:rPr>
+              <w:t>+1 залежність `ЗбереженеСлово ..&gt; ВідомеСлово : &lt;&lt;create&gt;&gt;`</w:t>
+            </w:r>
+          </w:p>
+        </w:tc>
+      </w:tr>
+      <w:tr>
+        <w:tc>
+          <w:tcPr>
+            <w:tcW w:type="dxa" w:w="2493"/>
+          </w:tcPr>
+          <w:p>
+            <w:pPr>
+              <w:jc w:val="center"/>
+            </w:pPr>
+            <w:r/>
+            <w:r>
+              <w:rPr>
+                <w:b w:val="0"/>
+                <w:sz w:val="22"/>
+              </w:rPr>
+              <w:t>Перелічуваних типів у таблиці розділу 3.2</w:t>
+            </w:r>
+          </w:p>
+        </w:tc>
+        <w:tc>
+          <w:tcPr>
+            <w:tcW w:type="dxa" w:w="2493"/>
+          </w:tcPr>
+          <w:p>
+            <w:pPr>
+              <w:jc w:val="center"/>
+            </w:pPr>
+            <w:r/>
+            <w:r>
+              <w:rPr>
+                <w:b w:val="0"/>
+                <w:sz w:val="22"/>
+              </w:rPr>
+              <w:t>12</w:t>
+            </w:r>
+          </w:p>
+        </w:tc>
+        <w:tc>
+          <w:tcPr>
+            <w:tcW w:type="dxa" w:w="2493"/>
+          </w:tcPr>
+          <w:p>
+            <w:pPr>
+              <w:jc w:val="center"/>
+            </w:pPr>
+            <w:r/>
+            <w:r>
+              <w:rPr>
+                <w:b w:val="0"/>
+                <w:sz w:val="22"/>
+              </w:rPr>
+              <w:t>13</w:t>
+            </w:r>
+          </w:p>
+        </w:tc>
+        <w:tc>
+          <w:tcPr>
+            <w:tcW w:type="dxa" w:w="2493"/>
+          </w:tcPr>
+          <w:p>
+            <w:pPr>
+              <w:jc w:val="center"/>
+            </w:pPr>
+            <w:r/>
+            <w:r>
+              <w:rPr>
+                <w:b w:val="0"/>
+                <w:sz w:val="22"/>
+              </w:rPr>
+              <w:t>+1, а саме `РезультатВправи`</w:t>
+            </w:r>
+          </w:p>
+        </w:tc>
+      </w:tr>
+      <w:tr>
+        <w:tc>
+          <w:tcPr>
+            <w:tcW w:type="dxa" w:w="2493"/>
+          </w:tcPr>
+          <w:p>
+            <w:pPr>
+              <w:jc w:val="center"/>
+            </w:pPr>
+            <w:r/>
+            <w:r>
+              <w:rPr>
+                <w:b w:val="0"/>
+                <w:sz w:val="22"/>
+              </w:rPr>
+              <w:t>Значень у `СтанEnum`</w:t>
+            </w:r>
+          </w:p>
+        </w:tc>
+        <w:tc>
+          <w:tcPr>
+            <w:tcW w:type="dxa" w:w="2493"/>
+          </w:tcPr>
+          <w:p>
+            <w:pPr>
+              <w:jc w:val="center"/>
+            </w:pPr>
+            <w:r/>
+            <w:r>
+              <w:rPr>
+                <w:b w:val="0"/>
+                <w:sz w:val="22"/>
+              </w:rPr>
+              <w:t>4</w:t>
+            </w:r>
+          </w:p>
+        </w:tc>
+        <w:tc>
+          <w:tcPr>
+            <w:tcW w:type="dxa" w:w="2493"/>
+          </w:tcPr>
+          <w:p>
+            <w:pPr>
+              <w:jc w:val="center"/>
+            </w:pPr>
+            <w:r/>
+            <w:r>
+              <w:rPr>
+                <w:b w:val="0"/>
+                <w:sz w:val="22"/>
+              </w:rPr>
+              <w:t>5</w:t>
+            </w:r>
+          </w:p>
+        </w:tc>
+        <w:tc>
+          <w:tcPr>
+            <w:tcW w:type="dxa" w:w="2493"/>
+          </w:tcPr>
+          <w:p>
+            <w:pPr>
+              <w:jc w:val="center"/>
+            </w:pPr>
+            <w:r/>
+            <w:r>
+              <w:rPr>
+                <w:b w:val="0"/>
+                <w:sz w:val="22"/>
+              </w:rPr>
+              <w:t>+1, а саме `відкладена`</w:t>
+            </w:r>
+          </w:p>
+        </w:tc>
+      </w:tr>
+    </w:tbl>
+    <w:p>
+      <w:pPr>
+        <w:spacing w:after="80"/>
+      </w:pPr>
     </w:p>
     <w:p>
       <w:pPr>
@@ -20005,60 +21778,472 @@
         <w:rPr>
           <w:sz w:val="28"/>
         </w:rPr>
-        <w:t xml:space="preserve">Головним змістовним результатом роботи є не сама діаграма, а три рішення, які вона зробила видимими. Перше — абстрактний клас </w:t>
-      </w:r>
-      <w:r>
-        <w:rPr>
-          <w:rFonts w:ascii="Courier New" w:hAnsi="Courier New"/>
-          <w:sz w:val="22"/>
-        </w:rPr>
-        <w:t>Матеріал</w:t>
-      </w:r>
-      <w:r>
-        <w:rPr>
-          <w:sz w:val="28"/>
-        </w:rPr>
-        <w:t xml:space="preserve"> з абстрактним методом </w:t>
-      </w:r>
-      <w:r>
-        <w:rPr>
-          <w:rFonts w:ascii="Courier New" w:hAnsi="Courier New"/>
-          <w:sz w:val="22"/>
-        </w:rPr>
-        <w:t>джерелоТексту()</w:t>
-      </w:r>
-      <w:r>
-        <w:rPr>
-          <w:sz w:val="28"/>
-        </w:rPr>
-        <w:t xml:space="preserve">: він дозволяє оцінці зрозумілості, збереженню слова й розбору речення працювати однаково з відео й з документом, тому ці сценарії не довелося описувати двічі; нащадків рівно два, бо нащадок зʼявляється там, де відрізняється реалізація цього методу, а стаття за посиланням дає той самий текст, що й файл. Друге — інтерфейс </w:t>
-      </w:r>
-      <w:r>
-        <w:rPr>
-          <w:rFonts w:ascii="Courier New" w:hAnsi="Courier New"/>
-          <w:sz w:val="22"/>
-        </w:rPr>
-        <w:t>ДжерелоСубтитрів</w:t>
-      </w:r>
-      <w:r>
-        <w:rPr>
-          <w:sz w:val="28"/>
-        </w:rPr>
-        <w:t xml:space="preserve"> із фабрикою: він перетворює обмеження «лише YouTube» з вимушеного спрощення на архітектурне рішення про межі роботи, бо нова платформа підключається реалізацією контракту, а не зміною оверлея. Третє — шість класів-довідників без власника: відсутність у них будь-якого звʼязку з </w:t>
-      </w:r>
-      <w:r>
-        <w:rPr>
-          <w:rFonts w:ascii="Courier New" w:hAnsi="Courier New"/>
-          <w:sz w:val="22"/>
-        </w:rPr>
-        <w:t>Користувач</w:t>
-      </w:r>
-      <w:r>
-        <w:rPr>
-          <w:sz w:val="28"/>
-        </w:rPr>
-        <w:t xml:space="preserve"> одночасно забезпечує приватність (з даних неможливо відновити, хто що дивився) і економію на двох найдорожчих операціях — розпізнаванні мовлення й перекладі доріжки.</w:t>
-      </w:r>
+        <w:t>Розподіл десяти нових операцій по класах:</w:t>
+      </w:r>
+    </w:p>
+    <w:tbl>
+      <w:tblPr>
+        <w:tblStyle w:val="TableGrid"/>
+        <w:tblW w:type="auto" w:w="0"/>
+        <w:jc w:val="center"/>
+        <w:tblLayout w:type="autofit"/>
+        <w:tblLook w:firstColumn="1" w:firstRow="1" w:lastColumn="0" w:lastRow="0" w:noHBand="0" w:noVBand="1" w:val="04A0"/>
+      </w:tblPr>
+      <w:tblGrid>
+        <w:gridCol w:w="2493"/>
+        <w:gridCol w:w="2493"/>
+        <w:gridCol w:w="2493"/>
+        <w:gridCol w:w="2493"/>
+      </w:tblGrid>
+      <w:tr>
+        <w:tc>
+          <w:tcPr>
+            <w:tcW w:type="dxa" w:w="2493"/>
+          </w:tcPr>
+          <w:p>
+            <w:pPr>
+              <w:jc w:val="center"/>
+            </w:pPr>
+            <w:r/>
+            <w:r>
+              <w:rPr>
+                <w:b/>
+                <w:sz w:val="22"/>
+              </w:rPr>
+              <w:t>Клас</w:t>
+            </w:r>
+          </w:p>
+        </w:tc>
+        <w:tc>
+          <w:tcPr>
+            <w:tcW w:type="dxa" w:w="2493"/>
+          </w:tcPr>
+          <w:p>
+            <w:pPr>
+              <w:jc w:val="center"/>
+            </w:pPr>
+            <w:r/>
+            <w:r>
+              <w:rPr>
+                <w:b/>
+                <w:sz w:val="22"/>
+              </w:rPr>
+              <w:t>Методів до</w:t>
+            </w:r>
+          </w:p>
+        </w:tc>
+        <w:tc>
+          <w:tcPr>
+            <w:tcW w:type="dxa" w:w="2493"/>
+          </w:tcPr>
+          <w:p>
+            <w:pPr>
+              <w:jc w:val="center"/>
+            </w:pPr>
+            <w:r/>
+            <w:r>
+              <w:rPr>
+                <w:b/>
+                <w:sz w:val="22"/>
+              </w:rPr>
+              <w:t>Методів після</w:t>
+            </w:r>
+          </w:p>
+        </w:tc>
+        <w:tc>
+          <w:tcPr>
+            <w:tcW w:type="dxa" w:w="2493"/>
+          </w:tcPr>
+          <w:p>
+            <w:pPr>
+              <w:jc w:val="center"/>
+            </w:pPr>
+            <w:r/>
+            <w:r>
+              <w:rPr>
+                <w:b/>
+                <w:sz w:val="22"/>
+              </w:rPr>
+              <w:t>Атрибутів</w:t>
+            </w:r>
+          </w:p>
+        </w:tc>
+      </w:tr>
+      <w:tr>
+        <w:tc>
+          <w:tcPr>
+            <w:tcW w:type="dxa" w:w="2493"/>
+          </w:tcPr>
+          <w:p>
+            <w:pPr>
+              <w:jc w:val="center"/>
+            </w:pPr>
+            <w:r/>
+            <w:r>
+              <w:rPr>
+                <w:b w:val="0"/>
+                <w:sz w:val="22"/>
+              </w:rPr>
+              <w:t>`ЗбереженеСлово`</w:t>
+            </w:r>
+          </w:p>
+        </w:tc>
+        <w:tc>
+          <w:tcPr>
+            <w:tcW w:type="dxa" w:w="2493"/>
+          </w:tcPr>
+          <w:p>
+            <w:pPr>
+              <w:jc w:val="center"/>
+            </w:pPr>
+            <w:r/>
+            <w:r>
+              <w:rPr>
+                <w:b w:val="0"/>
+                <w:sz w:val="22"/>
+              </w:rPr>
+              <w:t>3</w:t>
+            </w:r>
+          </w:p>
+        </w:tc>
+        <w:tc>
+          <w:tcPr>
+            <w:tcW w:type="dxa" w:w="2493"/>
+          </w:tcPr>
+          <w:p>
+            <w:pPr>
+              <w:jc w:val="center"/>
+            </w:pPr>
+            <w:r/>
+            <w:r>
+              <w:rPr>
+                <w:b w:val="0"/>
+                <w:sz w:val="22"/>
+              </w:rPr>
+              <w:t>7</w:t>
+            </w:r>
+          </w:p>
+        </w:tc>
+        <w:tc>
+          <w:tcPr>
+            <w:tcW w:type="dxa" w:w="2493"/>
+          </w:tcPr>
+          <w:p>
+            <w:pPr>
+              <w:jc w:val="center"/>
+            </w:pPr>
+            <w:r/>
+            <w:r>
+              <w:rPr>
+                <w:b w:val="0"/>
+                <w:sz w:val="22"/>
+              </w:rPr>
+              <w:t>7, без змін</w:t>
+            </w:r>
+          </w:p>
+        </w:tc>
+      </w:tr>
+      <w:tr>
+        <w:tc>
+          <w:tcPr>
+            <w:tcW w:type="dxa" w:w="2493"/>
+          </w:tcPr>
+          <w:p>
+            <w:pPr>
+              <w:jc w:val="center"/>
+            </w:pPr>
+            <w:r/>
+            <w:r>
+              <w:rPr>
+                <w:b w:val="0"/>
+                <w:sz w:val="22"/>
+              </w:rPr>
+              <w:t>`СтанПовторення`</w:t>
+            </w:r>
+          </w:p>
+        </w:tc>
+        <w:tc>
+          <w:tcPr>
+            <w:tcW w:type="dxa" w:w="2493"/>
+          </w:tcPr>
+          <w:p>
+            <w:pPr>
+              <w:jc w:val="center"/>
+            </w:pPr>
+            <w:r/>
+            <w:r>
+              <w:rPr>
+                <w:b w:val="0"/>
+                <w:sz w:val="22"/>
+              </w:rPr>
+              <w:t>3</w:t>
+            </w:r>
+          </w:p>
+        </w:tc>
+        <w:tc>
+          <w:tcPr>
+            <w:tcW w:type="dxa" w:w="2493"/>
+          </w:tcPr>
+          <w:p>
+            <w:pPr>
+              <w:jc w:val="center"/>
+            </w:pPr>
+            <w:r/>
+            <w:r>
+              <w:rPr>
+                <w:b w:val="0"/>
+                <w:sz w:val="22"/>
+              </w:rPr>
+              <w:t>6</w:t>
+            </w:r>
+          </w:p>
+        </w:tc>
+        <w:tc>
+          <w:tcPr>
+            <w:tcW w:type="dxa" w:w="2493"/>
+          </w:tcPr>
+          <w:p>
+            <w:pPr>
+              <w:jc w:val="center"/>
+            </w:pPr>
+            <w:r/>
+            <w:r>
+              <w:rPr>
+                <w:b w:val="0"/>
+                <w:sz w:val="22"/>
+              </w:rPr>
+              <w:t>6, без змін</w:t>
+            </w:r>
+          </w:p>
+        </w:tc>
+      </w:tr>
+      <w:tr>
+        <w:tc>
+          <w:tcPr>
+            <w:tcW w:type="dxa" w:w="2493"/>
+          </w:tcPr>
+          <w:p>
+            <w:pPr>
+              <w:jc w:val="center"/>
+            </w:pPr>
+            <w:r/>
+            <w:r>
+              <w:rPr>
+                <w:b w:val="0"/>
+                <w:sz w:val="22"/>
+              </w:rPr>
+              <w:t>`КешПерекладу`</w:t>
+            </w:r>
+          </w:p>
+        </w:tc>
+        <w:tc>
+          <w:tcPr>
+            <w:tcW w:type="dxa" w:w="2493"/>
+          </w:tcPr>
+          <w:p>
+            <w:pPr>
+              <w:jc w:val="center"/>
+            </w:pPr>
+            <w:r/>
+            <w:r>
+              <w:rPr>
+                <w:b w:val="0"/>
+                <w:sz w:val="22"/>
+              </w:rPr>
+              <w:t>2</w:t>
+            </w:r>
+          </w:p>
+        </w:tc>
+        <w:tc>
+          <w:tcPr>
+            <w:tcW w:type="dxa" w:w="2493"/>
+          </w:tcPr>
+          <w:p>
+            <w:pPr>
+              <w:jc w:val="center"/>
+            </w:pPr>
+            <w:r/>
+            <w:r>
+              <w:rPr>
+                <w:b w:val="0"/>
+                <w:sz w:val="22"/>
+              </w:rPr>
+              <w:t>3</w:t>
+            </w:r>
+          </w:p>
+        </w:tc>
+        <w:tc>
+          <w:tcPr>
+            <w:tcW w:type="dxa" w:w="2493"/>
+          </w:tcPr>
+          <w:p>
+            <w:pPr>
+              <w:jc w:val="center"/>
+            </w:pPr>
+            <w:r/>
+            <w:r>
+              <w:rPr>
+                <w:b w:val="0"/>
+                <w:sz w:val="22"/>
+              </w:rPr>
+              <w:t>6, без змін</w:t>
+            </w:r>
+          </w:p>
+        </w:tc>
+      </w:tr>
+      <w:tr>
+        <w:tc>
+          <w:tcPr>
+            <w:tcW w:type="dxa" w:w="2493"/>
+          </w:tcPr>
+          <w:p>
+            <w:pPr>
+              <w:jc w:val="center"/>
+            </w:pPr>
+            <w:r/>
+            <w:r>
+              <w:rPr>
+                <w:b w:val="0"/>
+                <w:sz w:val="22"/>
+              </w:rPr>
+              <w:t>`КешПояснень`</w:t>
+            </w:r>
+          </w:p>
+        </w:tc>
+        <w:tc>
+          <w:tcPr>
+            <w:tcW w:type="dxa" w:w="2493"/>
+          </w:tcPr>
+          <w:p>
+            <w:pPr>
+              <w:jc w:val="center"/>
+            </w:pPr>
+            <w:r/>
+            <w:r>
+              <w:rPr>
+                <w:b w:val="0"/>
+                <w:sz w:val="22"/>
+              </w:rPr>
+              <w:t>2</w:t>
+            </w:r>
+          </w:p>
+        </w:tc>
+        <w:tc>
+          <w:tcPr>
+            <w:tcW w:type="dxa" w:w="2493"/>
+          </w:tcPr>
+          <w:p>
+            <w:pPr>
+              <w:jc w:val="center"/>
+            </w:pPr>
+            <w:r/>
+            <w:r>
+              <w:rPr>
+                <w:b w:val="0"/>
+                <w:sz w:val="22"/>
+              </w:rPr>
+              <w:t>3</w:t>
+            </w:r>
+          </w:p>
+        </w:tc>
+        <w:tc>
+          <w:tcPr>
+            <w:tcW w:type="dxa" w:w="2493"/>
+          </w:tcPr>
+          <w:p>
+            <w:pPr>
+              <w:jc w:val="center"/>
+            </w:pPr>
+            <w:r/>
+            <w:r>
+              <w:rPr>
+                <w:b w:val="0"/>
+                <w:sz w:val="22"/>
+              </w:rPr>
+              <w:t>6, без змін</w:t>
+            </w:r>
+          </w:p>
+        </w:tc>
+      </w:tr>
+      <w:tr>
+        <w:tc>
+          <w:tcPr>
+            <w:tcW w:type="dxa" w:w="2493"/>
+          </w:tcPr>
+          <w:p>
+            <w:pPr>
+              <w:jc w:val="center"/>
+            </w:pPr>
+            <w:r/>
+            <w:r>
+              <w:rPr>
+                <w:b w:val="0"/>
+                <w:sz w:val="22"/>
+              </w:rPr>
+              <w:t>`ДжерелоСубтитрівYouTube`</w:t>
+            </w:r>
+          </w:p>
+        </w:tc>
+        <w:tc>
+          <w:tcPr>
+            <w:tcW w:type="dxa" w:w="2493"/>
+          </w:tcPr>
+          <w:p>
+            <w:pPr>
+              <w:jc w:val="center"/>
+            </w:pPr>
+            <w:r/>
+            <w:r>
+              <w:rPr>
+                <w:b w:val="0"/>
+                <w:sz w:val="22"/>
+              </w:rPr>
+              <w:t>2</w:t>
+            </w:r>
+          </w:p>
+        </w:tc>
+        <w:tc>
+          <w:tcPr>
+            <w:tcW w:type="dxa" w:w="2493"/>
+          </w:tcPr>
+          <w:p>
+            <w:pPr>
+              <w:jc w:val="center"/>
+            </w:pPr>
+            <w:r/>
+            <w:r>
+              <w:rPr>
+                <w:b w:val="0"/>
+                <w:sz w:val="22"/>
+              </w:rPr>
+              <w:t>3</w:t>
+            </w:r>
+          </w:p>
+        </w:tc>
+        <w:tc>
+          <w:tcPr>
+            <w:tcW w:type="dxa" w:w="2493"/>
+          </w:tcPr>
+          <w:p>
+            <w:pPr>
+              <w:jc w:val="center"/>
+            </w:pPr>
+            <w:r/>
+            <w:r>
+              <w:rPr>
+                <w:b w:val="0"/>
+                <w:sz w:val="22"/>
+              </w:rPr>
+              <w:t>4, без змін</w:t>
+            </w:r>
+          </w:p>
+        </w:tc>
+      </w:tr>
+    </w:tbl>
+    <w:p>
+      <w:pPr>
+        <w:spacing w:after="80"/>
+      </w:pPr>
     </w:p>
     <w:p>
       <w:pPr>
@@ -20069,6 +22254,1822 @@
         <w:rPr>
           <w:sz w:val="28"/>
         </w:rPr>
+        <w:t xml:space="preserve">Решта 18 елементів діаграми не змінилася зовсім. Вимогу методички «щонайменше 3 атрибути й 2 методи на клас» усі 21 клас, як і раніше, витримують; після доповнення найповнішим за операціями став </w:t>
+      </w:r>
+      <w:r>
+        <w:rPr>
+          <w:rFonts w:ascii="Courier New" w:hAnsi="Courier New"/>
+          <w:sz w:val="22"/>
+        </w:rPr>
+        <w:t>ЗбереженеСлово</w:t>
+      </w:r>
+      <w:r>
+        <w:rPr>
+          <w:sz w:val="28"/>
+        </w:rPr>
+        <w:t xml:space="preserve"> — 7 методів при 7 атрибутах.</w:t>
+      </w:r>
+    </w:p>
+    <w:p>
+      <w:pPr>
+        <w:spacing w:after="120"/>
+        <w:jc w:val="both"/>
+      </w:pPr>
+      <w:r>
+        <w:rPr>
+          <w:sz w:val="28"/>
+        </w:rPr>
+        <w:t>Доповнення зачепили два часткові види з трьох, і їх перерендеровано разом із повною діаграмою.</w:t>
+      </w:r>
+    </w:p>
+    <w:tbl>
+      <w:tblPr>
+        <w:tblStyle w:val="TableGrid"/>
+        <w:tblW w:type="auto" w:w="0"/>
+        <w:jc w:val="center"/>
+        <w:tblLayout w:type="autofit"/>
+        <w:tblLook w:firstColumn="1" w:firstRow="1" w:lastColumn="0" w:lastRow="0" w:noHBand="0" w:noVBand="1" w:val="04A0"/>
+      </w:tblPr>
+      <w:tblGrid>
+        <w:gridCol w:w="3324"/>
+        <w:gridCol w:w="3324"/>
+        <w:gridCol w:w="3324"/>
+      </w:tblGrid>
+      <w:tr>
+        <w:tc>
+          <w:tcPr>
+            <w:tcW w:type="dxa" w:w="3324"/>
+          </w:tcPr>
+          <w:p>
+            <w:pPr>
+              <w:jc w:val="center"/>
+            </w:pPr>
+            <w:r/>
+            <w:r>
+              <w:rPr>
+                <w:b/>
+                <w:sz w:val="22"/>
+              </w:rPr>
+              <w:t>Файл</w:t>
+            </w:r>
+          </w:p>
+        </w:tc>
+        <w:tc>
+          <w:tcPr>
+            <w:tcW w:type="dxa" w:w="3324"/>
+          </w:tcPr>
+          <w:p>
+            <w:pPr>
+              <w:jc w:val="center"/>
+            </w:pPr>
+            <w:r/>
+            <w:r>
+              <w:rPr>
+                <w:b/>
+                <w:sz w:val="22"/>
+              </w:rPr>
+              <w:t>Що змінилося</w:t>
+            </w:r>
+          </w:p>
+        </w:tc>
+        <w:tc>
+          <w:tcPr>
+            <w:tcW w:type="dxa" w:w="3324"/>
+          </w:tcPr>
+          <w:p>
+            <w:pPr>
+              <w:jc w:val="center"/>
+            </w:pPr>
+            <w:r/>
+            <w:r>
+              <w:rPr>
+                <w:b/>
+                <w:sz w:val="22"/>
+              </w:rPr>
+              <w:t>Перерендеровано</w:t>
+            </w:r>
+          </w:p>
+        </w:tc>
+      </w:tr>
+      <w:tr>
+        <w:tc>
+          <w:tcPr>
+            <w:tcW w:type="dxa" w:w="3324"/>
+          </w:tcPr>
+          <w:p>
+            <w:pPr>
+              <w:jc w:val="center"/>
+            </w:pPr>
+            <w:r/>
+            <w:r>
+              <w:rPr>
+                <w:b w:val="0"/>
+                <w:sz w:val="22"/>
+              </w:rPr>
+              <w:t>`classes.puml` → `classes.svg`, `classes.png`</w:t>
+            </w:r>
+          </w:p>
+        </w:tc>
+        <w:tc>
+          <w:tcPr>
+            <w:tcW w:type="dxa" w:w="3324"/>
+          </w:tcPr>
+          <w:p>
+            <w:pPr>
+              <w:jc w:val="center"/>
+            </w:pPr>
+            <w:r/>
+            <w:r>
+              <w:rPr>
+                <w:b w:val="0"/>
+                <w:sz w:val="22"/>
+              </w:rPr>
+              <w:t>усі десять операцій</w:t>
+            </w:r>
+          </w:p>
+        </w:tc>
+        <w:tc>
+          <w:tcPr>
+            <w:tcW w:type="dxa" w:w="3324"/>
+          </w:tcPr>
+          <w:p>
+            <w:pPr>
+              <w:jc w:val="center"/>
+            </w:pPr>
+            <w:r/>
+            <w:r>
+              <w:rPr>
+                <w:b w:val="0"/>
+                <w:sz w:val="22"/>
+              </w:rPr>
+              <w:t>так</w:t>
+            </w:r>
+          </w:p>
+        </w:tc>
+      </w:tr>
+      <w:tr>
+        <w:tc>
+          <w:tcPr>
+            <w:tcW w:type="dxa" w:w="3324"/>
+          </w:tcPr>
+          <w:p>
+            <w:pPr>
+              <w:jc w:val="center"/>
+            </w:pPr>
+            <w:r/>
+            <w:r>
+              <w:rPr>
+                <w:b w:val="0"/>
+                <w:sz w:val="22"/>
+              </w:rPr>
+              <w:t>`classes_view1.puml` → `.svg`, `.png`</w:t>
+            </w:r>
+          </w:p>
+        </w:tc>
+        <w:tc>
+          <w:tcPr>
+            <w:tcW w:type="dxa" w:w="3324"/>
+          </w:tcPr>
+          <w:p>
+            <w:pPr>
+              <w:jc w:val="center"/>
+            </w:pPr>
+            <w:r/>
+            <w:r>
+              <w:rPr>
+                <w:b w:val="0"/>
+                <w:sz w:val="22"/>
+              </w:rPr>
+              <w:t>нічого: жоден клас виду 1 не доповнювався</w:t>
+            </w:r>
+          </w:p>
+        </w:tc>
+        <w:tc>
+          <w:tcPr>
+            <w:tcW w:type="dxa" w:w="3324"/>
+          </w:tcPr>
+          <w:p>
+            <w:pPr>
+              <w:jc w:val="center"/>
+            </w:pPr>
+            <w:r/>
+            <w:r>
+              <w:rPr>
+                <w:b w:val="0"/>
+                <w:sz w:val="22"/>
+              </w:rPr>
+              <w:t>так, для однаковості комплекту</w:t>
+            </w:r>
+          </w:p>
+        </w:tc>
+      </w:tr>
+      <w:tr>
+        <w:tc>
+          <w:tcPr>
+            <w:tcW w:type="dxa" w:w="3324"/>
+          </w:tcPr>
+          <w:p>
+            <w:pPr>
+              <w:jc w:val="center"/>
+            </w:pPr>
+            <w:r/>
+            <w:r>
+              <w:rPr>
+                <w:b w:val="0"/>
+                <w:sz w:val="22"/>
+              </w:rPr>
+              <w:t>`classes_view2.puml` → `.svg`, `.png`</w:t>
+            </w:r>
+          </w:p>
+        </w:tc>
+        <w:tc>
+          <w:tcPr>
+            <w:tcW w:type="dxa" w:w="3324"/>
+          </w:tcPr>
+          <w:p>
+            <w:pPr>
+              <w:jc w:val="center"/>
+            </w:pPr>
+            <w:r/>
+            <w:r>
+              <w:rPr>
+                <w:b w:val="0"/>
+                <w:sz w:val="22"/>
+              </w:rPr>
+              <w:t>`ЗбереженеСлово` плюс чотири, `СтанПовторення` плюс три, `КешПояснень` плюс один</w:t>
+            </w:r>
+          </w:p>
+        </w:tc>
+        <w:tc>
+          <w:tcPr>
+            <w:tcW w:type="dxa" w:w="3324"/>
+          </w:tcPr>
+          <w:p>
+            <w:pPr>
+              <w:jc w:val="center"/>
+            </w:pPr>
+            <w:r/>
+            <w:r>
+              <w:rPr>
+                <w:b w:val="0"/>
+                <w:sz w:val="22"/>
+              </w:rPr>
+              <w:t>так</w:t>
+            </w:r>
+          </w:p>
+        </w:tc>
+      </w:tr>
+      <w:tr>
+        <w:tc>
+          <w:tcPr>
+            <w:tcW w:type="dxa" w:w="3324"/>
+          </w:tcPr>
+          <w:p>
+            <w:pPr>
+              <w:jc w:val="center"/>
+            </w:pPr>
+            <w:r/>
+            <w:r>
+              <w:rPr>
+                <w:b w:val="0"/>
+                <w:sz w:val="22"/>
+              </w:rPr>
+              <w:t>`classes_view3.puml` → `.svg`, `.png`</w:t>
+            </w:r>
+          </w:p>
+        </w:tc>
+        <w:tc>
+          <w:tcPr>
+            <w:tcW w:type="dxa" w:w="3324"/>
+          </w:tcPr>
+          <w:p>
+            <w:pPr>
+              <w:jc w:val="center"/>
+            </w:pPr>
+            <w:r/>
+            <w:r>
+              <w:rPr>
+                <w:b w:val="0"/>
+                <w:sz w:val="22"/>
+              </w:rPr>
+              <w:t>`КешПерекладу` плюс один, `ДжерелоСубтитрівYouTube` плюс один</w:t>
+            </w:r>
+          </w:p>
+        </w:tc>
+        <w:tc>
+          <w:tcPr>
+            <w:tcW w:type="dxa" w:w="3324"/>
+          </w:tcPr>
+          <w:p>
+            <w:pPr>
+              <w:jc w:val="center"/>
+            </w:pPr>
+            <w:r/>
+            <w:r>
+              <w:rPr>
+                <w:b w:val="0"/>
+                <w:sz w:val="22"/>
+              </w:rPr>
+              <w:t>так</w:t>
+            </w:r>
+          </w:p>
+        </w:tc>
+      </w:tr>
+    </w:tbl>
+    <w:p>
+      <w:pPr>
+        <w:spacing w:after="80"/>
+      </w:pPr>
+    </w:p>
+    <w:p>
+      <w:pPr>
+        <w:spacing w:after="120"/>
+        <w:jc w:val="both"/>
+      </w:pPr>
+      <w:r>
+        <w:rPr>
+          <w:sz w:val="28"/>
+        </w:rPr>
+        <w:t xml:space="preserve">Твердження Розділу 5 про те, що види 1 і 2 є точними підмножинами повної діаграми, лишається чинним: кожна з десяти нових операцій присутня на тому виді, куди входить її клас. Одна відмінність стосується не доповнень, а масштабу й описана в Розділі 5.3: на виді 3 операції інтерфейсу, згорнуті на рисунку 1 розділювачем </w:t>
+      </w:r>
+      <w:r>
+        <w:rPr>
+          <w:rFonts w:ascii="Courier New" w:hAnsi="Courier New"/>
+          <w:sz w:val="22"/>
+        </w:rPr>
+        <w:t>.. решта операцій інтерфейсу ..</w:t>
+      </w:r>
+      <w:r>
+        <w:rPr>
+          <w:sz w:val="28"/>
+        </w:rPr>
+        <w:t xml:space="preserve">, виписані повністю, тому в </w:t>
+      </w:r>
+      <w:r>
+        <w:rPr>
+          <w:rFonts w:ascii="Courier New" w:hAnsi="Courier New"/>
+          <w:sz w:val="22"/>
+        </w:rPr>
+        <w:t>ДжерелоСубтитрівYouTube</w:t>
+      </w:r>
+      <w:r>
+        <w:rPr>
+          <w:sz w:val="28"/>
+        </w:rPr>
+        <w:t xml:space="preserve"> там сім явних рядків проти трьох, а в </w:t>
+      </w:r>
+      <w:r>
+        <w:rPr>
+          <w:rFonts w:ascii="Courier New" w:hAnsi="Courier New"/>
+          <w:sz w:val="22"/>
+        </w:rPr>
+        <w:t>ПарсерPDF</w:t>
+      </w:r>
+      <w:r>
+        <w:rPr>
+          <w:sz w:val="28"/>
+        </w:rPr>
+        <w:t xml:space="preserve"> — чотири проти двох. Доданих операцій це не змінює. Нове відношення </w:t>
+      </w:r>
+      <w:r>
+        <w:rPr>
+          <w:rFonts w:ascii="Courier New" w:hAnsi="Courier New"/>
+          <w:sz w:val="22"/>
+        </w:rPr>
+        <w:t>ЗбереженеСлово ..&gt; ВідомеСлово</w:t>
+      </w:r>
+      <w:r>
+        <w:rPr>
+          <w:sz w:val="28"/>
+        </w:rPr>
+        <w:t xml:space="preserve"> на жодному з видів не показане, бо його кінці розведені між видом 2 (</w:t>
+      </w:r>
+      <w:r>
+        <w:rPr>
+          <w:rFonts w:ascii="Courier New" w:hAnsi="Courier New"/>
+          <w:sz w:val="22"/>
+        </w:rPr>
+        <w:t>ЗбереженеСлово</w:t>
+      </w:r>
+      <w:r>
+        <w:rPr>
+          <w:sz w:val="28"/>
+        </w:rPr>
+        <w:t>) і видом 1 (</w:t>
+      </w:r>
+      <w:r>
+        <w:rPr>
+          <w:rFonts w:ascii="Courier New" w:hAnsi="Courier New"/>
+          <w:sz w:val="22"/>
+        </w:rPr>
+        <w:t>ВідомеСлово</w:t>
+      </w:r>
+      <w:r>
+        <w:rPr>
+          <w:sz w:val="28"/>
+        </w:rPr>
+        <w:t xml:space="preserve">); на покриття пʼяти типів відношень це не впливає — залежність </w:t>
+      </w:r>
+      <w:r>
+        <w:rPr>
+          <w:rFonts w:ascii="Courier New" w:hAnsi="Courier New"/>
+          <w:sz w:val="22"/>
+        </w:rPr>
+        <w:t>&lt;&lt;create&gt;&gt;</w:t>
+      </w:r>
+      <w:r>
+        <w:rPr>
+          <w:sz w:val="28"/>
+        </w:rPr>
+        <w:t xml:space="preserve"> вид 3 показує двічі.</w:t>
+      </w:r>
+    </w:p>
+    <w:p>
+      <w:pPr>
+        <w:spacing w:after="120"/>
+        <w:jc w:val="both"/>
+      </w:pPr>
+      <w:r>
+        <w:rPr>
+          <w:b/>
+          <w:sz w:val="28"/>
+        </w:rPr>
+        <w:t>Висновок:</w:t>
+      </w:r>
+      <w:r>
+        <w:rPr>
+          <w:sz w:val="28"/>
+        </w:rPr>
+        <w:t xml:space="preserve"> із 61 позиції, яку ЛР5 і ЛР6 адресували діаграмі класів, доменними прогалинами виявилися чотирнадцять, і закриває їх дванадцять доповнень — десять операцій і дві позиції щодо перелічуваних типів (дванадцять, а не чотирнадцять, бо дві позиції збіглися: ЛР5 і ЛР6 вивели їх незалежно одна від одної). Усі десять операцій додано у вже наявні класи, дві позиції — у таблицю перелічуваних типів Розділу 3.2; жодного нового класу не створено. Нове відношення додано одне й не на вимогу переліку, а для внутрішньої несуперечності: залежність </w:t>
+      </w:r>
+      <w:r>
+        <w:rPr>
+          <w:rFonts w:ascii="Courier New" w:hAnsi="Courier New"/>
+          <w:sz w:val="22"/>
+        </w:rPr>
+        <w:t>ЗбереженеСлово ..&gt; ВідомеСлово : &lt;&lt;create&gt;&gt;</w:t>
+      </w:r>
+      <w:r>
+        <w:rPr>
+          <w:sz w:val="28"/>
+        </w:rPr>
+        <w:t xml:space="preserve">, без якої дві з доданих операцій повертали б обʼєкт класу, з яким у їхнього класу не було б на діаграмі жодного звʼязку. Сорок шість позицій свідомо лишено поза моделлю, бо вони описують керівні й межові класи рівня проєктування, яким у моделі предметної області не місце; межу «доменна модель проти моделі проєктування» не перенесено, а підтверджено — Розділ 2.3 відкидав цих самих кандидатів ще до побудови ЛР5 і ЛР6. Ще одну позицію, геттер </w:t>
+      </w:r>
+      <w:r>
+        <w:rPr>
+          <w:rFonts w:ascii="Courier New" w:hAnsi="Courier New"/>
+          <w:sz w:val="22"/>
+        </w:rPr>
+        <w:t>отриматиСтан()</w:t>
+      </w:r>
+      <w:r>
+        <w:rPr>
+          <w:sz w:val="28"/>
+        </w:rPr>
+        <w:t xml:space="preserve">, визнано непотрібною, бо відповідний атрибут </w:t>
+      </w:r>
+      <w:r>
+        <w:rPr>
+          <w:rFonts w:ascii="Courier New" w:hAnsi="Courier New"/>
+          <w:sz w:val="22"/>
+        </w:rPr>
+        <w:t>стан: СтанEnum</w:t>
+      </w:r>
+      <w:r>
+        <w:rPr>
+          <w:sz w:val="28"/>
+        </w:rPr>
+        <w:t xml:space="preserve"> оголошений публічним. Загальні підрахунки змінилися у двох рядках: методів стало 73 замість 63, звʼязків — 26 замість 25.</w:t>
+      </w:r>
+    </w:p>
+    <w:p>
+      <w:pPr>
+        <w:spacing w:before="240" w:after="120"/>
+      </w:pPr>
+      <w:r>
+        <w:rPr>
+          <w:b/>
+          <w:sz w:val="28"/>
+        </w:rPr>
+        <w:t>Розділ 10. Відповіді на питання для самоконтролю</w:t>
+      </w:r>
+    </w:p>
+    <w:p>
+      <w:pPr>
+        <w:spacing w:after="80"/>
+        <w:jc w:val="left"/>
+      </w:pPr>
+      <w:r>
+        <w:rPr>
+          <w:b/>
+          <w:i w:val="0"/>
+          <w:sz w:val="26"/>
+        </w:rPr>
+        <w:t>10.1. Чим відрізняється агрегація від композиції з погляду життєвого циклу обʼєктів</w:t>
+      </w:r>
+    </w:p>
+    <w:p>
+      <w:pPr>
+        <w:spacing w:after="120"/>
+        <w:jc w:val="both"/>
+      </w:pPr>
+      <w:r>
+        <w:rPr>
+          <w:sz w:val="28"/>
+        </w:rPr>
+        <w:t xml:space="preserve">Композиція означає спільний життєвий цикл: частина не може існувати без цілого й видаляється разом із ним, а належати вона може лише одному цілому. Агрегація означає, що ціле лише «має» частину: частина переживає зникнення цілого й може належати кільком цілим або міняти власника. Приклад композиції з цієї роботи — </w:t>
+      </w:r>
+      <w:r>
+        <w:rPr>
+          <w:rFonts w:ascii="Courier New" w:hAnsi="Courier New"/>
+          <w:sz w:val="22"/>
+        </w:rPr>
+        <w:t>ЗбереженеСлово ◆ СтанПовторення</w:t>
+      </w:r>
+      <w:r>
+        <w:rPr>
+          <w:sz w:val="28"/>
+        </w:rPr>
+        <w:t xml:space="preserve">: розписання повторень описує конкретну картку слова й разом з нею зникає. Приклад агрегації — </w:t>
+      </w:r>
+      <w:r>
+        <w:rPr>
+          <w:rFonts w:ascii="Courier New" w:hAnsi="Courier New"/>
+          <w:sz w:val="22"/>
+        </w:rPr>
+        <w:t>ТемаСловника ◇ ЗбереженеСлово</w:t>
+      </w:r>
+      <w:r>
+        <w:rPr>
+          <w:sz w:val="28"/>
+        </w:rPr>
+        <w:t>: видалення теми «Кулінарія» не видаляє слів, вони переходять у службову тему «Різне».</w:t>
+      </w:r>
+    </w:p>
+    <w:p>
+      <w:pPr>
+        <w:spacing w:after="80"/>
+        <w:jc w:val="left"/>
+      </w:pPr>
+      <w:r>
+        <w:rPr>
+          <w:b/>
+          <w:i w:val="0"/>
+          <w:sz w:val="26"/>
+        </w:rPr>
+        <w:t>10.2. Що означає множинність `0..1` на асоціативному звʼязку</w:t>
+      </w:r>
+    </w:p>
+    <w:p>
+      <w:pPr>
+        <w:spacing w:after="120"/>
+        <w:jc w:val="both"/>
+      </w:pPr>
+      <w:r>
+        <w:rPr>
+          <w:rFonts w:ascii="Courier New" w:hAnsi="Courier New"/>
+          <w:sz w:val="22"/>
+        </w:rPr>
+        <w:t>0..1</w:t>
+      </w:r>
+      <w:r>
+        <w:rPr>
+          <w:sz w:val="28"/>
+        </w:rPr>
+        <w:t xml:space="preserve"> означає «нуль або один», тобто повністю опційний звʼязок: обʼєкт або має рівно одного партнера, або не має жодного. У цій роботі така множинність стоїть на </w:t>
+      </w:r>
+      <w:r>
+        <w:rPr>
+          <w:b/>
+          <w:sz w:val="28"/>
+        </w:rPr>
+        <w:t>чотирнадцяти</w:t>
+      </w:r>
+      <w:r>
+        <w:rPr>
+          <w:sz w:val="28"/>
+        </w:rPr>
+        <w:t xml:space="preserve"> кінцях звʼязків — пʼять разів з боку </w:t>
+      </w:r>
+      <w:r>
+        <w:rPr>
+          <w:rFonts w:ascii="Courier New" w:hAnsi="Courier New"/>
+          <w:sz w:val="22"/>
+        </w:rPr>
+        <w:t>Користувач</w:t>
+      </w:r>
+      <w:r>
+        <w:rPr>
+          <w:sz w:val="28"/>
+        </w:rPr>
+        <w:t xml:space="preserve"> у композиціях з nullable власником і девʼять разів у решті відношень. Нижче — три найпоказовіші з чотирнадцяти. </w:t>
+      </w:r>
+      <w:r>
+        <w:rPr>
+          <w:rFonts w:ascii="Courier New" w:hAnsi="Courier New"/>
+          <w:sz w:val="22"/>
+        </w:rPr>
+        <w:t>Користувач "1" *-- "0..1" Підписка</w:t>
+      </w:r>
+      <w:r>
+        <w:rPr>
+          <w:sz w:val="28"/>
+        </w:rPr>
+        <w:t xml:space="preserve">: базовий тариф існує без жодного рядка підписки, тому нуль тут — нормальний стан, а не помилка даних. </w:t>
+      </w:r>
+      <w:r>
+        <w:rPr>
+          <w:rFonts w:ascii="Courier New" w:hAnsi="Courier New"/>
+          <w:sz w:val="22"/>
+        </w:rPr>
+        <w:t>ЗбереженеСлово "1" *-- "0..1" СтанПовторення</w:t>
+      </w:r>
+      <w:r>
+        <w:rPr>
+          <w:sz w:val="28"/>
+        </w:rPr>
+        <w:t xml:space="preserve">: слово, яке ще жодного разу не потрапляло в сесію повторень, розписання не має. </w:t>
+      </w:r>
+      <w:r>
+        <w:rPr>
+          <w:rFonts w:ascii="Courier New" w:hAnsi="Courier New"/>
+          <w:sz w:val="22"/>
+        </w:rPr>
+        <w:t>ОцінкаРівня "0..1" -- "0..*" ВідомеСлово</w:t>
+      </w:r>
+      <w:r>
+        <w:rPr>
+          <w:sz w:val="28"/>
+        </w:rPr>
+        <w:t>: слово, позначене відомим вручну в UC07, не походить із жодного тесту обсягу словника, і саме цей нуль відрізняє пряму відмітку від слова, виведеного за частотним рангом.</w:t>
+      </w:r>
+    </w:p>
+    <w:p>
+      <w:pPr>
+        <w:spacing w:after="80"/>
+        <w:jc w:val="left"/>
+      </w:pPr>
+      <w:r>
+        <w:rPr>
+          <w:b/>
+          <w:i w:val="0"/>
+          <w:sz w:val="26"/>
+        </w:rPr>
+        <w:t>10.3. У чому різниця між узагальненням і реалізацією на діаграмі класів</w:t>
+      </w:r>
+    </w:p>
+    <w:p>
+      <w:pPr>
+        <w:spacing w:after="120"/>
+        <w:jc w:val="both"/>
+      </w:pPr>
+      <w:r>
+        <w:rPr>
+          <w:sz w:val="28"/>
+        </w:rPr>
+        <w:t xml:space="preserve">Узагальнення (суцільна лінія з порожнім трикутником) — це відношення «є різновидом»: нащадок успадковує і структуру, і поведінку предка, і підмінює його всюди, де той очікується. Реалізація (пунктирна лінія з порожнім трикутником) — це відношення «виконує контракт»: клас зобовʼязується мати оголошені операції, але не успадковує жодного поля. На цій діаграмі </w:t>
+      </w:r>
+      <w:r>
+        <w:rPr>
+          <w:rFonts w:ascii="Courier New" w:hAnsi="Courier New"/>
+          <w:sz w:val="22"/>
+        </w:rPr>
+        <w:t>Відео</w:t>
+      </w:r>
+      <w:r>
+        <w:rPr>
+          <w:sz w:val="28"/>
+        </w:rPr>
+        <w:t xml:space="preserve"> є різновидом </w:t>
+      </w:r>
+      <w:r>
+        <w:rPr>
+          <w:rFonts w:ascii="Courier New" w:hAnsi="Courier New"/>
+          <w:sz w:val="22"/>
+        </w:rPr>
+        <w:t>Матеріал</w:t>
+      </w:r>
+      <w:r>
+        <w:rPr>
+          <w:sz w:val="28"/>
+        </w:rPr>
+        <w:t xml:space="preserve"> — у нього є успадковані </w:t>
+      </w:r>
+      <w:r>
+        <w:rPr>
+          <w:rFonts w:ascii="Courier New" w:hAnsi="Courier New"/>
+          <w:sz w:val="22"/>
+        </w:rPr>
+        <w:t>назва</w:t>
+      </w:r>
+      <w:r>
+        <w:rPr>
+          <w:sz w:val="28"/>
+        </w:rPr>
+        <w:t xml:space="preserve">, </w:t>
+      </w:r>
+      <w:r>
+        <w:rPr>
+          <w:rFonts w:ascii="Courier New" w:hAnsi="Courier New"/>
+          <w:sz w:val="22"/>
+        </w:rPr>
+        <w:t>зрозумілість</w:t>
+      </w:r>
+      <w:r>
+        <w:rPr>
+          <w:sz w:val="28"/>
+        </w:rPr>
+        <w:t xml:space="preserve">, </w:t>
+      </w:r>
+      <w:r>
+        <w:rPr>
+          <w:rFonts w:ascii="Courier New" w:hAnsi="Courier New"/>
+          <w:sz w:val="22"/>
+        </w:rPr>
+        <w:t>картаЧастот</w:t>
+      </w:r>
+      <w:r>
+        <w:rPr>
+          <w:sz w:val="28"/>
+        </w:rPr>
+        <w:t xml:space="preserve">. А </w:t>
+      </w:r>
+      <w:r>
+        <w:rPr>
+          <w:rFonts w:ascii="Courier New" w:hAnsi="Courier New"/>
+          <w:sz w:val="22"/>
+        </w:rPr>
+        <w:t>ДжерелоСубтитрівYouTube</w:t>
+      </w:r>
+      <w:r>
+        <w:rPr>
+          <w:sz w:val="28"/>
+        </w:rPr>
+        <w:t xml:space="preserve"> не є різновидом нічого: у трьох реалізацій </w:t>
+      </w:r>
+      <w:r>
+        <w:rPr>
+          <w:rFonts w:ascii="Courier New" w:hAnsi="Courier New"/>
+          <w:sz w:val="22"/>
+        </w:rPr>
+        <w:t>ДжерелоСубтитрів</w:t>
+      </w:r>
+      <w:r>
+        <w:rPr>
+          <w:sz w:val="28"/>
+        </w:rPr>
+        <w:t xml:space="preserve"> немає жодного спільного поля, бо одна працює з мережевим запитом до платформи, друга — із завантаженим файлом, третя — із чергою розпізнавання.</w:t>
+      </w:r>
+    </w:p>
+    <w:p>
+      <w:pPr>
+        <w:spacing w:after="80"/>
+        <w:jc w:val="left"/>
+      </w:pPr>
+      <w:r>
+        <w:rPr>
+          <w:b/>
+          <w:i w:val="0"/>
+          <w:sz w:val="26"/>
+        </w:rPr>
+        <w:t>10.4. Чому клас позначається курсивом і що це означає для створення екземплярів</w:t>
+      </w:r>
+    </w:p>
+    <w:p>
+      <w:pPr>
+        <w:spacing w:after="120"/>
+        <w:jc w:val="both"/>
+      </w:pPr>
+      <w:r>
+        <w:rPr>
+          <w:sz w:val="28"/>
+        </w:rPr>
+        <w:t xml:space="preserve">Курсив (або стереотип </w:t>
+      </w:r>
+      <w:r>
+        <w:rPr>
+          <w:rFonts w:ascii="Courier New" w:hAnsi="Courier New"/>
+          <w:sz w:val="22"/>
+        </w:rPr>
+        <w:t>{abstract}</w:t>
+      </w:r>
+      <w:r>
+        <w:rPr>
+          <w:sz w:val="28"/>
+        </w:rPr>
+        <w:t xml:space="preserve">) означає, що клас абстрактний: власних екземплярів він не має й створений лише для успадкування. У цій моделі абстрактним є </w:t>
+      </w:r>
+      <w:r>
+        <w:rPr>
+          <w:rFonts w:ascii="Courier New" w:hAnsi="Courier New"/>
+          <w:sz w:val="22"/>
+        </w:rPr>
+        <w:t>Матеріал</w:t>
+      </w:r>
+      <w:r>
+        <w:rPr>
+          <w:sz w:val="28"/>
+        </w:rPr>
+        <w:t xml:space="preserve">: «просто матеріалу» в системі не існує, існують </w:t>
+      </w:r>
+      <w:r>
+        <w:rPr>
+          <w:rFonts w:ascii="Courier New" w:hAnsi="Courier New"/>
+          <w:sz w:val="22"/>
+        </w:rPr>
+        <w:t>Відео</w:t>
+      </w:r>
+      <w:r>
+        <w:rPr>
+          <w:sz w:val="28"/>
+        </w:rPr>
+        <w:t xml:space="preserve"> і </w:t>
+      </w:r>
+      <w:r>
+        <w:rPr>
+          <w:rFonts w:ascii="Courier New" w:hAnsi="Courier New"/>
+          <w:sz w:val="22"/>
+        </w:rPr>
+        <w:t>Документ</w:t>
+      </w:r>
+      <w:r>
+        <w:rPr>
+          <w:sz w:val="28"/>
+        </w:rPr>
+        <w:t xml:space="preserve">. Практичний наслідок — у </w:t>
+      </w:r>
+      <w:r>
+        <w:rPr>
+          <w:rFonts w:ascii="Courier New" w:hAnsi="Courier New"/>
+          <w:sz w:val="22"/>
+        </w:rPr>
+        <w:t>Матеріал</w:t>
+      </w:r>
+      <w:r>
+        <w:rPr>
+          <w:sz w:val="28"/>
+        </w:rPr>
+        <w:t xml:space="preserve"> є абстрактний метод </w:t>
+      </w:r>
+      <w:r>
+        <w:rPr>
+          <w:rFonts w:ascii="Courier New" w:hAnsi="Courier New"/>
+          <w:sz w:val="22"/>
+        </w:rPr>
+        <w:t>джерелоТексту()</w:t>
+      </w:r>
+      <w:r>
+        <w:rPr>
+          <w:sz w:val="28"/>
+        </w:rPr>
+        <w:t>, тіла якого на цьому рівні написати неможливо: у відео це реплики з часовими мітками, у документі — сторінки. Спроба створити «просто Матеріал» дала б обʼєкт, у якого цей метод немає реалізації, тобто обʼєкт, із яким не працює жоден сценарій ЛР1.</w:t>
+      </w:r>
+    </w:p>
+    <w:p>
+      <w:pPr>
+        <w:spacing w:after="80"/>
+        <w:jc w:val="left"/>
+      </w:pPr>
+      <w:r>
+        <w:rPr>
+          <w:b/>
+          <w:i w:val="0"/>
+          <w:sz w:val="26"/>
+        </w:rPr>
+        <w:t>10.5. Яку роль відіграють модифікатори видимості і чому вони важливі вже на етапі моделювання</w:t>
+      </w:r>
+    </w:p>
+    <w:p>
+      <w:pPr>
+        <w:spacing w:after="120"/>
+        <w:jc w:val="both"/>
+      </w:pPr>
+      <w:r>
+        <w:rPr>
+          <w:sz w:val="28"/>
+        </w:rPr>
+        <w:t xml:space="preserve">Видимість — це перший документ про те, що в сутності є контрактом, а що деталлю реалізації. На етапі моделювання вона дає три практичні відповіді. Перша: що взагалі показувати в інтерфейсі — усе публічне в </w:t>
+      </w:r>
+      <w:r>
+        <w:rPr>
+          <w:rFonts w:ascii="Courier New" w:hAnsi="Courier New"/>
+          <w:sz w:val="22"/>
+        </w:rPr>
+        <w:t>Підписка</w:t>
+      </w:r>
+      <w:r>
+        <w:rPr>
+          <w:sz w:val="28"/>
+        </w:rPr>
+        <w:t xml:space="preserve"> (</w:t>
+      </w:r>
+      <w:r>
+        <w:rPr>
+          <w:rFonts w:ascii="Courier New" w:hAnsi="Courier New"/>
+          <w:sz w:val="22"/>
+        </w:rPr>
+        <w:t>статус</w:t>
+      </w:r>
+      <w:r>
+        <w:rPr>
+          <w:sz w:val="28"/>
+        </w:rPr>
+        <w:t xml:space="preserve">, </w:t>
+      </w:r>
+      <w:r>
+        <w:rPr>
+          <w:rFonts w:ascii="Courier New" w:hAnsi="Courier New"/>
+          <w:sz w:val="22"/>
+        </w:rPr>
+        <w:t>кінецьПеріоду</w:t>
+      </w:r>
+      <w:r>
+        <w:rPr>
+          <w:sz w:val="28"/>
+        </w:rPr>
+        <w:t xml:space="preserve">) справді бачить користувач, а приватний </w:t>
+      </w:r>
+      <w:r>
+        <w:rPr>
+          <w:rFonts w:ascii="Courier New" w:hAnsi="Courier New"/>
+          <w:sz w:val="22"/>
+        </w:rPr>
+        <w:t>id</w:t>
+      </w:r>
+      <w:r>
+        <w:rPr>
+          <w:sz w:val="28"/>
+        </w:rPr>
+        <w:t xml:space="preserve"> — ні. Друга: що має право змінювати лише сама система — </w:t>
+      </w:r>
+      <w:r>
+        <w:rPr>
+          <w:rFonts w:ascii="Courier New" w:hAnsi="Courier New"/>
+          <w:sz w:val="22"/>
+        </w:rPr>
+        <w:t>Матеріал.картаЧастот</w:t>
+      </w:r>
+      <w:r>
+        <w:rPr>
+          <w:sz w:val="28"/>
+        </w:rPr>
+        <w:t xml:space="preserve"> приватна, бо перераховується при завантаженні, і дозвіл редагувати її ззовні зробив би оцінку зрозумілості недостовірною. Третя: де пролягає межа спадкування — єдиний захищений атрибут </w:t>
+      </w:r>
+      <w:r>
+        <w:rPr>
+          <w:rFonts w:ascii="Courier New" w:hAnsi="Courier New"/>
+          <w:sz w:val="22"/>
+        </w:rPr>
+        <w:t>Матеріал.id</w:t>
+      </w:r>
+      <w:r>
+        <w:rPr>
+          <w:sz w:val="28"/>
+        </w:rPr>
+        <w:t xml:space="preserve"> показує, що саме нащадки мають бачити, а що ні. Без цих рішень діаграма класів перетворюється на малюнок таблиць бази даних.</w:t>
+      </w:r>
+    </w:p>
+    <w:p>
+      <w:pPr>
+        <w:spacing w:after="80"/>
+        <w:jc w:val="left"/>
+      </w:pPr>
+      <w:r>
+        <w:rPr>
+          <w:b/>
+          <w:i w:val="0"/>
+          <w:sz w:val="26"/>
+        </w:rPr>
+        <w:t>10.6. Які ризики виникають, якщо покластися на ШІ-згенерований перелік класів без перевірки</w:t>
+      </w:r>
+    </w:p>
+    <w:p>
+      <w:pPr>
+        <w:spacing w:after="120"/>
+        <w:jc w:val="both"/>
+      </w:pPr>
+      <w:r>
+        <w:rPr>
+          <w:sz w:val="28"/>
+        </w:rPr>
+        <w:t xml:space="preserve">Головний ризик — діаграма виглядатиме бездоганно, але описуватиме не цю систему. ШІ не знає рішень, які не записані в тексті: що транскрипт спільний і без власника, що тема словника видаляється через </w:t>
+      </w:r>
+      <w:r>
+        <w:rPr>
+          <w:rFonts w:ascii="Courier New" w:hAnsi="Courier New"/>
+          <w:sz w:val="22"/>
+        </w:rPr>
+        <w:t>SET NULL</w:t>
+      </w:r>
+      <w:r>
+        <w:rPr>
+          <w:sz w:val="28"/>
+        </w:rPr>
+        <w:t>, що межі сторінок дає лише PDF. Тому його чернетка систематично помиляється у двох напрямках: вона робить усе «частиною» головного класу (бо так симетричніше) і перетворює процеси на класи з назвами на «-менеджер» (бо так виглядає солідніше). Обидві помилки непомітні на око й вилізуть лише на етапі проєктування схеми бази даних. Конкретні шість помилок саме цієї чернетки й виправлення до них наведені в наступному розділі.</w:t>
+      </w:r>
+    </w:p>
+    <w:p>
+      <w:pPr>
+        <w:spacing w:after="120"/>
+        <w:jc w:val="both"/>
+      </w:pPr>
+      <w:r>
+        <w:rPr>
+          <w:b/>
+          <w:sz w:val="28"/>
+        </w:rPr>
+        <w:t>Висновок:</w:t>
+      </w:r>
+      <w:r>
+        <w:rPr>
+          <w:sz w:val="28"/>
+        </w:rPr>
+        <w:t xml:space="preserve"> відповіді спираються на власну модель, а не на приклад методички: кожне теоретичне означення проілюстроване відношенням, яке справді є на побудованій діаграмі.</w:t>
+      </w:r>
+    </w:p>
+    <w:p>
+      <w:pPr>
+        <w:spacing w:before="240" w:after="120"/>
+      </w:pPr>
+      <w:r>
+        <w:rPr>
+          <w:b/>
+          <w:sz w:val="28"/>
+        </w:rPr>
+        <w:t>Критичний аналіз ШІ-чернетки</w:t>
+      </w:r>
+    </w:p>
+    <w:p>
+      <w:pPr>
+        <w:spacing w:after="120"/>
+        <w:jc w:val="both"/>
+      </w:pPr>
+      <w:r>
+        <w:rPr>
+          <w:sz w:val="28"/>
+        </w:rPr>
+        <w:t>Чернетку діаграми класів згенеровано ШІ-асистентом за текстовим описом предметної області й переліком варіантів використання ЛР1, після чого проведено ручну звірку з логікою сервісу, зі схемою даних і з означеннями розділу 1.2 методички. Нижче — шість реальних помилок саме цієї чернетки.</w:t>
+      </w:r>
+    </w:p>
+    <w:tbl>
+      <w:tblPr>
+        <w:tblStyle w:val="TableGrid"/>
+        <w:tblW w:type="auto" w:w="0"/>
+        <w:jc w:val="center"/>
+        <w:tblLayout w:type="autofit"/>
+        <w:tblLook w:firstColumn="1" w:firstRow="1" w:lastColumn="0" w:lastRow="0" w:noHBand="0" w:noVBand="1" w:val="04A0"/>
+      </w:tblPr>
+      <w:tblGrid>
+        <w:gridCol w:w="3324"/>
+        <w:gridCol w:w="3324"/>
+        <w:gridCol w:w="3324"/>
+      </w:tblGrid>
+      <w:tr>
+        <w:tc>
+          <w:tcPr>
+            <w:tcW w:type="dxa" w:w="3324"/>
+          </w:tcPr>
+          <w:p>
+            <w:pPr>
+              <w:jc w:val="center"/>
+            </w:pPr>
+            <w:r/>
+            <w:r>
+              <w:rPr>
+                <w:b/>
+                <w:sz w:val="22"/>
+              </w:rPr>
+              <w:t>Помилка ШІ-чернетки</w:t>
+            </w:r>
+          </w:p>
+        </w:tc>
+        <w:tc>
+          <w:tcPr>
+            <w:tcW w:type="dxa" w:w="3324"/>
+          </w:tcPr>
+          <w:p>
+            <w:pPr>
+              <w:jc w:val="center"/>
+            </w:pPr>
+            <w:r/>
+            <w:r>
+              <w:rPr>
+                <w:b/>
+                <w:sz w:val="22"/>
+              </w:rPr>
+              <w:t>Чому це помилка</w:t>
+            </w:r>
+          </w:p>
+        </w:tc>
+        <w:tc>
+          <w:tcPr>
+            <w:tcW w:type="dxa" w:w="3324"/>
+          </w:tcPr>
+          <w:p>
+            <w:pPr>
+              <w:jc w:val="center"/>
+            </w:pPr>
+            <w:r/>
+            <w:r>
+              <w:rPr>
+                <w:b/>
+                <w:sz w:val="22"/>
+              </w:rPr>
+              <w:t>Як виправлено</w:t>
+            </w:r>
+          </w:p>
+        </w:tc>
+      </w:tr>
+      <w:tr>
+        <w:tc>
+          <w:tcPr>
+            <w:tcW w:type="dxa" w:w="3324"/>
+          </w:tcPr>
+          <w:p>
+            <w:pPr>
+              <w:jc w:val="center"/>
+            </w:pPr>
+            <w:r/>
+            <w:r>
+              <w:rPr>
+                <w:b w:val="0"/>
+                <w:sz w:val="22"/>
+              </w:rPr>
+              <w:t>Спільні довідники привʼязані до `Користувач` композицією. Чернетка послідовно зробила кожен клас «частиною» користувача, бо так симетричніше: і `Транскрипт`, і `СловниковаСтаття` отримали суцільний ромб від акаунта</w:t>
+            </w:r>
+          </w:p>
+        </w:tc>
+        <w:tc>
+          <w:tcPr>
+            <w:tcW w:type="dxa" w:w="3324"/>
+          </w:tcPr>
+          <w:p>
+            <w:pPr>
+              <w:jc w:val="center"/>
+            </w:pPr>
+            <w:r/>
+            <w:r>
+              <w:rPr>
+                <w:b w:val="0"/>
+                <w:sz w:val="22"/>
+              </w:rPr>
+              <w:t>Доріжка субтитрів, переклад доріжки, пояснення ШІ й стаття довідника спільні: вони зберігаються за хеш-ключем вмісту, а не за власником. Композиція тут знищила б обидва сенси рішення — приватність (із записів неможливо дізнатися, хто що дивився) і економію (другий глядач того самого ролика не платить ні грошима, ні квотою). Крім того, при видаленні акаунта каскад забрав би доріжку, якою користуються інші</w:t>
+            </w:r>
+          </w:p>
+        </w:tc>
+        <w:tc>
+          <w:tcPr>
+            <w:tcW w:type="dxa" w:w="3324"/>
+          </w:tcPr>
+          <w:p>
+            <w:pPr>
+              <w:jc w:val="center"/>
+            </w:pPr>
+            <w:r/>
+            <w:r>
+              <w:rPr>
+                <w:b w:val="0"/>
+                <w:sz w:val="22"/>
+              </w:rPr>
+              <w:t>Усі такі класи винесено в окремий пакет «Спільні довідники без власника» — `Транскрипт`, `РоботаРозпізнавання`, `КешПерекладу`, `КешПояснень`, `ПереказДоріжки`, `СловниковаСтаття`; звʼязки замінено на асоціації без ромба. Рішення пояснено в Розділі 6.1 і приміткою на самій діаграмі</w:t>
+            </w:r>
+          </w:p>
+        </w:tc>
+      </w:tr>
+      <w:tr>
+        <w:tc>
+          <w:tcPr>
+            <w:tcW w:type="dxa" w:w="3324"/>
+          </w:tcPr>
+          <w:p>
+            <w:pPr>
+              <w:jc w:val="center"/>
+            </w:pPr>
+            <w:r/>
+            <w:r>
+              <w:rPr>
+                <w:b w:val="0"/>
+                <w:sz w:val="22"/>
+              </w:rPr>
+              <w:t>Обидві агрегації намальовано композиціями. ШІ побачив у описі `ON DELETE CASCADE` для `Матеріал → ЗбереженеСлово` і поставив суцільний ромб; для `ТемаСловника → ЗбереженеСлово` він вважав слова структурною частиною теми</w:t>
+            </w:r>
+          </w:p>
+        </w:tc>
+        <w:tc>
+          <w:tcPr>
+            <w:tcW w:type="dxa" w:w="3324"/>
+          </w:tcPr>
+          <w:p>
+            <w:pPr>
+              <w:jc w:val="center"/>
+            </w:pPr>
+            <w:r/>
+            <w:r>
+              <w:rPr>
+                <w:b w:val="0"/>
+                <w:sz w:val="22"/>
+              </w:rPr>
+              <w:t>Фізичний каскад у базі даних і композиція в UML — різні твердження. За порівняльною таблицею методички частина може належати лише одному цілому в композиції, а `ЗбереженеСлово` вже є частиною `Користувач`: два суцільні ромби на одному класі роблять модель суперечливою. У випадку теми тест методички дає ще й пряму відповідь: видалення теми не видаляє слів, а переводить їх у службову тему «Різне» (`ON DELETE SET NULL`), і слово зазвичай спочатку існує без теми — нерозібрані слова є входом UC15. Композиція означала б, що словник не може містити негрупованих слів</w:t>
+            </w:r>
+          </w:p>
+        </w:tc>
+        <w:tc>
+          <w:tcPr>
+            <w:tcW w:type="dxa" w:w="3324"/>
+          </w:tcPr>
+          <w:p>
+            <w:pPr>
+              <w:jc w:val="center"/>
+            </w:pPr>
+            <w:r/>
+            <w:r>
+              <w:rPr>
+                <w:b w:val="0"/>
+                <w:sz w:val="22"/>
+              </w:rPr>
+              <w:t>Обидва звʼязки замінено на агрегації. Для теми це чиста агрегація з кратністю `0..1 — 0..*`, а службову тему відображено атрибутом `ТемаСловника.службова: Boolean`. Для матеріалу агрегацію лишено з кратністю `1 — 0..*` і з прямим зазначенням у Розділі 7 (рядок 10), що частина цілого не переживає й що ромб порожній лише через заборону двох композитів</w:t>
+            </w:r>
+          </w:p>
+        </w:tc>
+      </w:tr>
+      <w:tr>
+        <w:tc>
+          <w:tcPr>
+            <w:tcW w:type="dxa" w:w="3324"/>
+          </w:tcPr>
+          <w:p>
+            <w:pPr>
+              <w:jc w:val="center"/>
+            </w:pPr>
+            <w:r/>
+            <w:r>
+              <w:rPr>
+                <w:b w:val="0"/>
+                <w:sz w:val="22"/>
+              </w:rPr>
+              <w:t>Кратність `1` з боку «цілого» скрізь, де є зовнішній ключ. Чернетка поставила `1` у всіх вісьмох композиціях від `Користувач` і `1` з боку `ОцінкаРівня` в асоціації з `ВідомеСлово`</w:t>
+            </w:r>
+          </w:p>
+        </w:tc>
+        <w:tc>
+          <w:tcPr>
+            <w:tcW w:type="dxa" w:w="3324"/>
+          </w:tcPr>
+          <w:p>
+            <w:pPr>
+              <w:jc w:val="center"/>
+            </w:pPr>
+            <w:r/>
+            <w:r>
+              <w:rPr>
+                <w:b w:val="0"/>
+                <w:sz w:val="22"/>
+              </w:rPr>
+              <w:t>Обидві групи кратностей суперечать тому, як система справді працює. У схемі власник рядка nullable в налаштуваннях, історії матеріалів, словнику, профілі лексики й історії тестів: рядки, накопичені до появи входу, лишаються без власника. `1` тут означало б, що таких рядків не буває, — а вони є, і механізм їх привʼязки описаний окремо. З `ОцінкаРівня` ще гірше: `1` читалося б як «кожне відоме слово походить із тесту», тоді як `ПоходженняEnum` має значення «пряма відмітка користувача», і це типовий шлях слова в профіль (UC07 — самостійний варіант використання)</w:t>
+            </w:r>
+          </w:p>
+        </w:tc>
+        <w:tc>
+          <w:tcPr>
+            <w:tcW w:type="dxa" w:w="3324"/>
+          </w:tcPr>
+          <w:p>
+            <w:pPr>
+              <w:jc w:val="center"/>
+            </w:pPr>
+            <w:r/>
+            <w:r>
+              <w:rPr>
+                <w:b w:val="0"/>
+                <w:sz w:val="22"/>
+              </w:rPr>
+              <w:t>Виправлено на `0..1` у пʼяти композиціях із nullable власником і на `0..1` з боку `ОцінкаРівня`; там, де власник у схемі обовʼязковий (підписка, лічильники, теми словника), `1` збережено. Пояснення — у вступі Розділу 6, у таблиці відношень і примітками на діаграмі та на виді 1</w:t>
+            </w:r>
+          </w:p>
+        </w:tc>
+      </w:tr>
+      <w:tr>
+        <w:tc>
+          <w:tcPr>
+            <w:tcW w:type="dxa" w:w="3324"/>
+          </w:tcPr>
+          <w:p>
+            <w:pPr>
+              <w:jc w:val="center"/>
+            </w:pPr>
+            <w:r/>
+            <w:r>
+              <w:rPr>
+                <w:b w:val="0"/>
+                <w:sz w:val="22"/>
+              </w:rPr>
+              <w:t>Атрибути, яких у системі немає. Чернетка дописала `ОцінкаРівня.погрішність: Int` і `ЛічильникВикористання.id: UUID`, бо так «акуратніше»: у кожної сутності має бути `id`, а якщо в тексті згадано «± N слів», то це начебто поле</w:t>
+            </w:r>
+          </w:p>
+        </w:tc>
+        <w:tc>
+          <w:tcPr>
+            <w:tcW w:type="dxa" w:w="3324"/>
+          </w:tcPr>
+          <w:p>
+            <w:pPr>
+              <w:jc w:val="center"/>
+            </w:pPr>
+            <w:r/>
+            <w:r>
+              <w:rPr>
+                <w:b w:val="0"/>
+                <w:sz w:val="22"/>
+              </w:rPr>
+              <w:t>Фільтр 1 цієї ж роботи питає, чи система памʼятає значення. Похибка оцінки не зберігається: це фіксована константа дизайну («± 400 за базовою вибіркою, ± 200 після уточнення межі»), тобто похідне значення, а не стан. У лічильника витрат технічного ідентифікатора немає зовсім: рядок ідентифікується парою «день + вид витрати» в межах власника, що сам Розділ 6 і описує. Зайвий атрибут небезпечніший за відсутній: він обіцяє поле, якого ніхто не заповнює</w:t>
+            </w:r>
+          </w:p>
+        </w:tc>
+        <w:tc>
+          <w:tcPr>
+            <w:tcW w:type="dxa" w:w="3324"/>
+          </w:tcPr>
+          <w:p>
+            <w:pPr>
+              <w:jc w:val="center"/>
+            </w:pPr>
+            <w:r/>
+            <w:r>
+              <w:rPr>
+                <w:b w:val="0"/>
+                <w:sz w:val="22"/>
+              </w:rPr>
+              <w:t>`погрішність` прибрано з атрибутів і замінено методом `+ похибка(): Int` — похідне значення. У `ЛічильникВикористання` знято `id`, а `день` і `вид` позначено стандартним UML-модифікатором `{id}` як ідентифікуючу пару; примітка на діаграмі це пояснює</w:t>
+            </w:r>
+          </w:p>
+        </w:tc>
+      </w:tr>
+      <w:tr>
+        <w:tc>
+          <w:tcPr>
+            <w:tcW w:type="dxa" w:w="3324"/>
+          </w:tcPr>
+          <w:p>
+            <w:pPr>
+              <w:jc w:val="center"/>
+            </w:pPr>
+            <w:r/>
+            <w:r>
+              <w:rPr>
+                <w:b w:val="0"/>
+                <w:sz w:val="22"/>
+              </w:rPr>
+              <w:t>`ДжерелоСубтитрів` — абстрактний клас, а `ДжерелоСубтитрівYouTube` — його нащадок через узагальнення. Чернетка не розрізнила реалізацію й спадкування</w:t>
+            </w:r>
+          </w:p>
+        </w:tc>
+        <w:tc>
+          <w:tcPr>
+            <w:tcW w:type="dxa" w:w="3324"/>
+          </w:tcPr>
+          <w:p>
+            <w:pPr>
+              <w:jc w:val="center"/>
+            </w:pPr>
+            <w:r/>
+            <w:r>
+              <w:rPr>
+                <w:b w:val="0"/>
+                <w:sz w:val="22"/>
+              </w:rPr>
+              <w:t>Трьох реалізацій не обʼєднує жодне спільне поле: одна працює з мережевим запитом до платформи, друга — із завантаженим файлом `.srt`, третя — з чергою розпізнавання. Спільним є лише контракт, а підстановку виконує фабрика за платформою — це Strategy, а не ієрархія типів. Абстрактний клас тут нав'язав би нащадкам стан, якого в них немає, і зламав би можливість додати адаптер нової платформи без зміни предка</w:t>
+            </w:r>
+          </w:p>
+        </w:tc>
+        <w:tc>
+          <w:tcPr>
+            <w:tcW w:type="dxa" w:w="3324"/>
+          </w:tcPr>
+          <w:p>
+            <w:pPr>
+              <w:jc w:val="center"/>
+            </w:pPr>
+            <w:r/>
+            <w:r>
+              <w:rPr>
+                <w:b w:val="0"/>
+                <w:sz w:val="22"/>
+              </w:rPr>
+              <w:t>Оголошено `interface ДжерелоСубтитрів` з шістьма операціями; звʼязки замінено на реалізацію (`◁┈`); додано `ФабрикаДжерелСубтитрів` із залежністю `&lt;&lt;create&gt;&gt;`. Абстрактним класом у моделі лишився `Матеріал`, де спільний стан справді є</w:t>
+            </w:r>
+          </w:p>
+        </w:tc>
+      </w:tr>
+      <w:tr>
+        <w:tc>
+          <w:tcPr>
+            <w:tcW w:type="dxa" w:w="3324"/>
+          </w:tcPr>
+          <w:p>
+            <w:pPr>
+              <w:jc w:val="center"/>
+            </w:pPr>
+            <w:r/>
+            <w:r>
+              <w:rPr>
+                <w:b w:val="0"/>
+                <w:sz w:val="22"/>
+              </w:rPr>
+              <w:t>Клас-процеси замість сутностей: `МенеджерСловника`, `СервісПерекладу`, `КонтролерЧиталки`, `ОбробникПідписки`. Чернетка видала їх із повними наборами методів</w:t>
+            </w:r>
+          </w:p>
+        </w:tc>
+        <w:tc>
+          <w:tcPr>
+            <w:tcW w:type="dxa" w:w="3324"/>
+          </w:tcPr>
+          <w:p>
+            <w:pPr>
+              <w:jc w:val="center"/>
+            </w:pPr>
+            <w:r/>
+            <w:r>
+              <w:rPr>
+                <w:b w:val="0"/>
+                <w:sz w:val="22"/>
+              </w:rPr>
+              <w:t>Жоден із них не має стану, який система памʼятає між сеансами, — отже, на діаграмі класів предметної області їм не місце. Це функціональна декомпозиція, замаскована під модель даних: вона робить діаграму більшою, але не додає жодного факту про предметну область. Їхнє правильне місце — діаграма компонентів ЛР3</w:t>
+            </w:r>
+          </w:p>
+        </w:tc>
+        <w:tc>
+          <w:tcPr>
+            <w:tcW w:type="dxa" w:w="3324"/>
+          </w:tcPr>
+          <w:p>
+            <w:pPr>
+              <w:jc w:val="center"/>
+            </w:pPr>
+            <w:r/>
+            <w:r>
+              <w:rPr>
+                <w:b w:val="0"/>
+                <w:sz w:val="22"/>
+              </w:rPr>
+              <w:t>Усі чотири прибрано; їхню поведінку роздано сутностям як методи (`ЗбереженеСлово.схожіЗаЗмістом()`, `Транскрипт.перекласти()`, `Документ.сторінка()`, `Підписка.стеля()`), а самі назви перенесено в перелік майбутніх компонентів ЛР3</w:t>
+            </w:r>
+          </w:p>
+        </w:tc>
+      </w:tr>
+    </w:tbl>
+    <w:p>
+      <w:pPr>
+        <w:spacing w:after="80"/>
+      </w:pPr>
+    </w:p>
+    <w:p>
+      <w:pPr>
+        <w:spacing w:after="120"/>
+        <w:jc w:val="both"/>
+      </w:pPr>
+      <w:r>
+        <w:rPr>
+          <w:b/>
+          <w:sz w:val="28"/>
+        </w:rPr>
+        <w:t>Висновок:</w:t>
+      </w:r>
+      <w:r>
+        <w:rPr>
+          <w:sz w:val="28"/>
+        </w:rPr>
+        <w:t xml:space="preserve"> чернетка ШІ дала корисний чорновий перелік сутностей за кілька хвилин, але жодне з шести виправлень не вимагало знання UML — усі шість вимагали знання саме цього сервісу та його схеми даних. Три помилки з шести — про той самий нахил: усе зробити частиною користувача (зайві композиції, два суцільні ромби на одному класі, кратність </w:t>
+      </w:r>
+      <w:r>
+        <w:rPr>
+          <w:rFonts w:ascii="Courier New" w:hAnsi="Courier New"/>
+          <w:sz w:val="22"/>
+        </w:rPr>
+        <w:t>1</w:t>
+      </w:r>
+      <w:r>
+        <w:rPr>
+          <w:sz w:val="28"/>
+        </w:rPr>
+        <w:t xml:space="preserve"> з боку власника). Найнебезпечнішою виявилася не плутанина агрегації з композицією, яку видно за тестом методички, а саме кратність: вона виглядає бездоганно й суперечить системі лише тоді, коли звірити її з конкретною колонкою схеми.</w:t>
+      </w:r>
+    </w:p>
+    <w:p>
+      <w:pPr>
+        <w:spacing w:before="240" w:after="120"/>
+      </w:pPr>
+      <w:r>
+        <w:rPr>
+          <w:b/>
+          <w:sz w:val="28"/>
+        </w:rPr>
+        <w:t>Висновки</w:t>
+      </w:r>
+    </w:p>
+    <w:p>
+      <w:pPr>
+        <w:spacing w:after="120"/>
+        <w:jc w:val="both"/>
+      </w:pPr>
+      <w:r>
+        <w:rPr>
+          <w:sz w:val="28"/>
+        </w:rPr>
+        <w:t xml:space="preserve">У роботі побудовано діаграму класів предметної області «Півот» — вебсервісу й браузерного розширення для вивчення іноземної мови на основі власного контенту користувача. Діаграма містить 23 елементи: 17 основних класів предметної області (серед них обовʼязковий абстрактний клас </w:t>
+      </w:r>
+      <w:r>
+        <w:rPr>
+          <w:rFonts w:ascii="Courier New" w:hAnsi="Courier New"/>
+          <w:sz w:val="22"/>
+        </w:rPr>
+        <w:t>Матеріал</w:t>
+      </w:r>
+      <w:r>
+        <w:rPr>
+          <w:sz w:val="28"/>
+        </w:rPr>
+        <w:t xml:space="preserve">), один резервний клас </w:t>
+      </w:r>
+      <w:r>
+        <w:rPr>
+          <w:rFonts w:ascii="Courier New" w:hAnsi="Courier New"/>
+          <w:sz w:val="22"/>
+        </w:rPr>
+        <w:t>ПереказДоріжки</w:t>
+      </w:r>
+      <w:r>
+        <w:rPr>
+          <w:sz w:val="28"/>
+        </w:rPr>
+        <w:t xml:space="preserve">, два інтерфейси </w:t>
+      </w:r>
+      <w:r>
+        <w:rPr>
+          <w:rFonts w:ascii="Courier New" w:hAnsi="Courier New"/>
+          <w:sz w:val="22"/>
+        </w:rPr>
+        <w:t>ДжерелоСубтитрів</w:t>
+      </w:r>
+      <w:r>
+        <w:rPr>
+          <w:sz w:val="28"/>
+        </w:rPr>
+        <w:t xml:space="preserve"> і </w:t>
+      </w:r>
+      <w:r>
+        <w:rPr>
+          <w:rFonts w:ascii="Courier New" w:hAnsi="Courier New"/>
+          <w:sz w:val="22"/>
+        </w:rPr>
+        <w:t>ПарсерДокумента</w:t>
+      </w:r>
+      <w:r>
+        <w:rPr>
+          <w:sz w:val="28"/>
+        </w:rPr>
+        <w:t>, два класи-реалізації та одну фабрику. Кожен із 21 класу має щонайменше три атрибути з явною видимістю й типом і щонайменше два методи; усього на діаграмі 106 атрибутів і 73 операції, що втричі перевищує мінімум методички в 6–8 класів. Оскільки повна діаграма на аркуші читається погано, додатково побудовано три часткові види: види 1 і 2 — точні підмножини повної діаграми, вид 3 — підмножина плюс чотири сірі класи реалізацій, які прямо названо такими, що в модель не входять.</w:t>
+      </w:r>
+    </w:p>
+    <w:p>
+      <w:pPr>
+        <w:spacing w:after="120"/>
+        <w:jc w:val="both"/>
+      </w:pPr>
+      <w:r>
+        <w:rPr>
+          <w:sz w:val="28"/>
+        </w:rPr>
+        <w:t xml:space="preserve">Представлено всі пʼять типів відношень із теоретичної частини: девʼять композицій, дві агрегації, сім асоціацій з явною множинністю обох кінців, два узагальнення й дві реалізації інтерфейсу, а також чотири залежності, три з них зі стереотипом </w:t>
+      </w:r>
+      <w:r>
+        <w:rPr>
+          <w:rFonts w:ascii="Courier New" w:hAnsi="Courier New"/>
+          <w:sz w:val="22"/>
+        </w:rPr>
+        <w:t>&lt;&lt;create&gt;&gt;</w:t>
+      </w:r>
+      <w:r>
+        <w:rPr>
+          <w:sz w:val="28"/>
+        </w:rPr>
+        <w:t xml:space="preserve"> — разом 26 звʼязків. Кожне з одинадцяти відношень «ціле-частина» обґрунтовано письмово за тестом розділу 1.2.5 методички, і одне з одинадцяти свідомо лишено як видиме розходження: </w:t>
+      </w:r>
+      <w:r>
+        <w:rPr>
+          <w:rFonts w:ascii="Courier New" w:hAnsi="Courier New"/>
+          <w:sz w:val="22"/>
+        </w:rPr>
+        <w:t>Матеріал ◇ ЗбереженеСлово</w:t>
+      </w:r>
+      <w:r>
+        <w:rPr>
+          <w:sz w:val="28"/>
+        </w:rPr>
+        <w:t xml:space="preserve"> за першим критерієм було б композицією, бо видалення матеріалу справді забирає і слова, і їхні розписання, але композит у частини може бути лише один, і моделлю ним обрано </w:t>
+      </w:r>
+      <w:r>
+        <w:rPr>
+          <w:rFonts w:ascii="Courier New" w:hAnsi="Courier New"/>
+          <w:sz w:val="22"/>
+        </w:rPr>
+        <w:t>Користувач</w:t>
+      </w:r>
+      <w:r>
+        <w:rPr>
+          <w:sz w:val="28"/>
+        </w:rPr>
+        <w:t>. Це розходження не приховано, а описано в Розділі 7 і приміткою просто на звʼязку.</w:t>
+      </w:r>
+    </w:p>
+    <w:p>
+      <w:pPr>
+        <w:spacing w:after="120"/>
+        <w:jc w:val="both"/>
+      </w:pPr>
+      <w:r>
+        <w:rPr>
+          <w:sz w:val="28"/>
+        </w:rPr>
+        <w:t xml:space="preserve">Окремо перевірено кратності, бо саме в них найлегше збрехати непомітно. Пʼять композицій від </w:t>
+      </w:r>
+      <w:r>
+        <w:rPr>
+          <w:rFonts w:ascii="Courier New" w:hAnsi="Courier New"/>
+          <w:sz w:val="22"/>
+        </w:rPr>
+        <w:t>Користувач</w:t>
+      </w:r>
+      <w:r>
+        <w:rPr>
+          <w:sz w:val="28"/>
+        </w:rPr>
+        <w:t xml:space="preserve"> мають з боку власника </w:t>
+      </w:r>
+      <w:r>
+        <w:rPr>
+          <w:rFonts w:ascii="Courier New" w:hAnsi="Courier New"/>
+          <w:sz w:val="22"/>
+        </w:rPr>
+        <w:t>0..1</w:t>
+      </w:r>
+      <w:r>
+        <w:rPr>
+          <w:sz w:val="28"/>
+        </w:rPr>
+        <w:t xml:space="preserve">, а не </w:t>
+      </w:r>
+      <w:r>
+        <w:rPr>
+          <w:rFonts w:ascii="Courier New" w:hAnsi="Courier New"/>
+          <w:sz w:val="22"/>
+        </w:rPr>
+        <w:t>1</w:t>
+      </w:r>
+      <w:r>
+        <w:rPr>
+          <w:sz w:val="28"/>
+        </w:rPr>
+        <w:t xml:space="preserve">: у схемі рядок може бути ще не привʼязаним до акаунта, і нуль позначає цей перехідний стан. Там, де власник обовʼязковий, збережено </w:t>
+      </w:r>
+      <w:r>
+        <w:rPr>
+          <w:rFonts w:ascii="Courier New" w:hAnsi="Courier New"/>
+          <w:sz w:val="22"/>
+        </w:rPr>
+        <w:t>1</w:t>
+      </w:r>
+      <w:r>
+        <w:rPr>
+          <w:sz w:val="28"/>
+        </w:rPr>
+        <w:t xml:space="preserve">. Агрегація від </w:t>
+      </w:r>
+      <w:r>
+        <w:rPr>
+          <w:rFonts w:ascii="Courier New" w:hAnsi="Courier New"/>
+          <w:sz w:val="22"/>
+        </w:rPr>
+        <w:t>Матеріал</w:t>
+      </w:r>
+      <w:r>
+        <w:rPr>
+          <w:sz w:val="28"/>
+        </w:rPr>
+        <w:t xml:space="preserve"> має кратність </w:t>
+      </w:r>
+      <w:r>
+        <w:rPr>
+          <w:rFonts w:ascii="Courier New" w:hAnsi="Courier New"/>
+          <w:sz w:val="22"/>
+        </w:rPr>
+        <w:t>1</w:t>
+      </w:r>
+      <w:r>
+        <w:rPr>
+          <w:sz w:val="28"/>
+        </w:rPr>
+        <w:t xml:space="preserve">, бо картка слова без матеріалу не створюється взагалі. Асоціація </w:t>
+      </w:r>
+      <w:r>
+        <w:rPr>
+          <w:rFonts w:ascii="Courier New" w:hAnsi="Courier New"/>
+          <w:sz w:val="22"/>
+        </w:rPr>
+        <w:t>ОцінкаРівня — ВідомеСлово</w:t>
+      </w:r>
+      <w:r>
+        <w:rPr>
+          <w:sz w:val="28"/>
+        </w:rPr>
+        <w:t xml:space="preserve"> має </w:t>
+      </w:r>
+      <w:r>
+        <w:rPr>
+          <w:rFonts w:ascii="Courier New" w:hAnsi="Courier New"/>
+          <w:sz w:val="22"/>
+        </w:rPr>
+        <w:t>0..1</w:t>
+      </w:r>
+      <w:r>
+        <w:rPr>
+          <w:sz w:val="28"/>
+        </w:rPr>
+        <w:t xml:space="preserve"> з боку оцінки, бо слово, позначене відомим вручну, з жодного тесту не походить. Кожне з цих рішень читається з моделі й перевіряється одним питанням до схеми даних.</w:t>
+      </w:r>
+    </w:p>
+    <w:p>
+      <w:pPr>
+        <w:spacing w:after="120"/>
+        <w:jc w:val="both"/>
+      </w:pPr>
+      <w:r>
+        <w:rPr>
+          <w:sz w:val="28"/>
+        </w:rPr>
+        <w:t xml:space="preserve">Головним змістовним результатом роботи є не сама діаграма, а три рішення, які вона зробила видимими. Перше — абстрактний клас </w:t>
+      </w:r>
+      <w:r>
+        <w:rPr>
+          <w:rFonts w:ascii="Courier New" w:hAnsi="Courier New"/>
+          <w:sz w:val="22"/>
+        </w:rPr>
+        <w:t>Матеріал</w:t>
+      </w:r>
+      <w:r>
+        <w:rPr>
+          <w:sz w:val="28"/>
+        </w:rPr>
+        <w:t xml:space="preserve"> з абстрактним методом </w:t>
+      </w:r>
+      <w:r>
+        <w:rPr>
+          <w:rFonts w:ascii="Courier New" w:hAnsi="Courier New"/>
+          <w:sz w:val="22"/>
+        </w:rPr>
+        <w:t>джерелоТексту()</w:t>
+      </w:r>
+      <w:r>
+        <w:rPr>
+          <w:sz w:val="28"/>
+        </w:rPr>
+        <w:t xml:space="preserve">: він дозволяє оцінці зрозумілості, збереженню слова й розбору речення працювати однаково з відео й з документом, тому ці сценарії не довелося описувати двічі; нащадків рівно два, бо нащадок зʼявляється там, де відрізняється реалізація цього методу, а стаття за посиланням дає той самий текст, що й файл. Друге — інтерфейс </w:t>
+      </w:r>
+      <w:r>
+        <w:rPr>
+          <w:rFonts w:ascii="Courier New" w:hAnsi="Courier New"/>
+          <w:sz w:val="22"/>
+        </w:rPr>
+        <w:t>ДжерелоСубтитрів</w:t>
+      </w:r>
+      <w:r>
+        <w:rPr>
+          <w:sz w:val="28"/>
+        </w:rPr>
+        <w:t xml:space="preserve"> із фабрикою: він перетворює обмеження «лише YouTube» з вимушеного спрощення на архітектурне рішення про межі роботи, бо нова платформа підключається реалізацією контракту, а не зміною оверлея. Третє — шість класів-довідників без власника: відсутність у них будь-якого звʼязку з </w:t>
+      </w:r>
+      <w:r>
+        <w:rPr>
+          <w:rFonts w:ascii="Courier New" w:hAnsi="Courier New"/>
+          <w:sz w:val="22"/>
+        </w:rPr>
+        <w:t>Користувач</w:t>
+      </w:r>
+      <w:r>
+        <w:rPr>
+          <w:sz w:val="28"/>
+        </w:rPr>
+        <w:t xml:space="preserve"> одночасно забезпечує приватність (з даних неможливо відновити, хто що дивився) і економію на двох найдорожчих операціях — розпізнаванні мовлення й перекладі доріжки.</w:t>
+      </w:r>
+    </w:p>
+    <w:p>
+      <w:pPr>
+        <w:spacing w:after="120"/>
+        <w:jc w:val="both"/>
+      </w:pPr>
+      <w:r>
+        <w:rPr>
+          <w:sz w:val="28"/>
+        </w:rPr>
         <w:t xml:space="preserve">Узгодженість із Лабораторною роботою №1 перевірено в трьох зрізах. Усі 18 варіантів використання дістали класи, причому жоден не трасується на клас, відсутній на оцінюваній діаграмі, і всі чотири платні варіанти використання однаково трасуються на гейт </w:t>
       </w:r>
       <w:r>
@@ -20135,6 +24136,213 @@
           <w:sz w:val="28"/>
         </w:rPr>
         <w:t xml:space="preserve"> уже містять готові набори станів для діаграм станів картки слова й роботи з розпізнавання мовлення, а фактичну, неповну відповідність пакетів класів до восьми компонентів ЛР3 наведено в Розділі 8.4.</w:t>
+      </w:r>
+    </w:p>
+    <w:p>
+      <w:pPr>
+        <w:spacing w:after="120"/>
+        <w:jc w:val="both"/>
+      </w:pPr>
+      <w:r>
+        <w:rPr>
+          <w:sz w:val="28"/>
+        </w:rPr>
+        <w:t>Модель довелося уточнити вже за результатами двох наступних робіт, і Розділ 9 описує це уточнення повністю. Діаграма станів ЛР5 і комплект діаграм послідовності ЛР6 разом назвали 61 позицію, якої в ЛР2 не було; після розбору чотирнадцять із них виявилися справжніми прогалинами доменної моделі й закриті дванадцятьма доповненнями до вже наявних класів (дві позиції збіглися, бо виведені двома роботами незалежно) — це десять операцій (</w:t>
+      </w:r>
+      <w:r>
+        <w:rPr>
+          <w:rFonts w:ascii="Courier New" w:hAnsi="Courier New"/>
+          <w:sz w:val="22"/>
+        </w:rPr>
+        <w:t>ЗбереженеСлово.створити()</w:t>
+      </w:r>
+      <w:r>
+        <w:rPr>
+          <w:sz w:val="28"/>
+        </w:rPr>
+        <w:t xml:space="preserve">, </w:t>
+      </w:r>
+      <w:r>
+        <w:rPr>
+          <w:rFonts w:ascii="Courier New" w:hAnsi="Courier New"/>
+          <w:sz w:val="22"/>
+        </w:rPr>
+        <w:t>зарахуватиДоЗнайомих()</w:t>
+      </w:r>
+      <w:r>
+        <w:rPr>
+          <w:sz w:val="28"/>
+        </w:rPr>
+        <w:t xml:space="preserve">, </w:t>
+      </w:r>
+      <w:r>
+        <w:rPr>
+          <w:rFonts w:ascii="Courier New" w:hAnsi="Courier New"/>
+          <w:sz w:val="22"/>
+        </w:rPr>
+        <w:t>позначитиВідомим()</w:t>
+      </w:r>
+      <w:r>
+        <w:rPr>
+          <w:sz w:val="28"/>
+        </w:rPr>
+        <w:t xml:space="preserve">, </w:t>
+      </w:r>
+      <w:r>
+        <w:rPr>
+          <w:rFonts w:ascii="Courier New" w:hAnsi="Courier New"/>
+          <w:sz w:val="22"/>
+        </w:rPr>
+        <w:t>видалити()</w:t>
+      </w:r>
+      <w:r>
+        <w:rPr>
+          <w:sz w:val="28"/>
+        </w:rPr>
+        <w:t xml:space="preserve">; </w:t>
+      </w:r>
+      <w:r>
+        <w:rPr>
+          <w:rFonts w:ascii="Courier New" w:hAnsi="Courier New"/>
+          <w:sz w:val="22"/>
+        </w:rPr>
+        <w:t>СтанПовторення.короткийКрок()</w:t>
+      </w:r>
+      <w:r>
+        <w:rPr>
+          <w:sz w:val="28"/>
+        </w:rPr>
+        <w:t xml:space="preserve">, </w:t>
+      </w:r>
+      <w:r>
+        <w:rPr>
+          <w:rFonts w:ascii="Courier New" w:hAnsi="Courier New"/>
+          <w:sz w:val="22"/>
+        </w:rPr>
+        <w:t>відкласти()</w:t>
+      </w:r>
+      <w:r>
+        <w:rPr>
+          <w:sz w:val="28"/>
+        </w:rPr>
+        <w:t xml:space="preserve">, </w:t>
+      </w:r>
+      <w:r>
+        <w:rPr>
+          <w:rFonts w:ascii="Courier New" w:hAnsi="Courier New"/>
+          <w:sz w:val="22"/>
+        </w:rPr>
+        <w:t>продовжити()</w:t>
+      </w:r>
+      <w:r>
+        <w:rPr>
+          <w:sz w:val="28"/>
+        </w:rPr>
+        <w:t xml:space="preserve">; </w:t>
+      </w:r>
+      <w:r>
+        <w:rPr>
+          <w:rFonts w:ascii="Courier New" w:hAnsi="Courier New"/>
+          <w:sz w:val="22"/>
+        </w:rPr>
+        <w:t>КешПерекладу.зберегти()</w:t>
+      </w:r>
+      <w:r>
+        <w:rPr>
+          <w:sz w:val="28"/>
+        </w:rPr>
+        <w:t xml:space="preserve">, </w:t>
+      </w:r>
+      <w:r>
+        <w:rPr>
+          <w:rFonts w:ascii="Courier New" w:hAnsi="Courier New"/>
+          <w:sz w:val="22"/>
+        </w:rPr>
+        <w:t>КешПояснень.зберегти()</w:t>
+      </w:r>
+      <w:r>
+        <w:rPr>
+          <w:sz w:val="28"/>
+        </w:rPr>
+        <w:t xml:space="preserve">, </w:t>
+      </w:r>
+      <w:r>
+        <w:rPr>
+          <w:rFonts w:ascii="Courier New" w:hAnsi="Courier New"/>
+          <w:sz w:val="22"/>
+        </w:rPr>
+        <w:t>ДжерелоСубтитрівYouTube.прийнятиДоріжку()</w:t>
+      </w:r>
+      <w:r>
+        <w:rPr>
+          <w:sz w:val="28"/>
+        </w:rPr>
+        <w:t>) і дві позиції щодо перелічуваних типів (</w:t>
+      </w:r>
+      <w:r>
+        <w:rPr>
+          <w:rFonts w:ascii="Courier New" w:hAnsi="Courier New"/>
+          <w:sz w:val="22"/>
+        </w:rPr>
+        <w:t>СтанEnum.відкладена</w:t>
+      </w:r>
+      <w:r>
+        <w:rPr>
+          <w:sz w:val="28"/>
+        </w:rPr>
+        <w:t xml:space="preserve"> та склад типу </w:t>
+      </w:r>
+      <w:r>
+        <w:rPr>
+          <w:rFonts w:ascii="Courier New" w:hAnsi="Courier New"/>
+          <w:sz w:val="22"/>
+        </w:rPr>
+        <w:t>РезультатВправи</w:t>
+      </w:r>
+      <w:r>
+        <w:rPr>
+          <w:sz w:val="28"/>
+        </w:rPr>
+        <w:t xml:space="preserve">). Через це кількість операцій на діаграмі зросла з 63 до 73, а кількість звʼязків — з 25 до 26: дві з доданих операцій повертають обʼєкт </w:t>
+      </w:r>
+      <w:r>
+        <w:rPr>
+          <w:rFonts w:ascii="Courier New" w:hAnsi="Courier New"/>
+          <w:sz w:val="22"/>
+        </w:rPr>
+        <w:t>ВідомеСлово</w:t>
+      </w:r>
+      <w:r>
+        <w:rPr>
+          <w:sz w:val="28"/>
+        </w:rPr>
+        <w:t xml:space="preserve">, тому за конвенцією моделі до діаграми додано залежність </w:t>
+      </w:r>
+      <w:r>
+        <w:rPr>
+          <w:rFonts w:ascii="Courier New" w:hAnsi="Courier New"/>
+          <w:sz w:val="22"/>
+        </w:rPr>
+        <w:t>ЗбереженеСлово ..&gt; ВідомеСлово : &lt;&lt;create&gt;&gt;</w:t>
+      </w:r>
+      <w:r>
+        <w:rPr>
+          <w:sz w:val="28"/>
+        </w:rPr>
+        <w:t xml:space="preserve">. Кількість елементів (23) і атрибутів (106) не змінилася зовсім: жодного нового класу створювати не довелося. Решту 46 позицій свідомо лишено поза діаграмою, бо вони описують керівні й межові класи рівня проєктування, яким у моделі предметної області не місце, а ще одну — геттер </w:t>
+      </w:r>
+      <w:r>
+        <w:rPr>
+          <w:rFonts w:ascii="Courier New" w:hAnsi="Courier New"/>
+          <w:sz w:val="22"/>
+        </w:rPr>
+        <w:t>отриматиСтан()</w:t>
+      </w:r>
+      <w:r>
+        <w:rPr>
+          <w:sz w:val="28"/>
+        </w:rPr>
+        <w:t xml:space="preserve"> — визнано непотрібною, бо відповідний атрибут оголошений публічним. Це і є головний підсумок перевірки: прогалин у ЛР2 було мало й усі вони дрібні, а масова відсутність відповідників у ЛР6 виявилася не дефектом, а підтвердженням, що межу «доменна модель проти моделі проєктування» ця робота провела правильно ще в Розділі 2.3.</w:t>
       </w:r>
     </w:p>
     <w:sectPr>
